--- a/data/revised_2026-10_full/tracked/v2/Chemistry/SS1.5_Periodicity/Chemistry_Periodicity_CBE_LessonSequence_TRACKED.docx
+++ b/data/revised_2026-10_full/tracked/v2/Chemistry/SS1.5_Periodicity/Chemistry_Periodicity_CBE_LessonSequence_TRACKED.docx
@@ -440,7 +440,7 @@
               </w:rPr>
               <w:t xml:space="preserve">7 lessons (</w:t>
             </w:r>
-            <w:del w:id="9001" w:author="Claude (AI) - proposed" w:date="2026-10-15T03:01:10Z">
+            <w:del w:id="9001" w:author="Claude (AI) - proposed" w:date="2026-10-18T00:26:51Z">
               <w:r>
                 <w:rPr>
                   <w:rFonts w:ascii="Arial" w:cs="Arial" w:eastAsia="Arial" w:hAnsi="Arial"/>
@@ -455,7 +455,7 @@
                 <w:delText xml:space="preserve">approximately 14</w:delText>
               </w:r>
             </w:del>
-            <w:ins w:id="9002" w:author="Claude (AI) - proposed" w:date="2026-10-15T03:01:10Z">
+            <w:ins w:id="9002" w:author="Claude (AI) - proposed" w:date="2026-10-18T00:26:51Z">
               <w:r>
                 <w:rPr>
                   <w:rFonts w:ascii="Arial" w:cs="Arial" w:eastAsia="Arial" w:hAnsi="Arial"/>
@@ -483,7 +483,7 @@
               </w:rPr>
               <w:t xml:space="preserve"> periods × 40 minutes = </w:t>
             </w:r>
-            <w:del w:id="9003" w:author="Claude (AI) - proposed" w:date="2026-10-15T03:01:10Z">
+            <w:del w:id="9003" w:author="Claude (AI) - proposed" w:date="2026-10-18T00:26:51Z">
               <w:r>
                 <w:rPr>
                   <w:rFonts w:ascii="Arial" w:cs="Arial" w:eastAsia="Arial" w:hAnsi="Arial"/>
@@ -498,7 +498,7 @@
                 <w:delText xml:space="preserve">560</w:delText>
               </w:r>
             </w:del>
-            <w:ins w:id="9004" w:author="Claude (AI) - proposed" w:date="2026-10-15T03:01:10Z">
+            <w:ins w:id="9004" w:author="Claude (AI) - proposed" w:date="2026-10-18T00:26:51Z">
               <w:r>
                 <w:rPr>
                   <w:rFonts w:ascii="Arial" w:cs="Arial" w:eastAsia="Arial" w:hAnsi="Arial"/>
@@ -990,7 +990,7 @@
               </w:rPr>
               <w:t xml:space="preserve">–  Communication and Collaboration: </w:t>
             </w:r>
-            <w:del w:id="9005" w:author="Claude (AI) - proposed" w:date="2026-10-15T03:01:10Z">
+            <w:del w:id="9005" w:author="Claude (AI) - proposed" w:date="2026-10-18T00:26:51Z">
               <w:r>
                 <w:rPr>
                   <w:rFonts w:ascii="Arial" w:cs="Arial" w:eastAsia="Arial" w:hAnsi="Arial"/>
@@ -1005,7 +1005,7 @@
                 <w:delText xml:space="preserve">The</w:delText>
               </w:r>
             </w:del>
-            <w:ins w:id="9006" w:author="Claude (AI) - proposed" w:date="2026-10-15T03:01:10Z">
+            <w:ins w:id="9006" w:author="Claude (AI) - proposed" w:date="2026-10-18T00:26:51Z">
               <w:r>
                 <w:rPr>
                   <w:rFonts w:ascii="Arial" w:cs="Arial" w:eastAsia="Arial" w:hAnsi="Arial"/>
@@ -1033,7 +1033,7 @@
               </w:rPr>
               <w:t xml:space="preserve"> learner discusses in groups</w:t>
             </w:r>
-            <w:ins w:id="9007" w:author="Claude (AI) - proposed" w:date="2026-10-15T03:01:10Z">
+            <w:ins w:id="9007" w:author="Claude (AI) - proposed" w:date="2026-10-18T00:26:51Z">
               <w:r>
                 <w:rPr>
                   <w:rFonts w:ascii="Arial" w:cs="Arial" w:eastAsia="Arial" w:hAnsi="Arial"/>
@@ -1061,7 +1061,7 @@
               </w:rPr>
               <w:t xml:space="preserve"> the trends in physical properties of elements in </w:t>
             </w:r>
-            <w:del w:id="9008" w:author="Claude (AI) - proposed" w:date="2026-10-15T03:01:10Z">
+            <w:del w:id="9008" w:author="Claude (AI) - proposed" w:date="2026-10-18T00:26:51Z">
               <w:r>
                 <w:rPr>
                   <w:rFonts w:ascii="Arial" w:cs="Arial" w:eastAsia="Arial" w:hAnsi="Arial"/>
@@ -1076,7 +1076,7 @@
                 <w:delText xml:space="preserve">groups</w:delText>
               </w:r>
             </w:del>
-            <w:ins w:id="9009" w:author="Claude (AI) - proposed" w:date="2026-10-15T03:01:10Z">
+            <w:ins w:id="9009" w:author="Claude (AI) - proposed" w:date="2026-10-18T00:26:51Z">
               <w:r>
                 <w:rPr>
                   <w:rFonts w:ascii="Arial" w:cs="Arial" w:eastAsia="Arial" w:hAnsi="Arial"/>
@@ -1104,7 +1104,7 @@
               </w:rPr>
               <w:t xml:space="preserve"> I, II, VII and VIII</w:t>
             </w:r>
-            <w:del w:id="9010" w:author="Claude (AI) - proposed" w:date="2026-10-15T03:01:10Z">
+            <w:del w:id="9010" w:author="Claude (AI) - proposed" w:date="2026-10-18T00:26:51Z">
               <w:r>
                 <w:rPr>
                   <w:rFonts w:ascii="Arial" w:cs="Arial" w:eastAsia="Arial" w:hAnsi="Arial"/>
@@ -1152,7 +1152,7 @@
               </w:rPr>
               <w:t xml:space="preserve">–  Self-efficacy: </w:t>
             </w:r>
-            <w:del w:id="9011" w:author="Claude (AI) - proposed" w:date="2026-10-15T03:01:10Z">
+            <w:del w:id="9011" w:author="Claude (AI) - proposed" w:date="2026-10-18T00:26:51Z">
               <w:r>
                 <w:rPr>
                   <w:rFonts w:ascii="Arial" w:cs="Arial" w:eastAsia="Arial" w:hAnsi="Arial"/>
@@ -1167,7 +1167,7 @@
                 <w:delText xml:space="preserve">The</w:delText>
               </w:r>
             </w:del>
-            <w:ins w:id="9012" w:author="Claude (AI) - proposed" w:date="2026-10-15T03:01:10Z">
+            <w:ins w:id="9012" w:author="Claude (AI) - proposed" w:date="2026-10-18T00:26:51Z">
               <w:r>
                 <w:rPr>
                   <w:rFonts w:ascii="Arial" w:cs="Arial" w:eastAsia="Arial" w:hAnsi="Arial"/>
@@ -1195,7 +1195,7 @@
               </w:rPr>
               <w:t xml:space="preserve"> learner confidently communicates the uses of selected elements while making presentations in plenary</w:t>
             </w:r>
-            <w:del w:id="9013" w:author="Claude (AI) - proposed" w:date="2026-10-15T03:01:10Z">
+            <w:del w:id="9013" w:author="Claude (AI) - proposed" w:date="2026-10-18T00:26:51Z">
               <w:r>
                 <w:rPr>
                   <w:rFonts w:ascii="Arial" w:cs="Arial" w:eastAsia="Arial" w:hAnsi="Arial"/>
@@ -1243,7 +1243,7 @@
               </w:rPr>
               <w:t xml:space="preserve">–  Learning to </w:t>
             </w:r>
-            <w:del w:id="9014" w:author="Claude (AI) - proposed" w:date="2026-10-15T03:01:10Z">
+            <w:del w:id="9014" w:author="Claude (AI) - proposed" w:date="2026-10-18T00:26:51Z">
               <w:r>
                 <w:rPr>
                   <w:rFonts w:ascii="Arial" w:cs="Arial" w:eastAsia="Arial" w:hAnsi="Arial"/>
@@ -1258,7 +1258,7 @@
                 <w:delText xml:space="preserve">Learn</w:delText>
               </w:r>
             </w:del>
-            <w:ins w:id="9015" w:author="Claude (AI) - proposed" w:date="2026-10-15T03:01:10Z">
+            <w:ins w:id="9015" w:author="Claude (AI) - proposed" w:date="2026-10-18T00:26:51Z">
               <w:r>
                 <w:rPr>
                   <w:rFonts w:ascii="Arial" w:cs="Arial" w:eastAsia="Arial" w:hAnsi="Arial"/>
@@ -1286,7 +1286,7 @@
               </w:rPr>
               <w:t xml:space="preserve">: The learner independently </w:t>
             </w:r>
-            <w:del w:id="9016" w:author="Claude (AI) - proposed" w:date="2026-10-15T03:01:10Z">
+            <w:del w:id="9016" w:author="Claude (AI) - proposed" w:date="2026-10-18T00:26:51Z">
               <w:r>
                 <w:rPr>
                   <w:rFonts w:ascii="Arial" w:cs="Arial" w:eastAsia="Arial" w:hAnsi="Arial"/>
@@ -1301,7 +1301,7 @@
                 <w:delText xml:space="preserve">practises</w:delText>
               </w:r>
             </w:del>
-            <w:ins w:id="9017" w:author="Claude (AI) - proposed" w:date="2026-10-15T03:01:10Z">
+            <w:ins w:id="9017" w:author="Claude (AI) - proposed" w:date="2026-10-18T00:26:51Z">
               <w:r>
                 <w:rPr>
                   <w:rFonts w:ascii="Arial" w:cs="Arial" w:eastAsia="Arial" w:hAnsi="Arial"/>
@@ -1329,7 +1329,7 @@
               </w:rPr>
               <w:t xml:space="preserve"> writing balanced chemical equations for reactions involving group I, II and VII elements</w:t>
             </w:r>
-            <w:del w:id="9018" w:author="Claude (AI) - proposed" w:date="2026-10-15T03:01:10Z">
+            <w:del w:id="9018" w:author="Claude (AI) - proposed" w:date="2026-10-18T00:26:51Z">
               <w:r>
                 <w:rPr>
                   <w:rFonts w:ascii="Arial" w:cs="Arial" w:eastAsia="Arial" w:hAnsi="Arial"/>
@@ -1377,7 +1377,7 @@
               </w:rPr>
               <w:t xml:space="preserve">–  Digital </w:t>
             </w:r>
-            <w:del w:id="9019" w:author="Claude (AI) - proposed" w:date="2026-10-15T03:01:10Z">
+            <w:del w:id="9019" w:author="Claude (AI) - proposed" w:date="2026-10-18T00:26:51Z">
               <w:r>
                 <w:rPr>
                   <w:rFonts w:ascii="Arial" w:cs="Arial" w:eastAsia="Arial" w:hAnsi="Arial"/>
@@ -1392,7 +1392,7 @@
                 <w:delText xml:space="preserve">Literacy</w:delText>
               </w:r>
             </w:del>
-            <w:ins w:id="9020" w:author="Claude (AI) - proposed" w:date="2026-10-15T03:01:10Z">
+            <w:ins w:id="9020" w:author="Claude (AI) - proposed" w:date="2026-10-18T00:26:51Z">
               <w:r>
                 <w:rPr>
                   <w:rFonts w:ascii="Arial" w:cs="Arial" w:eastAsia="Arial" w:hAnsi="Arial"/>
@@ -1420,7 +1420,7 @@
               </w:rPr>
               <w:t xml:space="preserve">: The learner uses digital devices appropriately to search for information on the uses of group I, II, VII and VIII elements</w:t>
             </w:r>
-            <w:del w:id="9021" w:author="Claude (AI) - proposed" w:date="2026-10-15T03:01:10Z">
+            <w:del w:id="9021" w:author="Claude (AI) - proposed" w:date="2026-10-18T00:26:51Z">
               <w:r>
                 <w:rPr>
                   <w:rFonts w:ascii="Arial" w:cs="Arial" w:eastAsia="Arial" w:hAnsi="Arial"/>
@@ -1516,7 +1516,7 @@
               </w:rPr>
               <w:t xml:space="preserve">–  Unity: The learner appreciates the participation of each member of the group as they carry out experiments to investigate the physical and chemical properties of elements in the chemical families</w:t>
             </w:r>
-            <w:del w:id="9022" w:author="Claude (AI) - proposed" w:date="2026-10-15T03:01:10Z">
+            <w:del w:id="9022" w:author="Claude (AI) - proposed" w:date="2026-10-18T00:26:51Z">
               <w:r>
                 <w:rPr>
                   <w:rFonts w:ascii="Arial" w:cs="Arial" w:eastAsia="Arial" w:hAnsi="Arial"/>
@@ -1760,7 +1760,7 @@
               </w:rPr>
               <w:t xml:space="preserve">–  Learner Support Programmes (healthy inter and intrapersonal relationships): </w:t>
             </w:r>
-            <w:del w:id="9023" w:author="Claude (AI) - proposed" w:date="2026-10-15T03:01:10Z">
+            <w:del w:id="9023" w:author="Claude (AI) - proposed" w:date="2026-10-18T00:26:51Z">
               <w:r>
                 <w:rPr>
                   <w:rFonts w:ascii="Arial" w:cs="Arial" w:eastAsia="Arial" w:hAnsi="Arial"/>
@@ -1775,7 +1775,7 @@
                 <w:delText xml:space="preserve">The</w:delText>
               </w:r>
             </w:del>
-            <w:ins w:id="9024" w:author="Claude (AI) - proposed" w:date="2026-10-15T03:01:10Z">
+            <w:ins w:id="9024" w:author="Claude (AI) - proposed" w:date="2026-10-18T00:26:51Z">
               <w:r>
                 <w:rPr>
                   <w:rFonts w:ascii="Arial" w:cs="Arial" w:eastAsia="Arial" w:hAnsi="Arial"/>
@@ -1803,7 +1803,7 @@
               </w:rPr>
               <w:t xml:space="preserve"> learner searches with peers for information on the uses of elements in </w:t>
             </w:r>
-            <w:del w:id="9025" w:author="Claude (AI) - proposed" w:date="2026-10-15T03:01:10Z">
+            <w:del w:id="9025" w:author="Claude (AI) - proposed" w:date="2026-10-18T00:26:51Z">
               <w:r>
                 <w:rPr>
                   <w:rFonts w:ascii="Arial" w:cs="Arial" w:eastAsia="Arial" w:hAnsi="Arial"/>
@@ -1818,7 +1818,7 @@
                 <w:delText xml:space="preserve">groups</w:delText>
               </w:r>
             </w:del>
-            <w:ins w:id="9026" w:author="Claude (AI) - proposed" w:date="2026-10-15T03:01:10Z">
+            <w:ins w:id="9026" w:author="Claude (AI) - proposed" w:date="2026-10-18T00:26:51Z">
               <w:r>
                 <w:rPr>
                   <w:rFonts w:ascii="Arial" w:cs="Arial" w:eastAsia="Arial" w:hAnsi="Arial"/>
@@ -1846,7 +1846,7 @@
               </w:rPr>
               <w:t xml:space="preserve"> I, II, VII and VIII</w:t>
             </w:r>
-            <w:del w:id="9027" w:author="Claude (AI) - proposed" w:date="2026-10-15T03:01:10Z">
+            <w:del w:id="9027" w:author="Claude (AI) - proposed" w:date="2026-10-18T00:26:51Z">
               <w:r>
                 <w:rPr>
                   <w:rFonts w:ascii="Arial" w:cs="Arial" w:eastAsia="Arial" w:hAnsi="Arial"/>
@@ -1894,7 +1894,7 @@
               </w:rPr>
               <w:t xml:space="preserve">–  Socio-Economic and Environmental Issues (road safety): The learner discusses the use of selected elements </w:t>
             </w:r>
-            <w:del w:id="9028" w:author="Claude (AI) - proposed" w:date="2026-10-15T03:01:10Z">
+            <w:del w:id="9028" w:author="Claude (AI) - proposed" w:date="2026-10-18T00:26:51Z">
               <w:r>
                 <w:rPr>
                   <w:rFonts w:ascii="Arial" w:cs="Arial" w:eastAsia="Arial" w:hAnsi="Arial"/>
@@ -1922,7 +1922,7 @@
               </w:rPr>
               <w:t xml:space="preserve">in illuminating street lights for safe roads</w:t>
             </w:r>
-            <w:del w:id="9029" w:author="Claude (AI) - proposed" w:date="2026-10-15T03:01:10Z">
+            <w:del w:id="9029" w:author="Claude (AI) - proposed" w:date="2026-10-18T00:26:51Z">
               <w:r>
                 <w:rPr>
                   <w:rFonts w:ascii="Arial" w:cs="Arial" w:eastAsia="Arial" w:hAnsi="Arial"/>
@@ -1970,7 +1970,7 @@
               </w:rPr>
               <w:t xml:space="preserve">–  Life </w:t>
             </w:r>
-            <w:del w:id="9030" w:author="Claude (AI) - proposed" w:date="2026-10-15T03:01:10Z">
+            <w:del w:id="9030" w:author="Claude (AI) - proposed" w:date="2026-10-18T00:26:51Z">
               <w:r>
                 <w:rPr>
                   <w:rFonts w:ascii="Arial" w:cs="Arial" w:eastAsia="Arial" w:hAnsi="Arial"/>
@@ -1985,7 +1985,7 @@
                 <w:delText xml:space="preserve">Skills</w:delText>
               </w:r>
             </w:del>
-            <w:ins w:id="9031" w:author="Claude (AI) - proposed" w:date="2026-10-15T03:01:10Z">
+            <w:ins w:id="9031" w:author="Claude (AI) - proposed" w:date="2026-10-18T00:26:51Z">
               <w:r>
                 <w:rPr>
                   <w:rFonts w:ascii="Arial" w:cs="Arial" w:eastAsia="Arial" w:hAnsi="Arial"/>
@@ -2013,7 +2013,7 @@
               </w:rPr>
               <w:t xml:space="preserve"> (assertiveness): The learner confidently presents their findings on the uses of elements </w:t>
             </w:r>
-            <w:del w:id="9032" w:author="Claude (AI) - proposed" w:date="2026-10-15T03:01:10Z">
+            <w:del w:id="9032" w:author="Claude (AI) - proposed" w:date="2026-10-18T00:26:51Z">
               <w:r>
                 <w:rPr>
                   <w:rFonts w:ascii="Arial" w:cs="Arial" w:eastAsia="Arial" w:hAnsi="Arial"/>
@@ -2028,7 +2028,7 @@
                 <w:delText xml:space="preserve">to the whole class, practising assertive, evidence-based communication in a safe academic environment</w:delText>
               </w:r>
             </w:del>
-            <w:ins w:id="9033" w:author="Claude (AI) - proposed" w:date="2026-10-15T03:01:10Z">
+            <w:ins w:id="9033" w:author="Claude (AI) - proposed" w:date="2026-10-18T00:26:51Z">
               <w:r>
                 <w:rPr>
                   <w:rFonts w:ascii="Arial" w:cs="Arial" w:eastAsia="Arial" w:hAnsi="Arial"/>
@@ -2836,7 +2836,7 @@
               </w:rPr>
               <w:t xml:space="preserve">Lesson 6 — "Period 3 Reacts: Metals, Non-Metals and the Chlorine Test" (Investigate — Period 3 Chemical Properties): Learners carry out or observe teacher demonstrations of period 3 elements reacting with oxygen (Mg ribbon, sulfur burning, phosphorus if available), water (Na vs. Mg vs. Al), dilute hydrochloric acid (</w:t>
             </w:r>
-            <w:del w:id="9034" w:author="Claude (AI) - proposed" w:date="2026-10-15T03:01:10Z">
+            <w:del w:id="9034" w:author="Claude (AI) - proposed" w:date="2026-10-18T00:26:51Z">
               <w:r>
                 <w:rPr>
                   <w:rFonts w:ascii="Arial" w:cs="Arial" w:eastAsia="Arial" w:hAnsi="Arial"/>
@@ -2851,7 +2851,7 @@
                 <w:delText xml:space="preserve">Na, Mg, Al, Si), and chlorine gas</w:delText>
               </w:r>
             </w:del>
-            <w:ins w:id="9035" w:author="Claude (AI) - proposed" w:date="2026-10-15T03:01:10Z">
+            <w:ins w:id="9035" w:author="Claude (AI) - proposed" w:date="2026-10-18T00:26:51Z">
               <w:r>
                 <w:rPr>
                   <w:rFonts w:ascii="Arial" w:cs="Arial" w:eastAsia="Arial" w:hAnsi="Arial"/>
@@ -3007,7 +3007,7 @@
               </w:rPr>
               <w:t xml:space="preserve">–  Supporting Phenomenon 2 — "The Street Light Spectrum": Photographs comparing the warm orange glow of older sodium-vapour street lights along Thika Superhighway with the </w:t>
             </w:r>
-            <w:del w:id="9036" w:author="Claude (AI) - proposed" w:date="2026-10-15T03:01:10Z">
+            <w:del w:id="9036" w:author="Claude (AI) - proposed" w:date="2026-10-18T00:26:51Z">
               <w:r>
                 <w:rPr>
                   <w:rFonts w:ascii="Arial" w:cs="Arial" w:eastAsia="Arial" w:hAnsi="Arial"/>
@@ -3035,7 +3035,7 @@
               </w:rPr>
               <w:t xml:space="preserve">white glow of newer </w:t>
             </w:r>
-            <w:del w:id="9037" w:author="Claude (AI) - proposed" w:date="2026-10-15T03:01:10Z">
+            <w:del w:id="9037" w:author="Claude (AI) - proposed" w:date="2026-10-18T00:26:51Z">
               <w:r>
                 <w:rPr>
                   <w:rFonts w:ascii="Arial" w:cs="Arial" w:eastAsia="Arial" w:hAnsi="Arial"/>
@@ -3063,7 +3063,7 @@
               </w:rPr>
               <w:t xml:space="preserve">LED street lights</w:t>
             </w:r>
-            <w:ins w:id="9038" w:author="Claude (AI) - proposed" w:date="2026-10-15T03:01:10Z">
+            <w:ins w:id="9038" w:author="Claude (AI) - proposed" w:date="2026-10-18T00:26:51Z">
               <w:r>
                 <w:rPr>
                   <w:rFonts w:ascii="Arial" w:cs="Arial" w:eastAsia="Arial" w:hAnsi="Arial"/>
@@ -3091,7 +3091,7 @@
               </w:rPr>
               <w:t xml:space="preserve"> prompt the question: why </w:t>
             </w:r>
-            <w:del w:id="9039" w:author="Claude (AI) - proposed" w:date="2026-10-15T03:01:10Z">
+            <w:del w:id="9039" w:author="Claude (AI) - proposed" w:date="2026-10-18T00:26:51Z">
               <w:r>
                 <w:rPr>
                   <w:rFonts w:ascii="Arial" w:cs="Arial" w:eastAsia="Arial" w:hAnsi="Arial"/>
@@ -3106,7 +3106,7 @@
                 <w:delText xml:space="preserve">do different group I and VIII elements emit completely different colours of light</w:delText>
               </w:r>
             </w:del>
-            <w:ins w:id="9040" w:author="Claude (AI) - proposed" w:date="2026-10-15T03:01:10Z">
+            <w:ins w:id="9040" w:author="Claude (AI) - proposed" w:date="2026-10-18T00:26:51Z">
               <w:r>
                 <w:rPr>
                   <w:rFonts w:ascii="Arial" w:cs="Arial" w:eastAsia="Arial" w:hAnsi="Arial"/>
@@ -3134,7 +3134,7 @@
               </w:rPr>
               <w:t xml:space="preserve">, and why </w:t>
             </w:r>
-            <w:del w:id="9041" w:author="Claude (AI) - proposed" w:date="2026-10-15T03:01:10Z">
+            <w:del w:id="9041" w:author="Claude (AI) - proposed" w:date="2026-10-18T00:26:51Z">
               <w:r>
                 <w:rPr>
                   <w:rFonts w:ascii="Arial" w:cs="Arial" w:eastAsia="Arial" w:hAnsi="Arial"/>
@@ -3149,7 +3149,7 @@
                 <w:delText xml:space="preserve">is argon (a noble gas) useful precisely because it does</w:delText>
               </w:r>
             </w:del>
-            <w:ins w:id="9042" w:author="Claude (AI) - proposed" w:date="2026-10-15T03:01:10Z">
+            <w:ins w:id="9042" w:author="Claude (AI) - proposed" w:date="2026-10-18T00:26:51Z">
               <w:r>
                 <w:rPr>
                   <w:rFonts w:ascii="Arial" w:cs="Arial" w:eastAsia="Arial" w:hAnsi="Arial"/>
@@ -3177,7 +3177,7 @@
               </w:rPr>
               <w:t xml:space="preserve"> NOT react with the hot </w:t>
             </w:r>
-            <w:del w:id="9043" w:author="Claude (AI) - proposed" w:date="2026-10-15T03:01:10Z">
+            <w:del w:id="9043" w:author="Claude (AI) - proposed" w:date="2026-10-18T00:26:51Z">
               <w:r>
                 <w:rPr>
                   <w:rFonts w:ascii="Arial" w:cs="Arial" w:eastAsia="Arial" w:hAnsi="Arial"/>
@@ -3192,7 +3192,7 @@
                 <w:delText xml:space="preserve">metal filament</w:delText>
               </w:r>
             </w:del>
-            <w:ins w:id="9044" w:author="Claude (AI) - proposed" w:date="2026-10-15T03:01:10Z">
+            <w:ins w:id="9044" w:author="Claude (AI) - proposed" w:date="2026-10-18T00:26:51Z">
               <w:r>
                 <w:rPr>
                   <w:rFonts w:ascii="Arial" w:cs="Arial" w:eastAsia="Arial" w:hAnsi="Arial"/>
@@ -3260,7 +3260,7 @@
               </w:rPr>
               <w:t xml:space="preserve">–  Supporting Phenomenon 4 — "Iodine Turns Ugali </w:t>
             </w:r>
-            <w:del w:id="9045" w:author="Claude (AI) - proposed" w:date="2026-10-15T03:01:10Z">
+            <w:del w:id="9045" w:author="Claude (AI) - proposed" w:date="2026-10-18T00:26:51Z">
               <w:r>
                 <w:rPr>
                   <w:rFonts w:ascii="Arial" w:cs="Arial" w:eastAsia="Arial" w:hAnsi="Arial"/>
@@ -3275,7 +3275,7 @@
                 <w:delText xml:space="preserve">Purple</w:delText>
               </w:r>
             </w:del>
-            <w:ins w:id="9046" w:author="Claude (AI) - proposed" w:date="2026-10-15T03:01:10Z">
+            <w:ins w:id="9046" w:author="Claude (AI) - proposed" w:date="2026-10-18T00:26:51Z">
               <w:r>
                 <w:rPr>
                   <w:rFonts w:ascii="Arial" w:cs="Arial" w:eastAsia="Arial" w:hAnsi="Arial"/>
@@ -3425,7 +3425,7 @@
         </w:rPr>
         <w:t xml:space="preserve">© 2026 SeaVuria and ARES. This work is licensed under a </w:t>
       </w:r>
-      <w:hyperlink w:history="1" r:id="rIdlzwcnqt20s2evuxssywlm">
+      <w:hyperlink w:history="1" r:id="rIdwr7dsg73lwbbsndhlwenm">
         <w:r>
           <w:rPr>
             <w:rFonts w:ascii="Arial" w:cs="Arial" w:eastAsia="Arial" w:hAnsi="Arial"/>
@@ -3445,7 +3445,7 @@
         </w:rPr>
         <w:t xml:space="preserve"> (</w:t>
       </w:r>
-      <w:hyperlink w:history="1" r:id="rIdmgnpgqet6swq8bhjmmn03">
+      <w:hyperlink w:history="1" r:id="rIdsmpamj1clk0dojvhiu37i">
         <w:r>
           <w:rPr>
             <w:rFonts w:ascii="Arial" w:cs="Arial" w:eastAsia="Arial" w:hAnsi="Arial"/>
@@ -3465,7 +3465,7 @@
         </w:rPr>
         <w:t xml:space="preserve">). To view a copy of this license, visit </w:t>
       </w:r>
-      <w:hyperlink w:history="1" r:id="rIdzcq-u0e5j-xix5wyvala1">
+      <w:hyperlink w:history="1" r:id="rIdqfhoxvrpdm3ay-m2vmyyv">
         <w:r>
           <w:rPr>
             <w:rFonts w:ascii="Arial" w:cs="Arial" w:eastAsia="Arial" w:hAnsi="Arial"/>
@@ -3713,7 +3713,7 @@
               </w:rPr>
               <w:t xml:space="preserve">To launch the anchoring phenomenon — the dramatically different reactivities of Period 3 elements with water — and open the Driving Question Board so that students have a personal, unresolved puzzle to investigate across all </w:t>
             </w:r>
-            <w:del w:id="9047" w:author="Claude (AI) - proposed" w:date="2026-10-15T03:01:10Z">
+            <w:del w:id="9047" w:author="Claude (AI) - proposed" w:date="2026-10-18T00:26:51Z">
               <w:r>
                 <w:rPr>
                   <w:rFonts w:ascii="Arial" w:cs="Arial" w:eastAsia="Arial" w:hAnsi="Arial"/>
@@ -3728,7 +3728,7 @@
                 <w:delText xml:space="preserve">34</w:delText>
               </w:r>
             </w:del>
-            <w:ins w:id="9048" w:author="Claude (AI) - proposed" w:date="2026-10-15T03:01:10Z">
+            <w:ins w:id="9048" w:author="Claude (AI) - proposed" w:date="2026-10-18T00:26:51Z">
               <w:r>
                 <w:rPr>
                   <w:rFonts w:ascii="Arial" w:cs="Arial" w:eastAsia="Arial" w:hAnsi="Arial"/>
@@ -4096,7 +4096,7 @@
               </w:rPr>
               <w:t xml:space="preserve">This is the opening lesson of the </w:t>
             </w:r>
-            <w:del w:id="9049" w:author="Claude (AI) - proposed" w:date="2026-10-15T03:01:10Z">
+            <w:del w:id="9049" w:author="Claude (AI) - proposed" w:date="2026-10-18T00:26:51Z">
               <w:r>
                 <w:rPr>
                   <w:rFonts w:ascii="Arial" w:cs="Arial" w:eastAsia="Arial" w:hAnsi="Arial"/>
@@ -4111,7 +4111,7 @@
                 <w:delText xml:space="preserve">34</w:delText>
               </w:r>
             </w:del>
-            <w:ins w:id="9050" w:author="Claude (AI) - proposed" w:date="2026-10-15T03:01:10Z">
+            <w:ins w:id="9050" w:author="Claude (AI) - proposed" w:date="2026-10-18T00:26:51Z">
               <w:r>
                 <w:rPr>
                   <w:rFonts w:ascii="Arial" w:cs="Arial" w:eastAsia="Arial" w:hAnsi="Arial"/>
@@ -4207,7 +4207,7 @@
               </w:rPr>
               <w:t xml:space="preserve">SAFETY: If performing a live demonstration — sodium metal is HIGHLY REACTIVE with water. Use only a pea-sized piece (≤ 0.5 cm³). Wear chemical-splash goggles, a lab coat, and heat-resistant gloves. Use a large, clear polycarbonate splash-guard in front of the trough. Keep a dry-sand bucket (NOT water) nearby for spills. Store unused sodium under mineral oil; never touch with bare hands. If showing a video instead, ensure the source is from a reputable institution (e.g., Royal Society of Chemistry or a verified Kenyan university channel). Inform students NEVER to attempt this experiment outside a supervised laboratory setting.</w:t>
             </w:r>
-            <w:ins w:id="9051" w:author="Claude (AI) - proposed" w:date="2026-10-15T03:01:10Z">
+            <w:ins w:id="9051" w:author="Claude (AI) - proposed" w:date="2026-10-18T00:26:51Z">
               <w:r>
                 <w:rPr>
                   <w:rFonts w:ascii="Arial" w:cs="Arial" w:eastAsia="Arial" w:hAnsi="Arial"/>
@@ -4605,7 +4605,7 @@
             <w:pPr>
               <w:spacing w:after="20" w:before="0"/>
             </w:pPr>
-            <w:hyperlink w:history="1" r:id="rIddoxpgm5fald_13qmhdj9u">
+            <w:hyperlink w:history="1" r:id="rIdzwmqdxw7ylcfk8yrp3tkm">
               <w:r>
                 <w:rPr>
                   <w:rFonts w:ascii="Arial" w:cs="Arial" w:eastAsia="Arial" w:hAnsi="Arial"/>
@@ -4638,7 +4638,7 @@
               <w:spacing w:after="10" w:before="0"/>
               <w:ind w:left="120"/>
             </w:pPr>
-            <w:hyperlink w:history="1" r:id="rIdm2p6qgaezpoyt9o5t71lf">
+            <w:hyperlink w:history="1" r:id="rIdddnmgpnarayremvambblx">
               <w:r>
                 <w:rPr>
                   <w:rFonts w:ascii="Arial" w:cs="Arial" w:eastAsia="Arial" w:hAnsi="Arial"/>
@@ -4683,7 +4683,7 @@
             <w:pPr>
               <w:spacing w:after="20" w:before="0"/>
             </w:pPr>
-            <w:hyperlink w:history="1" r:id="rIdmp5pydkhfrspq2-g5fnk0">
+            <w:hyperlink w:history="1" r:id="rIdrjutlxng_-n8q7mioquwu">
               <w:r>
                 <w:rPr>
                   <w:rFonts w:ascii="Arial" w:cs="Arial" w:eastAsia="Arial" w:hAnsi="Arial"/>
@@ -4716,7 +4716,7 @@
               <w:spacing w:after="10" w:before="0"/>
               <w:ind w:left="120"/>
             </w:pPr>
-            <w:hyperlink w:history="1" r:id="rIdjviwdw2gi_eopcrj7fipt">
+            <w:hyperlink w:history="1" r:id="rIdv4qrjoa-feulckjbhyuey">
               <w:r>
                 <w:rPr>
                   <w:rFonts w:ascii="Arial" w:cs="Arial" w:eastAsia="Arial" w:hAnsi="Arial"/>
@@ -4761,7 +4761,7 @@
               </w:rPr>
               <w:t xml:space="preserve">Students receive a printed 'Mystery Substance Card' describing two items: (A) a white crystalline powder used to season ugali and sukuma wiki every day in Kenyan homes — sodium chloride; and (B) the pure silvery metal inside that compound — sodium. Without any prior instruction, each student individually writes answers to </w:t>
             </w:r>
-            <w:del w:id="9052" w:author="Claude (AI) - proposed" w:date="2026-10-15T03:01:10Z">
+            <w:del w:id="9052" w:author="Claude (AI) - proposed" w:date="2026-10-18T00:26:51Z">
               <w:r>
                 <w:rPr>
                   <w:rFonts w:ascii="Arial" w:cs="Arial" w:eastAsia="Arial" w:hAnsi="Arial"/>
@@ -4776,7 +4776,7 @@
                 <w:delText xml:space="preserve">three</w:delText>
               </w:r>
             </w:del>
-            <w:ins w:id="9053" w:author="Claude (AI) - proposed" w:date="2026-10-15T03:01:10Z">
+            <w:ins w:id="9053" w:author="Claude (AI) - proposed" w:date="2026-10-18T00:26:51Z">
               <w:r>
                 <w:rPr>
                   <w:rFonts w:ascii="Arial" w:cs="Arial" w:eastAsia="Arial" w:hAnsi="Arial"/>
@@ -4804,7 +4804,7 @@
               </w:rPr>
               <w:t xml:space="preserve"> prediction prompts on a sticky note: (1) 'What do you think will happen if pure sodium metal is dropped into a beaker of Lake Victoria water? Describe what you see, hear, and smell.' (2) 'Will magnesium metal, sitting one step to the right of sodium on the periodic table, react the same way, more violently, or less violently? Explain your reasoning.' (3) 'Argon gas is stored right next to chlorine on the periodic table — will it react with the Lake Victoria water? Why or why not?' </w:t>
             </w:r>
-            <w:ins w:id="9054" w:author="Claude (AI) - proposed" w:date="2026-10-15T03:01:10Z">
+            <w:ins w:id="9054" w:author="Claude (AI) - proposed" w:date="2026-10-18T00:26:51Z">
               <w:r>
                 <w:rPr>
                   <w:rFonts w:ascii="Arial" w:cs="Arial" w:eastAsia="Arial" w:hAnsi="Arial"/>
@@ -4865,7 +4865,7 @@
               </w:rPr>
               <w:t xml:space="preserve">BEGIN by projecting a satellite image of Lake Victoria and a photograph of the Kisumu Water and Sanitation Company intake facility. Say verbatim: 'Every day, engineers at this plant work to make the water from Lake Victoria safe to drink. Today we are going to witness something that one of those officers encounters — and I want your brains working BEFORE you see it.' Distribute Mystery Substance Cards. Read prompt 1 aloud, then say: 'Write your prediction NOW — no talking, no searching, just your honest scientific gut.' Allow 3 minutes of silent individual writing. After writing, say: 'Turn to your elbow partner — share your prediction for prompt 2 only. You have 90 seconds. Go.' After pair share, COLD-CALL 3 students (choose 1 confident, 1 quiet, 1 who rarely volunteers): 'Amina — what did you predict for magnesium, and WHY?' Record key prediction words on the board in a T-chart labelled 'Predicted MORE reactive / Predicted LESS reactive.' Do not correct any prediction. </w:t>
             </w:r>
-            <w:ins w:id="9055" w:author="Claude (AI) - proposed" w:date="2026-10-15T03:01:10Z">
+            <w:ins w:id="9055" w:author="Claude (AI) - proposed" w:date="2026-10-18T00:26:51Z">
               <w:r>
                 <w:rPr>
                   <w:rFonts w:ascii="Arial" w:cs="Arial" w:eastAsia="Arial" w:hAnsi="Arial"/>
@@ -4893,7 +4893,7 @@
               </w:rPr>
               <w:t xml:space="preserve">Close by saying: 'Hold these ideas tightly — we are about to find out who was right.'</w:t>
             </w:r>
-            <w:ins w:id="9056" w:author="Claude (AI) - proposed" w:date="2026-10-15T03:01:10Z">
+            <w:ins w:id="9056" w:author="Claude (AI) - proposed" w:date="2026-10-18T00:26:51Z">
               <w:r>
                 <w:rPr>
                   <w:rFonts w:ascii="Arial" w:cs="Arial" w:eastAsia="Arial" w:hAnsi="Arial"/>
@@ -5030,7 +5030,7 @@
             <w:pPr>
               <w:spacing w:after="20" w:before="0"/>
             </w:pPr>
-            <w:hyperlink w:history="1" r:id="rIdayj7t9ckx29ghtgnibads">
+            <w:hyperlink w:history="1" r:id="rIdpuruyev5zpomjt5iq8j5-">
               <w:r>
                 <w:rPr>
                   <w:rFonts w:ascii="Arial" w:cs="Arial" w:eastAsia="Arial" w:hAnsi="Arial"/>
@@ -5063,7 +5063,7 @@
               <w:spacing w:after="10" w:before="0"/>
               <w:ind w:left="120"/>
             </w:pPr>
-            <w:hyperlink w:history="1" r:id="rIdxflym-c4jbfcq6na-yyfp">
+            <w:hyperlink w:history="1" r:id="rIdody-jthtv9mi5wirp_ueo">
               <w:r>
                 <w:rPr>
                   <w:rFonts w:ascii="Arial" w:cs="Arial" w:eastAsia="Arial" w:hAnsi="Arial"/>
@@ -5108,7 +5108,7 @@
             <w:pPr>
               <w:spacing w:after="20" w:before="0"/>
             </w:pPr>
-            <w:hyperlink w:history="1" r:id="rIdn09zlr--7byjysxl3zvis">
+            <w:hyperlink w:history="1" r:id="rId_gtdrbxs5xuqpydujzhhj">
               <w:r>
                 <w:rPr>
                   <w:rFonts w:ascii="Arial" w:cs="Arial" w:eastAsia="Arial" w:hAnsi="Arial"/>
@@ -5141,7 +5141,7 @@
               <w:spacing w:after="10" w:before="0"/>
               <w:ind w:left="120"/>
             </w:pPr>
-            <w:hyperlink w:history="1" r:id="rId4ac3hliyu9qgmghuf3avn">
+            <w:hyperlink w:history="1" r:id="rIdsn6dqtbutt1lm_udqnaik">
               <w:r>
                 <w:rPr>
                   <w:rFonts w:ascii="Arial" w:cs="Arial" w:eastAsia="Arial" w:hAnsi="Arial"/>
@@ -5186,7 +5186,7 @@
               </w:rPr>
               <w:t xml:space="preserve">The teacher performs a live demonstration (or plays a high-quality curated video — e.g., from the University of Nairobi Chemistry Department or the Royal Society of Chemistry) showing in sequence: (A) sodium dropped into a trough of water — students observe it skimming the surface, fizzing, igniting with an orange flame, and the resulting solution turning phenolphthalein pink; (B) a magnesium ribbon placed in cold water — barely any fizzing, no flame; (C) an aluminium strip in cold water — no visible reaction; (D) </w:t>
             </w:r>
-            <w:del w:id="9057" w:author="Claude (AI) - proposed" w:date="2026-10-15T03:01:10Z">
+            <w:del w:id="9057" w:author="Claude (AI) - proposed" w:date="2026-10-18T00:26:51Z">
               <w:r>
                 <w:rPr>
                   <w:rFonts w:ascii="Arial" w:cs="Arial" w:eastAsia="Arial" w:hAnsi="Arial"/>
@@ -5201,7 +5201,7 @@
                 <w:delText xml:space="preserve">an argon-filled glass ampoule — teacher taps it, shakes it, holds it near a flame — nothing happens</w:delText>
               </w:r>
             </w:del>
-            <w:ins w:id="9058" w:author="Claude (AI) - proposed" w:date="2026-10-15T03:01:10Z">
+            <w:ins w:id="9058" w:author="Claude (AI) - proposed" w:date="2026-10-18T00:26:51Z">
               <w:r>
                 <w:rPr>
                   <w:rFonts w:ascii="Arial" w:cs="Arial" w:eastAsia="Arial" w:hAnsi="Arial"/>
@@ -5328,7 +5328,7 @@
               </w:rPr>
               <w:t xml:space="preserve">OBSERVABLE INDICATOR: During the 60-second silent writing windows, teacher scans for students who leave the 'Infer' column blank (indicates difficulty distinguishing observation from inference — a key scientific practice gap to address). After group comparison, listen for whether groups articulate a gas being produced at the sodium reaction; if fewer than half the class infer hydrogen gas production, flag this for explicit attention in Phase 3. Collect one Observation Table per group at the end of the lesson for review.</w:t>
             </w:r>
-            <w:ins w:id="9059" w:author="Claude (AI) - proposed" w:date="2026-10-15T03:01:10Z">
+            <w:ins w:id="9059" w:author="Claude (AI) - proposed" w:date="2026-10-18T00:26:51Z">
               <w:r>
                 <w:rPr>
                   <w:rFonts w:ascii="Arial" w:cs="Arial" w:eastAsia="Arial" w:hAnsi="Arial"/>
@@ -5399,7 +5399,7 @@
             <w:pPr>
               <w:spacing w:after="20" w:before="0"/>
             </w:pPr>
-            <w:hyperlink w:history="1" r:id="rIdpnumvt5da38okonx9mjjd">
+            <w:hyperlink w:history="1" r:id="rIdtlyfg8gh3p20ieglji5qf">
               <w:r>
                 <w:rPr>
                   <w:rFonts w:ascii="Arial" w:cs="Arial" w:eastAsia="Arial" w:hAnsi="Arial"/>
@@ -5448,7 +5448,7 @@
               <w:spacing w:after="10" w:before="0"/>
               <w:ind w:left="120"/>
             </w:pPr>
-            <w:hyperlink w:history="1" r:id="rIdxc37bp36u0zf0oihhvwis">
+            <w:hyperlink w:history="1" r:id="rIdh86jsi4ujmbxqjefwjvew">
               <w:r>
                 <w:rPr>
                   <w:rFonts w:ascii="Arial" w:cs="Arial" w:eastAsia="Arial" w:hAnsi="Arial"/>
@@ -5493,7 +5493,7 @@
             <w:pPr>
               <w:spacing w:after="20" w:before="0"/>
             </w:pPr>
-            <w:hyperlink w:history="1" r:id="rIdvl3w0ch-vskscd11ab5ku">
+            <w:hyperlink w:history="1" r:id="rIdqnio3y44npjoggasmngkd">
               <w:r>
                 <w:rPr>
                   <w:rFonts w:ascii="Arial" w:cs="Arial" w:eastAsia="Arial" w:hAnsi="Arial"/>
@@ -5526,7 +5526,7 @@
               <w:spacing w:after="10" w:before="0"/>
               <w:ind w:left="120"/>
             </w:pPr>
-            <w:hyperlink w:history="1" r:id="rIdfhhg3fw33hmyxfuyf7i2c">
+            <w:hyperlink w:history="1" r:id="rId79f7wzernlqr5pz7ssh5l">
               <w:r>
                 <w:rPr>
                   <w:rFonts w:ascii="Arial" w:cs="Arial" w:eastAsia="Arial" w:hAnsi="Arial"/>
@@ -5571,7 +5571,7 @@
               </w:rPr>
               <w:t xml:space="preserve">Students receive a one-page data sheet titled 'Group I Physical Properties — A Gradient Down the Family' containing a table of Li, Na, K, Rb, Cs data: atomic radius (pm), melting point (°C), density (g/cm³), appearance description, and first ionisation energy (kJ/mol) — though ionisation energy is not yet explained; it is simply labelled 'energy needed to remove one electron (details coming in Lesson </w:t>
             </w:r>
-            <w:del w:id="9060" w:author="Claude (AI) - proposed" w:date="2026-10-15T03:01:10Z">
+            <w:del w:id="9060" w:author="Claude (AI) - proposed" w:date="2026-10-18T00:26:51Z">
               <w:r>
                 <w:rPr>
                   <w:rFonts w:ascii="Arial" w:cs="Arial" w:eastAsia="Arial" w:hAnsi="Arial"/>
@@ -5586,7 +5586,7 @@
                 <w:delText xml:space="preserve">4</w:delText>
               </w:r>
             </w:del>
-            <w:ins w:id="9061" w:author="Claude (AI) - proposed" w:date="2026-10-15T03:01:10Z">
+            <w:ins w:id="9061" w:author="Claude (AI) - proposed" w:date="2026-10-18T00:26:51Z">
               <w:r>
                 <w:rPr>
                   <w:rFonts w:ascii="Arial" w:cs="Arial" w:eastAsia="Arial" w:hAnsi="Arial"/>
@@ -5769,7 +5769,7 @@
             <w:pPr>
               <w:spacing w:after="20" w:before="0"/>
             </w:pPr>
-            <w:hyperlink w:history="1" r:id="rId1pibonkvgbfouvdfdfrtx">
+            <w:hyperlink w:history="1" r:id="rIdfhv-6hnsvt55pddspsu3z">
               <w:r>
                 <w:rPr>
                   <w:rFonts w:ascii="Arial" w:cs="Arial" w:eastAsia="Arial" w:hAnsi="Arial"/>
@@ -5818,7 +5818,7 @@
               <w:spacing w:after="10" w:before="0"/>
               <w:ind w:left="120"/>
             </w:pPr>
-            <w:hyperlink w:history="1" r:id="rIdym1ujqq4wphbxusnceo3d">
+            <w:hyperlink w:history="1" r:id="rIdtjygu1gwpjikn7rpruzcy">
               <w:r>
                 <w:rPr>
                   <w:rFonts w:ascii="Arial" w:cs="Arial" w:eastAsia="Arial" w:hAnsi="Arial"/>
@@ -5863,7 +5863,7 @@
             <w:pPr>
               <w:spacing w:after="20" w:before="0"/>
             </w:pPr>
-            <w:hyperlink w:history="1" r:id="rIdp_-vlzebawxa2owts6mj7">
+            <w:hyperlink w:history="1" r:id="rIduup4du0aguud7dned4_e3">
               <w:r>
                 <w:rPr>
                   <w:rFonts w:ascii="Arial" w:cs="Arial" w:eastAsia="Arial" w:hAnsi="Arial"/>
@@ -5896,7 +5896,7 @@
               <w:spacing w:after="10" w:before="0"/>
               <w:ind w:left="120"/>
             </w:pPr>
-            <w:hyperlink w:history="1" r:id="rId4gkr36pdwqq3m6oxe4lab">
+            <w:hyperlink w:history="1" r:id="rIdmw5jw206krkvvmcqxztb_">
               <w:r>
                 <w:rPr>
                   <w:rFonts w:ascii="Arial" w:cs="Arial" w:eastAsia="Arial" w:hAnsi="Arial"/>
@@ -6096,7 +6096,7 @@
             <w:pPr>
               <w:spacing w:after="20" w:before="0"/>
             </w:pPr>
-            <w:hyperlink w:history="1" r:id="rIdf4p2tis7kstniij4epxjo">
+            <w:hyperlink w:history="1" r:id="rIdp_rdv4oshlf9nc9x7k7f0">
               <w:r>
                 <w:rPr>
                   <w:rFonts w:ascii="Arial" w:cs="Arial" w:eastAsia="Arial" w:hAnsi="Arial"/>
@@ -6145,7 +6145,7 @@
               <w:spacing w:after="10" w:before="0"/>
               <w:ind w:left="120"/>
             </w:pPr>
-            <w:hyperlink w:history="1" r:id="rIdbuotawx1v40g18storjnu">
+            <w:hyperlink w:history="1" r:id="rIdojltvgdbeot7axan1y8e4">
               <w:r>
                 <w:rPr>
                   <w:rFonts w:ascii="Arial" w:cs="Arial" w:eastAsia="Arial" w:hAnsi="Arial"/>
@@ -6190,7 +6190,7 @@
             <w:pPr>
               <w:spacing w:after="20" w:before="0"/>
             </w:pPr>
-            <w:hyperlink w:history="1" r:id="rIdkxn7js54jlj52ihoqxskg">
+            <w:hyperlink w:history="1" r:id="rIdxbuoaqam_hweoq9gs_gd4">
               <w:r>
                 <w:rPr>
                   <w:rFonts w:ascii="Arial" w:cs="Arial" w:eastAsia="Arial" w:hAnsi="Arial"/>
@@ -6239,7 +6239,7 @@
               <w:spacing w:after="10" w:before="0"/>
               <w:ind w:left="120"/>
             </w:pPr>
-            <w:hyperlink w:history="1" r:id="rIdgmn1vduzaj4zjf1i-cucw">
+            <w:hyperlink w:history="1" r:id="rIdqfyqntopzfwsj1fleik40">
               <w:r>
                 <w:rPr>
                   <w:rFonts w:ascii="Arial" w:cs="Arial" w:eastAsia="Arial" w:hAnsi="Arial"/>
@@ -6317,7 +6317,7 @@
               </w:rPr>
               <w:t xml:space="preserve">Say: 'Scientists never wait until they know everything to build a model. Your model today will be incomplete — and that is exactly right. I am not looking for correct answers; I am looking for HONEST thinking. Open to a new page. You have 6 minutes to draw and annotate.' Circulate and give specific verbal praise for annotations that show particle-level thinking: 'Wanjiku, I love that you drew the sodium atom and asked a question mark about what is inside it — that question will be answered in Lesson </w:t>
             </w:r>
-            <w:del w:id="9062" w:author="Claude (AI) - proposed" w:date="2026-10-15T03:01:10Z">
+            <w:del w:id="9062" w:author="Claude (AI) - proposed" w:date="2026-10-18T00:26:51Z">
               <w:r>
                 <w:rPr>
                   <w:rFonts w:ascii="Arial" w:cs="Arial" w:eastAsia="Arial" w:hAnsi="Arial"/>
@@ -6332,7 +6332,7 @@
                 <w:delText xml:space="preserve">4</w:delText>
               </w:r>
             </w:del>
-            <w:ins w:id="9063" w:author="Claude (AI) - proposed" w:date="2026-10-15T03:01:10Z">
+            <w:ins w:id="9063" w:author="Claude (AI) - proposed" w:date="2026-10-18T00:26:51Z">
               <w:r>
                 <w:rPr>
                   <w:rFonts w:ascii="Arial" w:cs="Arial" w:eastAsia="Arial" w:hAnsi="Arial"/>
@@ -6719,7 +6719,7 @@
               </w:rPr>
               <w:t xml:space="preserve">Group I metals (Li, Na, K) show clear trends in physical properties going down the group: atomic radius increases, melting point decreases, and density generally increases</w:t>
             </w:r>
-            <w:ins w:id="9064" w:author="Claude (AI) - proposed" w:date="2026-10-15T03:01:10Z">
+            <w:ins w:id="9064" w:author="Claude (AI) - proposed" w:date="2026-10-18T00:26:51Z">
               <w:r>
                 <w:rPr>
                   <w:rFonts w:ascii="Arial" w:cs="Arial" w:eastAsia="Arial" w:hAnsi="Arial"/>
@@ -6835,7 +6835,7 @@
         </w:rPr>
         <w:t xml:space="preserve">© 2026 SeaVuria and ARES. Aligned with KICD objectives. Developed by SeaVuria; technical implementation by ARES (with AI assistance from Claude). Licensed under </w:t>
       </w:r>
-      <w:hyperlink w:history="1" r:id="rIdi8txbmnf_a-esxco7u_b4">
+      <w:hyperlink w:history="1" r:id="rIdugxwi9u1e-xpcudjwvswr">
         <w:r>
           <w:rPr>
             <w:rFonts w:ascii="Arial" w:cs="Arial" w:eastAsia="Arial" w:hAnsi="Arial"/>
@@ -6856,7 +6856,7 @@
         </w:rPr>
         <w:t xml:space="preserve"> (</w:t>
       </w:r>
-      <w:hyperlink w:history="1" r:id="rIdctfw0vqk_ts_bqvqbu0k5">
+      <w:hyperlink w:history="1" r:id="rIdewuzozfepfjvaxr4-1nqa">
         <w:r>
           <w:rPr>
             <w:rFonts w:ascii="Arial" w:cs="Arial" w:eastAsia="Arial" w:hAnsi="Arial"/>
@@ -7608,7 +7608,7 @@
               </w:rPr>
               <w:t xml:space="preserve">Learners begin by revisiting their Lesson 1 predictions about lithium and potassium. They then carry out a structured practical in which the teacher demonstrates the reaction of Li, Na and K with cold water (K as teacher-only demo). Students collect hydrogen gas over water and test it with a lighted splint (squeaky pop), measure the pH of the resulting solutions using universal indicator or a pH meter, and record all observations in a structured results table. In the Explain phase, they draw electron configuration diagrams for Li, Na and K, link increasing atomic radius and shielding to decreasing ionisation energy, and write balanced equations with state symbols. They revise their DQB predictions and update their personal science notebooks. The lesson ends with a model-building sketch connecting electron configuration to the reactivity trend observed at the Kisumu water plant.</w:t>
             </w:r>
-            <w:ins w:id="9065" w:author="Claude (AI) - proposed" w:date="2026-10-15T03:01:10Z">
+            <w:ins w:id="9065" w:author="Claude (AI) - proposed" w:date="2026-10-18T00:26:51Z">
               <w:r>
                 <w:rPr>
                   <w:rFonts w:ascii="Arial" w:cs="Arial" w:eastAsia="Arial" w:hAnsi="Arial"/>
@@ -7911,7 +7911,7 @@
             <w:pPr>
               <w:spacing w:after="20" w:before="0"/>
             </w:pPr>
-            <w:hyperlink w:history="1" r:id="rIdtsqxhpi-xbl94x6olftg-">
+            <w:hyperlink w:history="1" r:id="rIdv1rsnlcfdkzicm5vin7ph">
               <w:r>
                 <w:rPr>
                   <w:rFonts w:ascii="Arial" w:cs="Arial" w:eastAsia="Arial" w:hAnsi="Arial"/>
@@ -7944,7 +7944,7 @@
               <w:spacing w:after="10" w:before="0"/>
               <w:ind w:left="120"/>
             </w:pPr>
-            <w:hyperlink w:history="1" r:id="rIdduraxrocgmmpzbkznzd3m">
+            <w:hyperlink w:history="1" r:id="rIdhtugxzxr6zrf3_c3xsbju">
               <w:r>
                 <w:rPr>
                   <w:rFonts w:ascii="Arial" w:cs="Arial" w:eastAsia="Arial" w:hAnsi="Arial"/>
@@ -7989,7 +7989,7 @@
             <w:pPr>
               <w:spacing w:after="20" w:before="0"/>
             </w:pPr>
-            <w:hyperlink w:history="1" r:id="rId3u12osu0exsrlxihzdvta">
+            <w:hyperlink w:history="1" r:id="rIdeynasrrokbfcpzk4dkm4v">
               <w:r>
                 <w:rPr>
                   <w:rFonts w:ascii="Arial" w:cs="Arial" w:eastAsia="Arial" w:hAnsi="Arial"/>
@@ -8022,7 +8022,7 @@
               <w:spacing w:after="10" w:before="0"/>
               <w:ind w:left="120"/>
             </w:pPr>
-            <w:hyperlink w:history="1" r:id="rIdmor1jom8ba3b-ly2vfw9n">
+            <w:hyperlink w:history="1" r:id="rIdzmjjlkjxblr3jhdn9-jbv">
               <w:r>
                 <w:rPr>
                   <w:rFonts w:ascii="Arial" w:cs="Arial" w:eastAsia="Arial" w:hAnsi="Arial"/>
@@ -8222,7 +8222,7 @@
             <w:pPr>
               <w:spacing w:after="20" w:before="0"/>
             </w:pPr>
-            <w:hyperlink w:history="1" r:id="rId3x8qweqk5pgppe-4l6k0i">
+            <w:hyperlink w:history="1" r:id="rIdx8vfg49s55xtqmsnotloz">
               <w:r>
                 <w:rPr>
                   <w:rFonts w:ascii="Arial" w:cs="Arial" w:eastAsia="Arial" w:hAnsi="Arial"/>
@@ -8255,7 +8255,7 @@
               <w:spacing w:after="10" w:before="0"/>
               <w:ind w:left="120"/>
             </w:pPr>
-            <w:hyperlink w:history="1" r:id="rIdicjaxxt719erwtw-ftayj">
+            <w:hyperlink w:history="1" r:id="rIdz56gizy9ae2wbvpssdme1">
               <w:r>
                 <w:rPr>
                   <w:rFonts w:ascii="Arial" w:cs="Arial" w:eastAsia="Arial" w:hAnsi="Arial"/>
@@ -8300,7 +8300,7 @@
             <w:pPr>
               <w:spacing w:after="20" w:before="0"/>
             </w:pPr>
-            <w:hyperlink w:history="1" r:id="rId8usdcz6w8wey23hfwckea">
+            <w:hyperlink w:history="1" r:id="rIdbfkhdhriezf9lgbhh47fl">
               <w:r>
                 <w:rPr>
                   <w:rFonts w:ascii="Arial" w:cs="Arial" w:eastAsia="Arial" w:hAnsi="Arial"/>
@@ -8333,7 +8333,7 @@
               <w:spacing w:after="10" w:before="0"/>
               <w:ind w:left="120"/>
             </w:pPr>
-            <w:hyperlink w:history="1" r:id="rId-utuagnakcot2n6qqhlca">
+            <w:hyperlink w:history="1" r:id="rIdv6ix291ljkxydd9b3tcnf">
               <w:r>
                 <w:rPr>
                   <w:rFonts w:ascii="Arial" w:cs="Arial" w:eastAsia="Arial" w:hAnsi="Arial"/>
@@ -8378,7 +8378,7 @@
               </w:rPr>
               <w:t xml:space="preserve">Students are arranged in groups of four around their lab benches. The structured practical proceeds in three stages: STAGE 1 — Lithium with water (</w:t>
             </w:r>
-            <w:del w:id="9066" w:author="Claude (AI) - proposed" w:date="2026-10-15T03:01:10Z">
+            <w:del w:id="9066" w:author="Claude (AI) - proposed" w:date="2026-10-18T00:26:51Z">
               <w:r>
                 <w:rPr>
                   <w:rFonts w:ascii="Arial" w:cs="Arial" w:eastAsia="Arial" w:hAnsi="Arial"/>
@@ -8393,7 +8393,7 @@
                 <w:delText xml:space="preserve">student-conducted with teacher</w:delText>
               </w:r>
             </w:del>
-            <w:ins w:id="9067" w:author="Claude (AI) - proposed" w:date="2026-10-15T03:01:10Z">
+            <w:ins w:id="9067" w:author="Claude (AI) - proposed" w:date="2026-10-18T00:26:51Z">
               <w:r>
                 <w:rPr>
                   <w:rFonts w:ascii="Arial" w:cs="Arial" w:eastAsia="Arial" w:hAnsi="Arial"/>
@@ -8421,7 +8421,7 @@
               </w:rPr>
               <w:t xml:space="preserve"> at the front</w:t>
             </w:r>
-            <w:del w:id="9068" w:author="Claude (AI) - proposed" w:date="2026-10-15T03:01:10Z">
+            <w:del w:id="9068" w:author="Claude (AI) - proposed" w:date="2026-10-18T00:26:51Z">
               <w:r>
                 <w:rPr>
                   <w:rFonts w:ascii="Arial" w:cs="Arial" w:eastAsia="Arial" w:hAnsi="Arial"/>
@@ -8436,7 +8436,7 @@
                 <w:delText xml:space="preserve">): Each group receives a large clear plastic trough half-filled with distilled water, a small piece of universal indicator paper (or 3 drops of universal indicator solution added to the water), and a test tube for gas collection.</w:delText>
               </w:r>
             </w:del>
-            <w:ins w:id="9069" w:author="Claude (AI) - proposed" w:date="2026-10-15T03:01:10Z">
+            <w:ins w:id="9069" w:author="Claude (AI) - proposed" w:date="2026-10-18T00:26:51Z">
               <w:r>
                 <w:rPr>
                   <w:rFonts w:ascii="Arial" w:cs="Arial" w:eastAsia="Arial" w:hAnsi="Arial"/>
@@ -8464,7 +8464,7 @@
               </w:rPr>
               <w:t xml:space="preserve"> The teacher uses tongs to place a rice-grain piece of lithium </w:t>
             </w:r>
-            <w:del w:id="9070" w:author="Claude (AI) - proposed" w:date="2026-10-15T03:01:10Z">
+            <w:del w:id="9070" w:author="Claude (AI) - proposed" w:date="2026-10-18T00:26:51Z">
               <w:r>
                 <w:rPr>
                   <w:rFonts w:ascii="Arial" w:cs="Arial" w:eastAsia="Arial" w:hAnsi="Arial"/>
@@ -8479,7 +8479,7 @@
                 <w:delText xml:space="preserve">into each group trough</w:delText>
               </w:r>
             </w:del>
-            <w:ins w:id="9071" w:author="Claude (AI) - proposed" w:date="2026-10-15T03:01:10Z">
+            <w:ins w:id="9071" w:author="Claude (AI) - proposed" w:date="2026-10-18T00:26:51Z">
               <w:r>
                 <w:rPr>
                   <w:rFonts w:ascii="Arial" w:cs="Arial" w:eastAsia="Arial" w:hAnsi="Arial"/>
@@ -8507,7 +8507,7 @@
               </w:rPr>
               <w:t xml:space="preserve">. Students observe and record: speed of reaction, appearance of the metal surface, sound, whether the metal sinks or floats, gas produced</w:t>
             </w:r>
-            <w:del w:id="9072" w:author="Claude (AI) - proposed" w:date="2026-10-15T03:01:10Z">
+            <w:del w:id="9072" w:author="Claude (AI) - proposed" w:date="2026-10-18T00:26:51Z">
               <w:r>
                 <w:rPr>
                   <w:rFonts w:ascii="Arial" w:cs="Arial" w:eastAsia="Arial" w:hAnsi="Arial"/>
@@ -8522,7 +8522,7 @@
                 <w:delText xml:space="preserve"> (test tube inverted over metal to collect gas — teacher brings a lighted splint to each group for testing),</w:delText>
               </w:r>
             </w:del>
-            <w:ins w:id="9073" w:author="Claude (AI) - proposed" w:date="2026-10-15T03:01:10Z">
+            <w:ins w:id="9073" w:author="Claude (AI) - proposed" w:date="2026-10-18T00:26:51Z">
               <w:r>
                 <w:rPr>
                   <w:rFonts w:ascii="Arial" w:cs="Arial" w:eastAsia="Arial" w:hAnsi="Arial"/>
@@ -8550,7 +8550,7 @@
               </w:rPr>
               <w:t xml:space="preserve"> and colour change of</w:t>
             </w:r>
-            <w:ins w:id="9074" w:author="Claude (AI) - proposed" w:date="2026-10-15T03:01:10Z">
+            <w:ins w:id="9074" w:author="Claude (AI) - proposed" w:date="2026-10-18T00:26:51Z">
               <w:r>
                 <w:rPr>
                   <w:rFonts w:ascii="Arial" w:cs="Arial" w:eastAsia="Arial" w:hAnsi="Arial"/>
@@ -8578,7 +8578,7 @@
               </w:rPr>
               <w:t xml:space="preserve"> indicator. STAGE 2 — Sodium with water (</w:t>
             </w:r>
-            <w:del w:id="9075" w:author="Claude (AI) - proposed" w:date="2026-10-15T03:01:10Z">
+            <w:del w:id="9075" w:author="Claude (AI) - proposed" w:date="2026-10-18T00:26:51Z">
               <w:r>
                 <w:rPr>
                   <w:rFonts w:ascii="Arial" w:cs="Arial" w:eastAsia="Arial" w:hAnsi="Arial"/>
@@ -8593,7 +8593,7 @@
                 <w:delText xml:space="preserve">student-conducted</w:delText>
               </w:r>
             </w:del>
-            <w:ins w:id="9076" w:author="Claude (AI) - proposed" w:date="2026-10-15T03:01:10Z">
+            <w:ins w:id="9076" w:author="Claude (AI) - proposed" w:date="2026-10-18T00:26:51Z">
               <w:r>
                 <w:rPr>
                   <w:rFonts w:ascii="Arial" w:cs="Arial" w:eastAsia="Arial" w:hAnsi="Arial"/>
@@ -8621,7 +8621,7 @@
               </w:rPr>
               <w:t xml:space="preserve">, repeating Lesson 1 </w:t>
             </w:r>
-            <w:del w:id="9077" w:author="Claude (AI) - proposed" w:date="2026-10-15T03:01:10Z">
+            <w:del w:id="9077" w:author="Claude (AI) - proposed" w:date="2026-10-18T00:26:51Z">
               <w:r>
                 <w:rPr>
                   <w:rFonts w:ascii="Arial" w:cs="Arial" w:eastAsia="Arial" w:hAnsi="Arial"/>
@@ -8636,7 +8636,7 @@
                 <w:delText xml:space="preserve">observations</w:delText>
               </w:r>
             </w:del>
-            <w:ins w:id="9078" w:author="Claude (AI) - proposed" w:date="2026-10-15T03:01:10Z">
+            <w:ins w:id="9078" w:author="Claude (AI) - proposed" w:date="2026-10-18T00:26:51Z">
               <w:r>
                 <w:rPr>
                   <w:rFonts w:ascii="Arial" w:cs="Arial" w:eastAsia="Arial" w:hAnsi="Arial"/>
@@ -8664,7 +8664,7 @@
               </w:rPr>
               <w:t xml:space="preserve"> now with data collection): </w:t>
             </w:r>
-            <w:del w:id="9079" w:author="Claude (AI) - proposed" w:date="2026-10-15T03:01:10Z">
+            <w:del w:id="9079" w:author="Claude (AI) - proposed" w:date="2026-10-18T00:26:51Z">
               <w:r>
                 <w:rPr>
                   <w:rFonts w:ascii="Arial" w:cs="Arial" w:eastAsia="Arial" w:hAnsi="Arial"/>
@@ -8679,7 +8679,7 @@
                 <w:delText xml:space="preserve">Teacher provides each group with</w:delText>
               </w:r>
             </w:del>
-            <w:ins w:id="9080" w:author="Claude (AI) - proposed" w:date="2026-10-15T03:01:10Z">
+            <w:ins w:id="9080" w:author="Claude (AI) - proposed" w:date="2026-10-18T00:26:51Z">
               <w:r>
                 <w:rPr>
                   <w:rFonts w:ascii="Arial" w:cs="Arial" w:eastAsia="Arial" w:hAnsi="Arial"/>
@@ -8707,7 +8707,7 @@
               </w:rPr>
               <w:t xml:space="preserve"> a rice-grain piece of sodium</w:t>
             </w:r>
-            <w:del w:id="9081" w:author="Claude (AI) - proposed" w:date="2026-10-15T03:01:10Z">
+            <w:del w:id="9081" w:author="Claude (AI) - proposed" w:date="2026-10-18T00:26:51Z">
               <w:r>
                 <w:rPr>
                   <w:rFonts w:ascii="Arial" w:cs="Arial" w:eastAsia="Arial" w:hAnsi="Arial"/>
@@ -8722,7 +8722,7 @@
                 <w:delText xml:space="preserve">. Students repeat observations and gas test, and measure pH using the indicator</w:delText>
               </w:r>
             </w:del>
-            <w:ins w:id="9082" w:author="Claude (AI) - proposed" w:date="2026-10-15T03:01:10Z">
+            <w:ins w:id="9082" w:author="Claude (AI) - proposed" w:date="2026-10-18T00:26:51Z">
               <w:r>
                 <w:rPr>
                   <w:rFonts w:ascii="Arial" w:cs="Arial" w:eastAsia="Arial" w:hAnsi="Arial"/>
@@ -8783,7 +8783,7 @@
               </w:rPr>
               <w:t xml:space="preserve">Before Stage 1: 'Before I </w:t>
             </w:r>
-            <w:del w:id="9083" w:author="Claude (AI) - proposed" w:date="2026-10-15T03:01:10Z">
+            <w:del w:id="9083" w:author="Claude (AI) - proposed" w:date="2026-10-18T00:26:51Z">
               <w:r>
                 <w:rPr>
                   <w:rFonts w:ascii="Arial" w:cs="Arial" w:eastAsia="Arial" w:hAnsi="Arial"/>
@@ -8798,7 +8798,7 @@
                 <w:delText xml:space="preserve">give each group the lithium</w:delText>
               </w:r>
             </w:del>
-            <w:ins w:id="9084" w:author="Claude (AI) - proposed" w:date="2026-10-15T03:01:10Z">
+            <w:ins w:id="9084" w:author="Claude (AI) - proposed" w:date="2026-10-18T00:26:51Z">
               <w:r>
                 <w:rPr>
                   <w:rFonts w:ascii="Arial" w:cs="Arial" w:eastAsia="Arial" w:hAnsi="Arial"/>
@@ -8948,7 +8948,7 @@
             <w:pPr>
               <w:spacing w:after="20" w:before="0"/>
             </w:pPr>
-            <w:hyperlink w:history="1" r:id="rIdktpgkg8jlsf9-8eegmmd9">
+            <w:hyperlink w:history="1" r:id="rIdixwkcc37_lu2veqz_s4mk">
               <w:r>
                 <w:rPr>
                   <w:rFonts w:ascii="Arial" w:cs="Arial" w:eastAsia="Arial" w:hAnsi="Arial"/>
@@ -8981,7 +8981,7 @@
               <w:spacing w:after="10" w:before="0"/>
               <w:ind w:left="120"/>
             </w:pPr>
-            <w:hyperlink w:history="1" r:id="rIdiuwmfm4w_ao_zh5asbatc">
+            <w:hyperlink w:history="1" r:id="rIdnkkvdetzd3uuc664yr2q2">
               <w:r>
                 <w:rPr>
                   <w:rFonts w:ascii="Arial" w:cs="Arial" w:eastAsia="Arial" w:hAnsi="Arial"/>
@@ -9026,7 +9026,7 @@
             <w:pPr>
               <w:spacing w:after="20" w:before="0"/>
             </w:pPr>
-            <w:hyperlink w:history="1" r:id="rIdw-fx3yqxddjlgbj-o65rq">
+            <w:hyperlink w:history="1" r:id="rIdznmfl0t66dsbgfz_jtgod">
               <w:r>
                 <w:rPr>
                   <w:rFonts w:ascii="Arial" w:cs="Arial" w:eastAsia="Arial" w:hAnsi="Arial"/>
@@ -9059,7 +9059,7 @@
               <w:spacing w:after="10" w:before="0"/>
               <w:ind w:left="120"/>
             </w:pPr>
-            <w:hyperlink w:history="1" r:id="rIdtkbfa_gcr8yfx6w-l4gib">
+            <w:hyperlink w:history="1" r:id="rIdf9xfee04iqplw5cwtectj">
               <w:r>
                 <w:rPr>
                   <w:rFonts w:ascii="Arial" w:cs="Arial" w:eastAsia="Arial" w:hAnsi="Arial"/>
@@ -9259,7 +9259,7 @@
             <w:pPr>
               <w:spacing w:after="20" w:before="0"/>
             </w:pPr>
-            <w:hyperlink w:history="1" r:id="rId80roimana65umdcfnzmz1">
+            <w:hyperlink w:history="1" r:id="rId_phbgimixaod7c4qgodgn">
               <w:r>
                 <w:rPr>
                   <w:rFonts w:ascii="Arial" w:cs="Arial" w:eastAsia="Arial" w:hAnsi="Arial"/>
@@ -9292,7 +9292,7 @@
               <w:spacing w:after="10" w:before="0"/>
               <w:ind w:left="120"/>
             </w:pPr>
-            <w:hyperlink w:history="1" r:id="rIdjppskqmr89kqyxe0j4cpf">
+            <w:hyperlink w:history="1" r:id="rId1m2jzelayq_0pc8xat9ic">
               <w:r>
                 <w:rPr>
                   <w:rFonts w:ascii="Arial" w:cs="Arial" w:eastAsia="Arial" w:hAnsi="Arial"/>
@@ -9337,7 +9337,7 @@
             <w:pPr>
               <w:spacing w:after="20" w:before="0"/>
             </w:pPr>
-            <w:hyperlink w:history="1" r:id="rId6dowf3-_bmsknoyfk_h3z">
+            <w:hyperlink w:history="1" r:id="rIdca4vrlwi4inycs5os-xom">
               <w:r>
                 <w:rPr>
                   <w:rFonts w:ascii="Arial" w:cs="Arial" w:eastAsia="Arial" w:hAnsi="Arial"/>
@@ -9370,7 +9370,7 @@
               <w:spacing w:after="10" w:before="0"/>
               <w:ind w:left="120"/>
             </w:pPr>
-            <w:hyperlink w:history="1" r:id="rIdkceojygg8o-pu0lv12kbn">
+            <w:hyperlink w:history="1" r:id="rId2b1xuetdlwksyfrikmbb5">
               <w:r>
                 <w:rPr>
                   <w:rFonts w:ascii="Arial" w:cs="Arial" w:eastAsia="Arial" w:hAnsi="Arial"/>
@@ -9514,7 +9514,7 @@
               </w:rPr>
               <w:t xml:space="preserve">Teacher photographs the updated DQB at the end of each lesson to track the progression of student thinking across all seven lessons. Check whether the answers students post are evidence-based ('We saw that K reacted faster and </w:t>
             </w:r>
-            <w:del w:id="9085" w:author="Claude (AI) - proposed" w:date="2026-10-15T03:01:10Z">
+            <w:del w:id="9085" w:author="Claude (AI) - proposed" w:date="2026-10-18T00:26:51Z">
               <w:r>
                 <w:rPr>
                   <w:rFonts w:ascii="Arial" w:cs="Arial" w:eastAsia="Arial" w:hAnsi="Arial"/>
@@ -9529,7 +9529,7 @@
                 <w:delText xml:space="preserve">our data shows pH was highest for K</w:delText>
               </w:r>
             </w:del>
-            <w:ins w:id="9086" w:author="Claude (AI) - proposed" w:date="2026-10-15T03:01:10Z">
+            <w:ins w:id="9086" w:author="Claude (AI) - proposed" w:date="2026-10-18T00:26:51Z">
               <w:r>
                 <w:rPr>
                   <w:rFonts w:ascii="Arial" w:cs="Arial" w:eastAsia="Arial" w:hAnsi="Arial"/>
@@ -9613,7 +9613,7 @@
             <w:pPr>
               <w:spacing w:after="20" w:before="0"/>
             </w:pPr>
-            <w:hyperlink w:history="1" r:id="rIdcjx8sgxj50v7vd4qfpmjc">
+            <w:hyperlink w:history="1" r:id="rIdp6voenwt9minezqukcx_e">
               <w:r>
                 <w:rPr>
                   <w:rFonts w:ascii="Arial" w:cs="Arial" w:eastAsia="Arial" w:hAnsi="Arial"/>
@@ -9646,7 +9646,7 @@
               <w:spacing w:after="10" w:before="0"/>
               <w:ind w:left="120"/>
             </w:pPr>
-            <w:hyperlink w:history="1" r:id="rIdsssrd5tbya3xsga8hzjux">
+            <w:hyperlink w:history="1" r:id="rIdt4kx0ktre0esp_zgmo3ux">
               <w:r>
                 <w:rPr>
                   <w:rFonts w:ascii="Arial" w:cs="Arial" w:eastAsia="Arial" w:hAnsi="Arial"/>
@@ -9691,7 +9691,7 @@
             <w:pPr>
               <w:spacing w:after="20" w:before="0"/>
             </w:pPr>
-            <w:hyperlink w:history="1" r:id="rIdwug42juc35d-t7dcyuy99">
+            <w:hyperlink w:history="1" r:id="rId2vxzq8mzpu9qxyvxi3lba">
               <w:r>
                 <w:rPr>
                   <w:rFonts w:ascii="Arial" w:cs="Arial" w:eastAsia="Arial" w:hAnsi="Arial"/>
@@ -9724,7 +9724,7 @@
               <w:spacing w:after="10" w:before="0"/>
               <w:ind w:left="120"/>
             </w:pPr>
-            <w:hyperlink w:history="1" r:id="rIdmokibqps0kivwd19koy05">
+            <w:hyperlink w:history="1" r:id="rIddudwgp0bpyb5fwudbc4rm">
               <w:r>
                 <w:rPr>
                   <w:rFonts w:ascii="Arial" w:cs="Arial" w:eastAsia="Arial" w:hAnsi="Arial"/>
@@ -10093,7 +10093,7 @@
               </w:rPr>
               <w:t xml:space="preserve">Lithium reacted slowly and steadily with cold water, floating on the surface and fizzing gently. Sodium reacted faster, skimming across the surface and fizzing vigorously — consistent with the Kisumu water plant demonstration. Potassium reacted most violently, producing a lilac flame and very rapid fizzing. All three produced a gas that burned with a squeaky pop when a lighted splint was held to it, confirming hydrogen production. All three produced </w:t>
             </w:r>
-            <w:ins w:id="9087" w:author="Claude (AI) - proposed" w:date="2026-10-15T03:01:10Z">
+            <w:ins w:id="9087" w:author="Claude (AI) - proposed" w:date="2026-10-18T00:26:51Z">
               <w:r>
                 <w:rPr>
                   <w:rFonts w:ascii="Arial" w:cs="Arial" w:eastAsia="Arial" w:hAnsi="Arial"/>
@@ -10121,7 +10121,7 @@
               </w:rPr>
               <w:t xml:space="preserve">alkaline solutions (</w:t>
             </w:r>
-            <w:del w:id="9088" w:author="Claude (AI) - proposed" w:date="2026-10-15T03:01:10Z">
+            <w:del w:id="9088" w:author="Claude (AI) - proposed" w:date="2026-10-18T00:26:51Z">
               <w:r>
                 <w:rPr>
                   <w:rFonts w:ascii="Arial" w:cs="Arial" w:eastAsia="Arial" w:hAnsi="Arial"/>
@@ -10136,7 +10136,7 @@
                 <w:delText xml:space="preserve">pH 8</w:delText>
               </w:r>
             </w:del>
-            <w:ins w:id="9089" w:author="Claude (AI) - proposed" w:date="2026-10-15T03:01:10Z">
+            <w:ins w:id="9089" w:author="Claude (AI) - proposed" w:date="2026-10-18T00:26:51Z">
               <w:r>
                 <w:rPr>
                   <w:rFonts w:ascii="Arial" w:cs="Arial" w:eastAsia="Arial" w:hAnsi="Arial"/>
@@ -10164,7 +10164,7 @@
               </w:rPr>
               <w:t xml:space="preserve"> to 14)</w:t>
             </w:r>
-            <w:del w:id="9090" w:author="Claude (AI) - proposed" w:date="2026-10-15T03:01:10Z">
+            <w:del w:id="9090" w:author="Claude (AI) - proposed" w:date="2026-10-18T00:26:51Z">
               <w:r>
                 <w:rPr>
                   <w:rFonts w:ascii="Arial" w:cs="Arial" w:eastAsia="Arial" w:hAnsi="Arial"/>
@@ -10179,7 +10179,7 @@
                 <w:delText xml:space="preserve">, with potassium producing the highest pH reading</w:delText>
               </w:r>
             </w:del>
-            <w:ins w:id="9091" w:author="Claude (AI) - proposed" w:date="2026-10-15T03:01:10Z">
+            <w:ins w:id="9091" w:author="Claude (AI) - proposed" w:date="2026-10-18T00:26:51Z">
               <w:r>
                 <w:rPr>
                   <w:rFonts w:ascii="Arial" w:cs="Arial" w:eastAsia="Arial" w:hAnsi="Arial"/>
@@ -10363,7 +10363,7 @@
         </w:rPr>
         <w:t xml:space="preserve">© 2026 SeaVuria and ARES. Aligned with KICD objectives. Developed by SeaVuria; technical implementation by ARES (with AI assistance from Claude). Licensed under </w:t>
       </w:r>
-      <w:hyperlink w:history="1" r:id="rIdb2z0lscmcpkpv4_hedkas">
+      <w:hyperlink w:history="1" r:id="rIdux7law3lgpbmyrrpnmrlt">
         <w:r>
           <w:rPr>
             <w:rFonts w:ascii="Arial" w:cs="Arial" w:eastAsia="Arial" w:hAnsi="Arial"/>
@@ -10384,7 +10384,7 @@
         </w:rPr>
         <w:t xml:space="preserve"> (</w:t>
       </w:r>
-      <w:hyperlink w:history="1" r:id="rIdvv6mnqdvreas5axhglnhl">
+      <w:hyperlink w:history="1" r:id="rIdcnlxdqm_8cdmagdjvwlbx">
         <w:r>
           <w:rPr>
             <w:rFonts w:ascii="Arial" w:cs="Arial" w:eastAsia="Arial" w:hAnsi="Arial"/>
@@ -11041,7 +11041,7 @@
               </w:rPr>
               <w:t xml:space="preserve">⚠️ SAFETY NOTES — read aloud to students before practical work begins: (1) Magnesium ribbon burns with an intensely bright white flame — DO NOT look directly at the flame; look away or use tinted goggles. (2) </w:t>
             </w:r>
-            <w:del w:id="9092" w:author="Claude (AI) - proposed" w:date="2026-10-15T03:01:10Z">
+            <w:del w:id="9092" w:author="Claude (AI) - proposed" w:date="2026-10-18T00:26:51Z">
               <w:r>
                 <w:rPr>
                   <w:rFonts w:ascii="Arial" w:cs="Arial" w:eastAsia="Arial" w:hAnsi="Arial"/>
@@ -11056,7 +11056,7 @@
                 <w:delText xml:space="preserve">When heating magnesium in steam, ensure the delivery tube is removed from the water BEFORE the flame is extinguished to prevent suck-back</w:delText>
               </w:r>
             </w:del>
-            <w:ins w:id="9093" w:author="Claude (AI) - proposed" w:date="2026-10-15T03:01:10Z">
+            <w:ins w:id="9093" w:author="Claude (AI) - proposed" w:date="2026-10-18T00:26:51Z">
               <w:r>
                 <w:rPr>
                   <w:rFonts w:ascii="Arial" w:cs="Arial" w:eastAsia="Arial" w:hAnsi="Arial"/>
@@ -11179,7 +11179,7 @@
               </w:rPr>
               <w:t xml:space="preserve">Lesson 3 is an Observe-and-Explain lesson in which students gather direct experimental evidence about Group II element behaviour and use it to extend their developing periodic-table model. The lesson opens with a Predict phase in which students recall the violent sodium-water explosion from the anchoring phenomenon and predict how magnesium and calcium will behave — activating prior knowledge and creating cognitive dissonance when reality does not match expectation. In the Observe phase, student groups run three sequential investigations: (A) magnesium ribbon in cold water, (B) magnesium ribbon burned in steam</w:t>
             </w:r>
-            <w:del w:id="9094" w:author="Claude (AI) - proposed" w:date="2026-10-15T03:01:10Z">
+            <w:del w:id="9094" w:author="Claude (AI) - proposed" w:date="2026-10-18T00:26:51Z">
               <w:r>
                 <w:rPr>
                   <w:rFonts w:ascii="Arial" w:cs="Arial" w:eastAsia="Arial" w:hAnsi="Arial"/>
@@ -11194,7 +11194,7 @@
                 <w:delText xml:space="preserve"> over a water trough</w:delText>
               </w:r>
             </w:del>
-            <w:ins w:id="9095" w:author="Claude (AI) - proposed" w:date="2026-10-15T03:01:10Z">
+            <w:ins w:id="9095" w:author="Claude (AI) - proposed" w:date="2026-10-18T00:26:51Z">
               <w:r>
                 <w:rPr>
                   <w:rFonts w:ascii="Arial" w:cs="Arial" w:eastAsia="Arial" w:hAnsi="Arial"/>
@@ -11222,7 +11222,7 @@
               </w:rPr>
               <w:t xml:space="preserve">, and (C) magnesium ribbon in dilute hydrochloric acid, followed by a teacher demonstration of calcium in cold water</w:t>
             </w:r>
-            <w:ins w:id="9096" w:author="Claude (AI) - proposed" w:date="2026-10-15T03:01:10Z">
+            <w:ins w:id="9096" w:author="Claude (AI) - proposed" w:date="2026-10-18T00:26:51Z">
               <w:r>
                 <w:rPr>
                   <w:rFonts w:ascii="Arial" w:cs="Arial" w:eastAsia="Arial" w:hAnsi="Arial"/>
@@ -11538,7 +11538,7 @@
             <w:pPr>
               <w:spacing w:after="20" w:before="0"/>
             </w:pPr>
-            <w:hyperlink w:history="1" r:id="rIdpdx3kjbgnpvzpv9zt9wya">
+            <w:hyperlink w:history="1" r:id="rIdw-vga0o1yie3npntyd7x4">
               <w:r>
                 <w:rPr>
                   <w:rFonts w:ascii="Arial" w:cs="Arial" w:eastAsia="Arial" w:hAnsi="Arial"/>
@@ -11571,7 +11571,7 @@
               <w:spacing w:after="10" w:before="0"/>
               <w:ind w:left="120"/>
             </w:pPr>
-            <w:hyperlink w:history="1" r:id="rIdcorz9n9gsjaw8mp5emsgn">
+            <w:hyperlink w:history="1" r:id="rIdsomjz7kveavcao2yqx6dy">
               <w:r>
                 <w:rPr>
                   <w:rFonts w:ascii="Arial" w:cs="Arial" w:eastAsia="Arial" w:hAnsi="Arial"/>
@@ -11616,7 +11616,7 @@
             <w:pPr>
               <w:spacing w:after="20" w:before="0"/>
             </w:pPr>
-            <w:hyperlink w:history="1" r:id="rIdxdlib-k3i1ug9f0yhlpqk">
+            <w:hyperlink w:history="1" r:id="rIdvrfjxif0lsgxl9-6kyucq">
               <w:r>
                 <w:rPr>
                   <w:rFonts w:ascii="Arial" w:cs="Arial" w:eastAsia="Arial" w:hAnsi="Arial"/>
@@ -11649,7 +11649,7 @@
               <w:spacing w:after="10" w:before="0"/>
               <w:ind w:left="120"/>
             </w:pPr>
-            <w:hyperlink w:history="1" r:id="rIdgmkmpbbpzspt9dxp5bzem">
+            <w:hyperlink w:history="1" r:id="rIdkao8xgaird437tg6yjcqs">
               <w:r>
                 <w:rPr>
                   <w:rFonts w:ascii="Arial" w:cs="Arial" w:eastAsia="Arial" w:hAnsi="Arial"/>
@@ -12009,7 +12009,7 @@
             <w:pPr>
               <w:spacing w:after="20" w:before="0"/>
             </w:pPr>
-            <w:hyperlink w:history="1" r:id="rIdxbeba51jbjolcfjnszcth">
+            <w:hyperlink w:history="1" r:id="rIdlhqk_yyqbsnrcpaa1w7mh">
               <w:r>
                 <w:rPr>
                   <w:rFonts w:ascii="Arial" w:cs="Arial" w:eastAsia="Arial" w:hAnsi="Arial"/>
@@ -12042,7 +12042,7 @@
               <w:spacing w:after="10" w:before="0"/>
               <w:ind w:left="120"/>
             </w:pPr>
-            <w:hyperlink w:history="1" r:id="rIdffxqkvtb_1ucq4w5-w1go">
+            <w:hyperlink w:history="1" r:id="rIdld38hh0jcqfyzrl7hoi65">
               <w:r>
                 <w:rPr>
                   <w:rFonts w:ascii="Arial" w:cs="Arial" w:eastAsia="Arial" w:hAnsi="Arial"/>
@@ -12087,7 +12087,7 @@
             <w:pPr>
               <w:spacing w:after="20" w:before="0"/>
             </w:pPr>
-            <w:hyperlink w:history="1" r:id="rId7h2vlszpbbwdsf5a4u03v">
+            <w:hyperlink w:history="1" r:id="rId1n_aea3q2hnmsry6dr-gw">
               <w:r>
                 <w:rPr>
                   <w:rFonts w:ascii="Arial" w:cs="Arial" w:eastAsia="Arial" w:hAnsi="Arial"/>
@@ -12120,7 +12120,7 @@
               <w:spacing w:after="10" w:before="0"/>
               <w:ind w:left="120"/>
             </w:pPr>
-            <w:hyperlink w:history="1" r:id="rId9pgwsrtrmezpsulanz52s">
+            <w:hyperlink w:history="1" r:id="rIdqxlexlrvtrrtuqoh3hvbp">
               <w:r>
                 <w:rPr>
                   <w:rFonts w:ascii="Arial" w:cs="Arial" w:eastAsia="Arial" w:hAnsi="Arial"/>
@@ -12245,7 +12245,7 @@
               </w:rPr>
               <w:t xml:space="preserve">INVESTIGATION B — Magnesium Burning in Steam (</w:t>
             </w:r>
-            <w:del w:id="9097" w:author="Claude (AI) - proposed" w:date="2026-10-15T03:01:10Z">
+            <w:del w:id="9097" w:author="Claude (AI) - proposed" w:date="2026-10-18T00:26:51Z">
               <w:r>
                 <w:rPr>
                   <w:rFonts w:ascii="Arial" w:cs="Arial" w:eastAsia="Arial" w:hAnsi="Arial"/>
@@ -12260,7 +12260,7 @@
                 <w:delText xml:space="preserve">8</w:delText>
               </w:r>
             </w:del>
-            <w:ins w:id="9098" w:author="Claude (AI) - proposed" w:date="2026-10-15T03:01:10Z">
+            <w:ins w:id="9098" w:author="Claude (AI) - proposed" w:date="2026-10-18T00:26:51Z">
               <w:r>
                 <w:rPr>
                   <w:rFonts w:ascii="Arial" w:cs="Arial" w:eastAsia="Arial" w:hAnsi="Arial"/>
@@ -12288,7 +12288,7 @@
               </w:rPr>
               <w:t xml:space="preserve"> min): </w:t>
             </w:r>
-            <w:del w:id="9099" w:author="Claude (AI) - proposed" w:date="2026-10-15T03:01:10Z">
+            <w:del w:id="9099" w:author="Claude (AI) - proposed" w:date="2026-10-18T00:26:51Z">
               <w:r>
                 <w:rPr>
                   <w:rFonts w:ascii="Arial" w:cs="Arial" w:eastAsia="Arial" w:hAnsi="Arial"/>
@@ -12303,7 +12303,7 @@
                 <w:delText xml:space="preserve">Teacher demonstrates OR advanced groups set up</w:delText>
               </w:r>
             </w:del>
-            <w:ins w:id="9100" w:author="Claude (AI) - proposed" w:date="2026-10-15T03:01:10Z">
+            <w:ins w:id="9100" w:author="Claude (AI) - proposed" w:date="2026-10-18T00:26:51Z">
               <w:r>
                 <w:rPr>
                   <w:rFonts w:ascii="Arial" w:cs="Arial" w:eastAsia="Arial" w:hAnsi="Arial"/>
@@ -12451,7 +12451,7 @@
               </w:rPr>
               <w:t xml:space="preserve">GRAPHING TASK (concurrent, completed during wait times): Using the data table printed on the back of the worksheet, students plot three graphs on pre-drawn axes: (1) Atomic radius (pm) vs. Group II element (Be→Ba); (2) First ionisation energy (kJ/mol) vs. element; (3) Melting point (°C) vs. element. Data values are provided in the worksheet. Students draw best-fit lines and annotate the trend direction with an arrow.</w:t>
             </w:r>
-            <w:ins w:id="9101" w:author="Claude (AI) - proposed" w:date="2026-10-15T03:01:10Z">
+            <w:ins w:id="9101" w:author="Claude (AI) - proposed" w:date="2026-10-18T00:26:51Z">
               <w:r>
                 <w:rPr>
                   <w:rFonts w:ascii="Arial" w:cs="Arial" w:eastAsia="Arial" w:hAnsi="Arial"/>
@@ -12579,7 +12579,7 @@
               </w:rPr>
               <w:t xml:space="preserve">During Investigation B (</w:t>
             </w:r>
-            <w:del w:id="9102" w:author="Claude (AI) - proposed" w:date="2026-10-15T03:01:10Z">
+            <w:del w:id="9102" w:author="Claude (AI) - proposed" w:date="2026-10-18T00:26:51Z">
               <w:r>
                 <w:rPr>
                   <w:rFonts w:ascii="Arial" w:cs="Arial" w:eastAsia="Arial" w:hAnsi="Arial"/>
@@ -12594,7 +12594,7 @@
                 <w:delText xml:space="preserve">demo or group</w:delText>
               </w:r>
             </w:del>
-            <w:ins w:id="9103" w:author="Claude (AI) - proposed" w:date="2026-10-15T03:01:10Z">
+            <w:ins w:id="9103" w:author="Claude (AI) - proposed" w:date="2026-10-18T00:26:51Z">
               <w:r>
                 <w:rPr>
                   <w:rFonts w:ascii="Arial" w:cs="Arial" w:eastAsia="Arial" w:hAnsi="Arial"/>
@@ -12808,7 +12808,7 @@
               </w:rPr>
               <w:t xml:space="preserve">Observable indicators: (1) Each group produces a completed data table with observations for all three investigations before moving to Phase 3 — teacher initials each table during circulation. (2) Each group places sodium correctly in the vigour ranking (</w:t>
             </w:r>
-            <w:del w:id="9104" w:author="Claude (AI) - proposed" w:date="2026-10-15T03:01:10Z">
+            <w:del w:id="9104" w:author="Claude (AI) - proposed" w:date="2026-10-18T00:26:51Z">
               <w:r>
                 <w:rPr>
                   <w:rFonts w:ascii="Arial" w:cs="Arial" w:eastAsia="Arial" w:hAnsi="Arial"/>
@@ -12823,7 +12823,7 @@
                 <w:delText xml:space="preserve">between calcium and Group I extremes, or above magnesium in cold water</w:delText>
               </w:r>
             </w:del>
-            <w:ins w:id="9105" w:author="Claude (AI) - proposed" w:date="2026-10-15T03:01:10Z">
+            <w:ins w:id="9105" w:author="Claude (AI) - proposed" w:date="2026-10-18T00:26:51Z">
               <w:r>
                 <w:rPr>
                   <w:rFonts w:ascii="Arial" w:cs="Arial" w:eastAsia="Arial" w:hAnsi="Arial"/>
@@ -12851,7 +12851,7 @@
               </w:rPr>
               <w:t xml:space="preserve">) — if a group cannot do this, teacher prompts: 'Go back to your Lesson 1 notes — what did you record about sodium in water?' (3) </w:t>
             </w:r>
-            <w:del w:id="9106" w:author="Claude (AI) - proposed" w:date="2026-10-15T03:01:10Z">
+            <w:del w:id="9106" w:author="Claude (AI) - proposed" w:date="2026-10-18T00:26:51Z">
               <w:r>
                 <w:rPr>
                   <w:rFonts w:ascii="Arial" w:cs="Arial" w:eastAsia="Arial" w:hAnsi="Arial"/>
@@ -12866,7 +12866,7 @@
                 <w:delText xml:space="preserve">All three graphs show a</w:delText>
               </w:r>
             </w:del>
-            <w:ins w:id="9107" w:author="Claude (AI) - proposed" w:date="2026-10-15T03:01:10Z">
+            <w:ins w:id="9107" w:author="Claude (AI) - proposed" w:date="2026-10-18T00:26:51Z">
               <w:r>
                 <w:rPr>
                   <w:rFonts w:ascii="Arial" w:cs="Arial" w:eastAsia="Arial" w:hAnsi="Arial"/>
@@ -12894,7 +12894,7 @@
               </w:rPr>
               <w:t xml:space="preserve"> correct trend direction (atomic radius increases down the group; first ionisation energy </w:t>
             </w:r>
-            <w:del w:id="9108" w:author="Claude (AI) - proposed" w:date="2026-10-15T03:01:10Z">
+            <w:del w:id="9108" w:author="Claude (AI) - proposed" w:date="2026-10-18T00:26:51Z">
               <w:r>
                 <w:rPr>
                   <w:rFonts w:ascii="Arial" w:cs="Arial" w:eastAsia="Arial" w:hAnsi="Arial"/>
@@ -12909,7 +12909,7 @@
                 <w:delText xml:space="preserve">and melting point decrease</w:delText>
               </w:r>
             </w:del>
-            <w:ins w:id="9109" w:author="Claude (AI) - proposed" w:date="2026-10-15T03:01:10Z">
+            <w:ins w:id="9109" w:author="Claude (AI) - proposed" w:date="2026-10-18T00:26:51Z">
               <w:r>
                 <w:rPr>
                   <w:rFonts w:ascii="Arial" w:cs="Arial" w:eastAsia="Arial" w:hAnsi="Arial"/>
@@ -12937,7 +12937,7 @@
               </w:rPr>
               <w:t xml:space="preserve"> down the group</w:t>
             </w:r>
-            <w:ins w:id="9110" w:author="Claude (AI) - proposed" w:date="2026-10-15T03:01:10Z">
+            <w:ins w:id="9110" w:author="Claude (AI) - proposed" w:date="2026-10-18T00:26:51Z">
               <w:r>
                 <w:rPr>
                   <w:rFonts w:ascii="Arial" w:cs="Arial" w:eastAsia="Arial" w:hAnsi="Arial"/>
@@ -13021,7 +13021,7 @@
             <w:pPr>
               <w:spacing w:after="20" w:before="0"/>
             </w:pPr>
-            <w:hyperlink w:history="1" r:id="rIduaxalbevb80h3pbfvks7z">
+            <w:hyperlink w:history="1" r:id="rIdmfybwlrcfa-ozqzo3nncc">
               <w:r>
                 <w:rPr>
                   <w:rFonts w:ascii="Arial" w:cs="Arial" w:eastAsia="Arial" w:hAnsi="Arial"/>
@@ -13070,7 +13070,7 @@
               <w:spacing w:after="10" w:before="0"/>
               <w:ind w:left="120"/>
             </w:pPr>
-            <w:hyperlink w:history="1" r:id="rIdypdg5ejadxdx7asggccum">
+            <w:hyperlink w:history="1" r:id="rIdoma01mck1ndl_oc7gwhev">
               <w:r>
                 <w:rPr>
                   <w:rFonts w:ascii="Arial" w:cs="Arial" w:eastAsia="Arial" w:hAnsi="Arial"/>
@@ -13115,7 +13115,7 @@
             <w:pPr>
               <w:spacing w:after="20" w:before="0"/>
             </w:pPr>
-            <w:hyperlink w:history="1" r:id="rIdygku58agt3gsw389yobrf">
+            <w:hyperlink w:history="1" r:id="rIdv3rmz9uowndipcscc9p7i">
               <w:r>
                 <w:rPr>
                   <w:rFonts w:ascii="Arial" w:cs="Arial" w:eastAsia="Arial" w:hAnsi="Arial"/>
@@ -13148,7 +13148,7 @@
               <w:spacing w:after="10" w:before="0"/>
               <w:ind w:left="120"/>
             </w:pPr>
-            <w:hyperlink w:history="1" r:id="rIdnx2mqukbkdnjgyzlrvldt">
+            <w:hyperlink w:history="1" r:id="rIdlagowowapzizrgxiinax2">
               <w:r>
                 <w:rPr>
                   <w:rFonts w:ascii="Arial" w:cs="Arial" w:eastAsia="Arial" w:hAnsi="Arial"/>
@@ -13586,7 +13586,7 @@
               </w:rPr>
               <w:t xml:space="preserve">Close the phase by returning to the class prediction tally on the board: 'Who predicted magnesium would be less reactive than sodium? Your prediction was supported by evidence. Who predicted the same or more? What was your reasoning, and where did it go wrong?' WAIT TIME: 10 seconds before cold-calling 2 students who had incorrect predictions.</w:t>
             </w:r>
-            <w:ins w:id="9111" w:author="Claude (AI) - proposed" w:date="2026-10-15T03:01:10Z">
+            <w:ins w:id="9111" w:author="Claude (AI) - proposed" w:date="2026-10-18T00:26:51Z">
               <w:r>
                 <w:rPr>
                   <w:rFonts w:ascii="Arial" w:cs="Arial" w:eastAsia="Arial" w:hAnsi="Arial"/>
@@ -13723,7 +13723,7 @@
             <w:pPr>
               <w:spacing w:after="20" w:before="0"/>
             </w:pPr>
-            <w:hyperlink w:history="1" r:id="rId3ce6f9rhoszgqlc0c2xui">
+            <w:hyperlink w:history="1" r:id="rIdxlyumnsbohtfsvssxgz9y">
               <w:r>
                 <w:rPr>
                   <w:rFonts w:ascii="Arial" w:cs="Arial" w:eastAsia="Arial" w:hAnsi="Arial"/>
@@ -13772,7 +13772,7 @@
               <w:spacing w:after="10" w:before="0"/>
               <w:ind w:left="120"/>
             </w:pPr>
-            <w:hyperlink w:history="1" r:id="rIdt6poh3mgmocxrfv-os8tj">
+            <w:hyperlink w:history="1" r:id="rIde_hjfecchdxgzakqb_6l3">
               <w:r>
                 <w:rPr>
                   <w:rFonts w:ascii="Arial" w:cs="Arial" w:eastAsia="Arial" w:hAnsi="Arial"/>
@@ -13817,7 +13817,7 @@
             <w:pPr>
               <w:spacing w:after="20" w:before="0"/>
             </w:pPr>
-            <w:hyperlink w:history="1" r:id="rId_4rmia0ojaxybrbhy-_cn">
+            <w:hyperlink w:history="1" r:id="rId7wz8leoerd5hpqazb0jnr">
               <w:r>
                 <w:rPr>
                   <w:rFonts w:ascii="Arial" w:cs="Arial" w:eastAsia="Arial" w:hAnsi="Arial"/>
@@ -13850,7 +13850,7 @@
               <w:spacing w:after="10" w:before="0"/>
               <w:ind w:left="120"/>
             </w:pPr>
-            <w:hyperlink w:history="1" r:id="rIdlffvzzb0y_5ou6iabzh7b">
+            <w:hyperlink w:history="1" r:id="rIdabitvjmrnyq2o57a8swxj">
               <w:r>
                 <w:rPr>
                   <w:rFonts w:ascii="Arial" w:cs="Arial" w:eastAsia="Arial" w:hAnsi="Arial"/>
@@ -14290,7 +14290,7 @@
             <w:pPr>
               <w:spacing w:after="20" w:before="0"/>
             </w:pPr>
-            <w:hyperlink w:history="1" r:id="rIdroukhpe_ncnmcgdt-axbn">
+            <w:hyperlink w:history="1" r:id="rIdq0xf875qsd6kcjefyqerc">
               <w:r>
                 <w:rPr>
                   <w:rFonts w:ascii="Arial" w:cs="Arial" w:eastAsia="Arial" w:hAnsi="Arial"/>
@@ -14339,7 +14339,7 @@
               <w:spacing w:after="10" w:before="0"/>
               <w:ind w:left="120"/>
             </w:pPr>
-            <w:hyperlink w:history="1" r:id="rIdnkv1vmkrqt40ag7nuu-zx">
+            <w:hyperlink w:history="1" r:id="rIdcfsz44xtyinvrl7flcoaf">
               <w:r>
                 <w:rPr>
                   <w:rFonts w:ascii="Arial" w:cs="Arial" w:eastAsia="Arial" w:hAnsi="Arial"/>
@@ -14384,7 +14384,7 @@
             <w:pPr>
               <w:spacing w:after="20" w:before="0"/>
             </w:pPr>
-            <w:hyperlink w:history="1" r:id="rIdsn1qzr9pxdt3lfg9bpvur">
+            <w:hyperlink w:history="1" r:id="rIdievejthsedrviiysvfawe">
               <w:r>
                 <w:rPr>
                   <w:rFonts w:ascii="Arial" w:cs="Arial" w:eastAsia="Arial" w:hAnsi="Arial"/>
@@ -14417,7 +14417,7 @@
               <w:spacing w:after="10" w:before="0"/>
               <w:ind w:left="120"/>
             </w:pPr>
-            <w:hyperlink w:history="1" r:id="rIdyqqsxbptbfmmuto9mvyey">
+            <w:hyperlink w:history="1" r:id="rId7muzajssr1bnwevhogdym">
               <w:r>
                 <w:rPr>
                   <w:rFonts w:ascii="Arial" w:cs="Arial" w:eastAsia="Arial" w:hAnsi="Arial"/>
@@ -14963,10 +14963,10 @@
               <w:spacing w:after="40" w:before="0"/>
               <w:jc w:val="left"/>
               <w:rPr>
-                <w:ins w:id="9113" w:author="Claude (AI) - proposed" w:date="2026-10-15T03:01:10Z"/>
-              </w:rPr>
-            </w:pPr>
-            <w:ins w:id="9112" w:author="Claude (AI) - proposed" w:date="2026-10-15T03:01:10Z">
+                <w:ins w:id="9113" w:author="Claude (AI) - proposed" w:date="2026-10-18T00:26:51Z"/>
+              </w:rPr>
+            </w:pPr>
+            <w:ins w:id="9112" w:author="Claude (AI) - proposed" w:date="2026-10-18T00:26:51Z">
               <w:r>
                 <w:rPr>
                   <w:rFonts w:ascii="Arial" w:cs="Arial" w:eastAsia="Arial" w:hAnsi="Arial"/>
@@ -14988,10 +14988,10 @@
               <w:spacing w:after="40" w:before="0"/>
               <w:jc w:val="left"/>
               <w:rPr>
-                <w:ins w:id="9115" w:author="Claude (AI) - proposed" w:date="2026-10-15T03:01:10Z"/>
-              </w:rPr>
-            </w:pPr>
-            <w:ins w:id="9114" w:author="Claude (AI) - proposed" w:date="2026-10-15T03:01:10Z">
+                <w:ins w:id="9115" w:author="Claude (AI) - proposed" w:date="2026-10-18T00:26:51Z"/>
+              </w:rPr>
+            </w:pPr>
+            <w:ins w:id="9114" w:author="Claude (AI) - proposed" w:date="2026-10-18T00:26:51Z">
               <w:r>
                 <w:rPr>
                   <w:rFonts w:ascii="Arial" w:cs="Arial" w:eastAsia="Arial" w:hAnsi="Arial"/>
@@ -15013,10 +15013,10 @@
               <w:spacing w:after="40" w:before="0"/>
               <w:jc w:val="left"/>
               <w:rPr>
-                <w:ins w:id="9117" w:author="Claude (AI) - proposed" w:date="2026-10-15T03:01:10Z"/>
-              </w:rPr>
-            </w:pPr>
-            <w:ins w:id="9116" w:author="Claude (AI) - proposed" w:date="2026-10-15T03:01:10Z">
+                <w:ins w:id="9117" w:author="Claude (AI) - proposed" w:date="2026-10-18T00:26:51Z"/>
+              </w:rPr>
+            </w:pPr>
+            <w:ins w:id="9116" w:author="Claude (AI) - proposed" w:date="2026-10-18T00:26:51Z">
               <w:r>
                 <w:rPr>
                   <w:rFonts w:ascii="Arial" w:cs="Arial" w:eastAsia="Arial" w:hAnsi="Arial"/>
@@ -15038,10 +15038,10 @@
               <w:spacing w:after="40" w:before="0"/>
               <w:jc w:val="left"/>
               <w:rPr>
-                <w:ins w:id="9119" w:author="Claude (AI) - proposed" w:date="2026-10-15T03:01:10Z"/>
-              </w:rPr>
-            </w:pPr>
-            <w:ins w:id="9118" w:author="Claude (AI) - proposed" w:date="2026-10-15T03:01:10Z">
+                <w:ins w:id="9119" w:author="Claude (AI) - proposed" w:date="2026-10-18T00:26:51Z"/>
+              </w:rPr>
+            </w:pPr>
+            <w:ins w:id="9118" w:author="Claude (AI) - proposed" w:date="2026-10-18T00:26:51Z">
               <w:r>
                 <w:rPr>
                   <w:rFonts w:ascii="Arial" w:cs="Arial" w:eastAsia="Arial" w:hAnsi="Arial"/>
@@ -15063,10 +15063,10 @@
               <w:spacing w:after="40" w:before="0"/>
               <w:jc w:val="left"/>
               <w:rPr>
-                <w:ins w:id="9121" w:author="Claude (AI) - proposed" w:date="2026-10-15T03:01:10Z"/>
-              </w:rPr>
-            </w:pPr>
-            <w:ins w:id="9120" w:author="Claude (AI) - proposed" w:date="2026-10-15T03:01:10Z">
+                <w:ins w:id="9121" w:author="Claude (AI) - proposed" w:date="2026-10-18T00:26:51Z"/>
+              </w:rPr>
+            </w:pPr>
+            <w:ins w:id="9120" w:author="Claude (AI) - proposed" w:date="2026-10-18T00:26:51Z">
               <w:r>
                 <w:rPr>
                   <w:rFonts w:ascii="Arial" w:cs="Arial" w:eastAsia="Arial" w:hAnsi="Arial"/>
@@ -15088,10 +15088,10 @@
               <w:spacing w:after="40" w:before="0"/>
               <w:jc w:val="left"/>
               <w:rPr>
-                <w:ins w:id="9123" w:author="Claude (AI) - proposed" w:date="2026-10-15T03:01:10Z"/>
-              </w:rPr>
-            </w:pPr>
-            <w:ins w:id="9122" w:author="Claude (AI) - proposed" w:date="2026-10-15T03:01:10Z">
+                <w:ins w:id="9123" w:author="Claude (AI) - proposed" w:date="2026-10-18T00:26:51Z"/>
+              </w:rPr>
+            </w:pPr>
+            <w:ins w:id="9122" w:author="Claude (AI) - proposed" w:date="2026-10-18T00:26:51Z">
               <w:r>
                 <w:rPr>
                   <w:rFonts w:ascii="Arial" w:cs="Arial" w:eastAsia="Arial" w:hAnsi="Arial"/>
@@ -15113,10 +15113,10 @@
               <w:spacing w:after="40" w:before="0"/>
               <w:jc w:val="left"/>
               <w:rPr>
-                <w:ins w:id="9125" w:author="Claude (AI) - proposed" w:date="2026-10-15T03:01:10Z"/>
-              </w:rPr>
-            </w:pPr>
-            <w:ins w:id="9124" w:author="Claude (AI) - proposed" w:date="2026-10-15T03:01:10Z">
+                <w:ins w:id="9125" w:author="Claude (AI) - proposed" w:date="2026-10-18T00:26:51Z"/>
+              </w:rPr>
+            </w:pPr>
+            <w:ins w:id="9124" w:author="Claude (AI) - proposed" w:date="2026-10-18T00:26:51Z">
               <w:r>
                 <w:rPr>
                   <w:rFonts w:ascii="Arial" w:cs="Arial" w:eastAsia="Arial" w:hAnsi="Arial"/>
@@ -15138,10 +15138,10 @@
               <w:spacing w:after="40" w:before="0"/>
               <w:jc w:val="left"/>
               <w:rPr>
-                <w:ins w:id="9127" w:author="Claude (AI) - proposed" w:date="2026-10-15T03:01:10Z"/>
-              </w:rPr>
-            </w:pPr>
-            <w:ins w:id="9126" w:author="Claude (AI) - proposed" w:date="2026-10-15T03:01:10Z">
+                <w:ins w:id="9127" w:author="Claude (AI) - proposed" w:date="2026-10-18T00:26:51Z"/>
+              </w:rPr>
+            </w:pPr>
+            <w:ins w:id="9126" w:author="Claude (AI) - proposed" w:date="2026-10-18T00:26:51Z">
               <w:r>
                 <w:rPr>
                   <w:rFonts w:ascii="Arial" w:cs="Arial" w:eastAsia="Arial" w:hAnsi="Arial"/>
@@ -15163,10 +15163,10 @@
               <w:spacing w:after="40" w:before="0"/>
               <w:jc w:val="left"/>
               <w:rPr>
-                <w:ins w:id="9129" w:author="Claude (AI) - proposed" w:date="2026-10-15T03:01:10Z"/>
-              </w:rPr>
-            </w:pPr>
-            <w:ins w:id="9128" w:author="Claude (AI) - proposed" w:date="2026-10-15T03:01:10Z">
+                <w:ins w:id="9129" w:author="Claude (AI) - proposed" w:date="2026-10-18T00:26:51Z"/>
+              </w:rPr>
+            </w:pPr>
+            <w:ins w:id="9128" w:author="Claude (AI) - proposed" w:date="2026-10-18T00:26:51Z">
               <w:r>
                 <w:rPr>
                   <w:rFonts w:ascii="Arial" w:cs="Arial" w:eastAsia="Arial" w:hAnsi="Arial"/>
@@ -15188,10 +15188,10 @@
               <w:spacing w:after="40" w:before="0"/>
               <w:jc w:val="left"/>
               <w:rPr>
-                <w:ins w:id="9131" w:author="Claude (AI) - proposed" w:date="2026-10-15T03:01:10Z"/>
-              </w:rPr>
-            </w:pPr>
-            <w:ins w:id="9130" w:author="Claude (AI) - proposed" w:date="2026-10-15T03:01:10Z">
+                <w:ins w:id="9131" w:author="Claude (AI) - proposed" w:date="2026-10-18T00:26:51Z"/>
+              </w:rPr>
+            </w:pPr>
+            <w:ins w:id="9130" w:author="Claude (AI) - proposed" w:date="2026-10-18T00:26:51Z">
               <w:r>
                 <w:rPr>
                   <w:rFonts w:ascii="Arial" w:cs="Arial" w:eastAsia="Arial" w:hAnsi="Arial"/>
@@ -15213,10 +15213,10 @@
               <w:spacing w:after="40" w:before="0"/>
               <w:jc w:val="left"/>
               <w:rPr>
-                <w:ins w:id="9133" w:author="Claude (AI) - proposed" w:date="2026-10-15T03:01:10Z"/>
-              </w:rPr>
-            </w:pPr>
-            <w:ins w:id="9132" w:author="Claude (AI) - proposed" w:date="2026-10-15T03:01:10Z">
+                <w:ins w:id="9133" w:author="Claude (AI) - proposed" w:date="2026-10-18T00:26:51Z"/>
+              </w:rPr>
+            </w:pPr>
+            <w:ins w:id="9132" w:author="Claude (AI) - proposed" w:date="2026-10-18T00:26:51Z">
               <w:r>
                 <w:rPr>
                   <w:rFonts w:ascii="Arial" w:cs="Arial" w:eastAsia="Arial" w:hAnsi="Arial"/>
@@ -15238,10 +15238,10 @@
               <w:spacing w:after="40" w:before="0"/>
               <w:jc w:val="left"/>
               <w:rPr>
-                <w:ins w:id="9135" w:author="Claude (AI) - proposed" w:date="2026-10-15T03:01:10Z"/>
-              </w:rPr>
-            </w:pPr>
-            <w:ins w:id="9134" w:author="Claude (AI) - proposed" w:date="2026-10-15T03:01:10Z">
+                <w:ins w:id="9135" w:author="Claude (AI) - proposed" w:date="2026-10-18T00:26:51Z"/>
+              </w:rPr>
+            </w:pPr>
+            <w:ins w:id="9134" w:author="Claude (AI) - proposed" w:date="2026-10-18T00:26:51Z">
               <w:r>
                 <w:rPr>
                   <w:rFonts w:ascii="Arial" w:cs="Arial" w:eastAsia="Arial" w:hAnsi="Arial"/>
@@ -15263,10 +15263,10 @@
               <w:spacing w:after="40" w:before="0"/>
               <w:jc w:val="left"/>
               <w:rPr>
-                <w:ins w:id="9137" w:author="Claude (AI) - proposed" w:date="2026-10-15T03:01:10Z"/>
-              </w:rPr>
-            </w:pPr>
-            <w:ins w:id="9136" w:author="Claude (AI) - proposed" w:date="2026-10-15T03:01:10Z">
+                <w:ins w:id="9137" w:author="Claude (AI) - proposed" w:date="2026-10-18T00:26:51Z"/>
+              </w:rPr>
+            </w:pPr>
+            <w:ins w:id="9136" w:author="Claude (AI) - proposed" w:date="2026-10-18T00:26:51Z">
               <w:r>
                 <w:rPr>
                   <w:rFonts w:ascii="Arial" w:cs="Arial" w:eastAsia="Arial" w:hAnsi="Arial"/>
@@ -15288,10 +15288,10 @@
               <w:spacing w:after="40" w:before="0"/>
               <w:jc w:val="left"/>
               <w:rPr>
-                <w:del w:id="9139" w:author="Claude (AI) - proposed" w:date="2026-10-15T03:01:10Z"/>
-              </w:rPr>
-            </w:pPr>
-            <w:del w:id="9138" w:author="Claude (AI) - proposed" w:date="2026-10-15T03:01:10Z">
+                <w:del w:id="9139" w:author="Claude (AI) - proposed" w:date="2026-10-18T00:26:51Z"/>
+              </w:rPr>
+            </w:pPr>
+            <w:del w:id="9138" w:author="Claude (AI) - proposed" w:date="2026-10-18T00:26:51Z">
               <w:r>
                 <w:rPr>
                   <w:rFonts w:ascii="Arial" w:cs="Arial" w:eastAsia="Arial" w:hAnsi="Arial"/>
@@ -15436,7 +15436,7 @@
               </w:rPr>
               <w:t xml:space="preserve">Students observed: (1) magnesium ribbon producing very slow or barely visible bubbles in cold water, with the solution turning faintly alkaline (universal indicator green-yellow, pH ~9–10 after several minutes); (2) magnesium burning vigorously in steam with a bright white flame, producing white MgO ash; (3) magnesium reacting rapidly with dilute HCl, producing vigorous bubbling and a warm test tube, with the gas giving a squeaky pop with a lighted splint; (4) calcium reacting noticeably faster than magnesium with cold water, producing steady bubbles and a distinctly alkaline solution (pH ~12). Students graphed: atomic radius increasing down Group II (Be→Ba), first ionisation energy decreasing down Group II, and melting point decreasing </w:t>
             </w:r>
-            <w:ins w:id="9140" w:author="Claude (AI) - proposed" w:date="2026-10-15T03:01:10Z">
+            <w:ins w:id="9140" w:author="Claude (AI) - proposed" w:date="2026-10-18T00:26:51Z">
               <w:r>
                 <w:rPr>
                   <w:rFonts w:ascii="Arial" w:cs="Arial" w:eastAsia="Arial" w:hAnsi="Arial"/>
@@ -15464,7 +15464,7 @@
               </w:rPr>
               <w:t xml:space="preserve">down Group II</w:t>
             </w:r>
-            <w:ins w:id="9141" w:author="Claude (AI) - proposed" w:date="2026-10-15T03:01:10Z">
+            <w:ins w:id="9141" w:author="Claude (AI) - proposed" w:date="2026-10-18T00:26:51Z">
               <w:r>
                 <w:rPr>
                   <w:rFonts w:ascii="Arial" w:cs="Arial" w:eastAsia="Arial" w:hAnsi="Arial"/>
@@ -15648,7 +15648,7 @@
         </w:rPr>
         <w:t xml:space="preserve">© 2026 SeaVuria and ARES. Aligned with KICD objectives. Developed by SeaVuria; technical implementation by ARES (with AI assistance from Claude). Licensed under </w:t>
       </w:r>
-      <w:hyperlink w:history="1" r:id="rId9vif4dnbbpabsotii061b">
+      <w:hyperlink w:history="1" r:id="rIddyahy3qoqfr2wtbf20aaw">
         <w:r>
           <w:rPr>
             <w:rFonts w:ascii="Arial" w:cs="Arial" w:eastAsia="Arial" w:hAnsi="Arial"/>
@@ -15669,7 +15669,7 @@
         </w:rPr>
         <w:t xml:space="preserve"> (</w:t>
       </w:r>
-      <w:hyperlink w:history="1" r:id="rIdxr5m-mbi2dxxzpdqirqet">
+      <w:hyperlink w:history="1" r:id="rId_nbs1ojk_thkod-caxngu">
         <w:r>
           <w:rPr>
             <w:rFonts w:ascii="Arial" w:cs="Arial" w:eastAsia="Arial" w:hAnsi="Arial"/>
@@ -16326,7 +16326,7 @@
               </w:rPr>
               <w:t xml:space="preserve">SAFETY: Chlorine gas is toxic — all chlorine preparations and demonstrations must be performed in a well-ventilated room or under a fume cupboard. Bromine liquid is corrosive and volatile — use only pre-prepared dilute aqueous bromine solution; never handle neat bromine without gloves and eye protection. Iodine stains skin and clothing. Students must wear safety goggles and lab coats throughout. Dispose of halogen solutions in the designated waste container — do NOT pour down the sink. Teacher performs all chlorine gas demonstrations; students observe from a safe distance of at least 1.5 m. Have sodium thiosulfate solution available to neutralise any spillage.</w:t>
             </w:r>
-            <w:ins w:id="9142" w:author="Claude (AI) - proposed" w:date="2026-10-15T03:01:10Z">
+            <w:ins w:id="9142" w:author="Claude (AI) - proposed" w:date="2026-10-18T00:26:51Z">
               <w:r>
                 <w:rPr>
                   <w:rFonts w:ascii="Arial" w:cs="Arial" w:eastAsia="Arial" w:hAnsi="Arial"/>
@@ -16724,7 +16724,7 @@
             <w:pPr>
               <w:spacing w:after="20" w:before="0"/>
             </w:pPr>
-            <w:hyperlink w:history="1" r:id="rIdh-ov-1ag42hvvkc0ms-a0">
+            <w:hyperlink w:history="1" r:id="rIdj14v-c2rsfn6jptp8zmoc">
               <w:r>
                 <w:rPr>
                   <w:rFonts w:ascii="Arial" w:cs="Arial" w:eastAsia="Arial" w:hAnsi="Arial"/>
@@ -16757,7 +16757,7 @@
               <w:spacing w:after="10" w:before="0"/>
               <w:ind w:left="120"/>
             </w:pPr>
-            <w:hyperlink w:history="1" r:id="rIdrpwuipkuea8noueaidomp">
+            <w:hyperlink w:history="1" r:id="rIddxbyrfupiiv535y-lzidw">
               <w:r>
                 <w:rPr>
                   <w:rFonts w:ascii="Arial" w:cs="Arial" w:eastAsia="Arial" w:hAnsi="Arial"/>
@@ -16802,7 +16802,7 @@
             <w:pPr>
               <w:spacing w:after="20" w:before="0"/>
             </w:pPr>
-            <w:hyperlink w:history="1" r:id="rIdbgfrmwxoqv9x6frqz__28">
+            <w:hyperlink w:history="1" r:id="rIdrqwwbmv5ocjlvemyrlakj">
               <w:r>
                 <w:rPr>
                   <w:rFonts w:ascii="Arial" w:cs="Arial" w:eastAsia="Arial" w:hAnsi="Arial"/>
@@ -16835,7 +16835,7 @@
               <w:spacing w:after="10" w:before="0"/>
               <w:ind w:left="120"/>
             </w:pPr>
-            <w:hyperlink w:history="1" r:id="rId58hizgc6muajtjveuq29n">
+            <w:hyperlink w:history="1" r:id="rIdqk07ervwx-_4p9kuxubt8">
               <w:r>
                 <w:rPr>
                   <w:rFonts w:ascii="Arial" w:cs="Arial" w:eastAsia="Arial" w:hAnsi="Arial"/>
@@ -17035,7 +17035,7 @@
             <w:pPr>
               <w:spacing w:after="20" w:before="0"/>
             </w:pPr>
-            <w:hyperlink w:history="1" r:id="rIdewvv-kox3roplhjdv4sd8">
+            <w:hyperlink w:history="1" r:id="rIduo74c1tvamn-b8mn0ktyp">
               <w:r>
                 <w:rPr>
                   <w:rFonts w:ascii="Arial" w:cs="Arial" w:eastAsia="Arial" w:hAnsi="Arial"/>
@@ -17068,7 +17068,7 @@
               <w:spacing w:after="10" w:before="0"/>
               <w:ind w:left="120"/>
             </w:pPr>
-            <w:hyperlink w:history="1" r:id="rId7b2rqnqdazhgn0vgxcjwe">
+            <w:hyperlink w:history="1" r:id="rIdfimaep_-azhahghsyn34n">
               <w:r>
                 <w:rPr>
                   <w:rFonts w:ascii="Arial" w:cs="Arial" w:eastAsia="Arial" w:hAnsi="Arial"/>
@@ -17113,7 +17113,7 @@
             <w:pPr>
               <w:spacing w:after="20" w:before="0"/>
             </w:pPr>
-            <w:hyperlink w:history="1" r:id="rIdrwdpfis98ms-fdvoiqlps">
+            <w:hyperlink w:history="1" r:id="rIdwlaqza48nerieabenttax">
               <w:r>
                 <w:rPr>
                   <w:rFonts w:ascii="Arial" w:cs="Arial" w:eastAsia="Arial" w:hAnsi="Arial"/>
@@ -17146,7 +17146,7 @@
               <w:spacing w:after="10" w:before="0"/>
               <w:ind w:left="120"/>
             </w:pPr>
-            <w:hyperlink w:history="1" r:id="rId9egjjpgw8ocitvlijk-ay">
+            <w:hyperlink w:history="1" r:id="rIdxcirtvlsoujz66hbgfriy">
               <w:r>
                 <w:rPr>
                   <w:rFonts w:ascii="Arial" w:cs="Arial" w:eastAsia="Arial" w:hAnsi="Arial"/>
@@ -17191,7 +17191,7 @@
               </w:rPr>
               <w:t xml:space="preserve">PART A — Physical Properties Carousel (8 min): Each group of 4 receives a sealed Physical Properties Station Kit containing: (1) a photograph card of chlorine gas in a sealed flask (yellow-green), (2) a small sealed vial of dilute aqueous bromine solution (orange-brown), (3) iodine crystals in a sealed transparent container (grey-black solid with violet vapour). Groups complete a structured observation table: Element | Colour | Physical state at room temperature | Smell (hazard card description) | Solubility in water (data provided on card). Groups record observations and note the trend in colour intensity and physical state down the group. PART B — Chemical Properties Demonstration (17 min): Teacher performs four sequential demonstrations at the front bench while learners record in their observation tables. Demo 1 — Chlorine water + kanga strip: A 5 cm strip of brightly coloured kanga fabric (a familiar Kenyan garment) is held with tongs and dipped into freshly prepared chlorine water. Learners observe bleaching within 60 seconds. Demo 2 — Chlorine </w:t>
             </w:r>
-            <w:del w:id="9143" w:author="Claude (AI) - proposed" w:date="2026-10-15T03:01:10Z">
+            <w:del w:id="9143" w:author="Claude (AI) - proposed" w:date="2026-10-18T00:26:51Z">
               <w:r>
                 <w:rPr>
                   <w:rFonts w:ascii="Arial" w:cs="Arial" w:eastAsia="Arial" w:hAnsi="Arial"/>
@@ -17219,7 +17219,7 @@
               </w:rPr>
               <w:t xml:space="preserve">+ iron wool: </w:t>
             </w:r>
-            <w:del w:id="9144" w:author="Claude (AI) - proposed" w:date="2026-10-15T03:01:10Z">
+            <w:del w:id="9144" w:author="Claude (AI) - proposed" w:date="2026-10-18T00:26:51Z">
               <w:r>
                 <w:rPr>
                   <w:rFonts w:ascii="Arial" w:cs="Arial" w:eastAsia="Arial" w:hAnsi="Arial"/>
@@ -17234,7 +17234,7 @@
                 <w:delText xml:space="preserve">Iron wool is placed in</w:delText>
               </w:r>
             </w:del>
-            <w:ins w:id="9145" w:author="Claude (AI) - proposed" w:date="2026-10-15T03:01:10Z">
+            <w:ins w:id="9145" w:author="Claude (AI) - proposed" w:date="2026-10-18T00:26:51Z">
               <w:r>
                 <w:rPr>
                   <w:rFonts w:ascii="Arial" w:cs="Arial" w:eastAsia="Arial" w:hAnsi="Arial"/>
@@ -17262,7 +17262,7 @@
               </w:rPr>
               <w:t xml:space="preserve"> a gas jar of chlorine</w:t>
             </w:r>
-            <w:ins w:id="9146" w:author="Claude (AI) - proposed" w:date="2026-10-15T03:01:10Z">
+            <w:ins w:id="9146" w:author="Claude (AI) - proposed" w:date="2026-10-18T00:26:51Z">
               <w:r>
                 <w:rPr>
                   <w:rFonts w:ascii="Arial" w:cs="Arial" w:eastAsia="Arial" w:hAnsi="Arial"/>
@@ -17290,7 +17290,7 @@
               </w:rPr>
               <w:t xml:space="preserve">; learners observe brown iron(III) chloride forming</w:t>
             </w:r>
-            <w:ins w:id="9147" w:author="Claude (AI) - proposed" w:date="2026-10-15T03:01:10Z">
+            <w:ins w:id="9147" w:author="Claude (AI) - proposed" w:date="2026-10-18T00:26:51Z">
               <w:r>
                 <w:rPr>
                   <w:rFonts w:ascii="Arial" w:cs="Arial" w:eastAsia="Arial" w:hAnsi="Arial"/>
@@ -17473,7 +17473,7 @@
             <w:pPr>
               <w:spacing w:after="20" w:before="0"/>
             </w:pPr>
-            <w:hyperlink w:history="1" r:id="rId6l2jg4g7lwqnlksjhey_e">
+            <w:hyperlink w:history="1" r:id="rIdqkwoenkt-gnapb46i203s">
               <w:r>
                 <w:rPr>
                   <w:rFonts w:ascii="Arial" w:cs="Arial" w:eastAsia="Arial" w:hAnsi="Arial"/>
@@ -17522,7 +17522,7 @@
               <w:spacing w:after="10" w:before="0"/>
               <w:ind w:left="120"/>
             </w:pPr>
-            <w:hyperlink w:history="1" r:id="rId-_-ppxug3nz9zdqrls5oo">
+            <w:hyperlink w:history="1" r:id="rIdelfxetg5bkkvuvazdm-uj">
               <w:r>
                 <w:rPr>
                   <w:rFonts w:ascii="Arial" w:cs="Arial" w:eastAsia="Arial" w:hAnsi="Arial"/>
@@ -17567,7 +17567,7 @@
             <w:pPr>
               <w:spacing w:after="20" w:before="0"/>
             </w:pPr>
-            <w:hyperlink w:history="1" r:id="rIdytf7xewzuvsrdztafl9y_">
+            <w:hyperlink w:history="1" r:id="rIdgnlwywoxl0x32wk1asejr">
               <w:r>
                 <w:rPr>
                   <w:rFonts w:ascii="Arial" w:cs="Arial" w:eastAsia="Arial" w:hAnsi="Arial"/>
@@ -17600,7 +17600,7 @@
               <w:spacing w:after="10" w:before="0"/>
               <w:ind w:left="120"/>
             </w:pPr>
-            <w:hyperlink w:history="1" r:id="rIdofycx8advlh4qmlkzy9y6">
+            <w:hyperlink w:history="1" r:id="rIdla6dzpo-2ahgphjnoekk-">
               <w:r>
                 <w:rPr>
                   <w:rFonts w:ascii="Arial" w:cs="Arial" w:eastAsia="Arial" w:hAnsi="Arial"/>
@@ -17645,7 +17645,7 @@
               </w:rPr>
               <w:t xml:space="preserve">PART A — Constructing the Explanation (10 min): Groups receive an 'Electron Affinity Scaffold Card' showing atomic radius data for F, Cl, Br, I and a definition: 'Electron affinity is the energy released when an atom GAINS one electron to form a negative ion.' Using this card and their observation tables, groups answer three guiding questions in writing: (1) 'As you go DOWN Group VII, what happens to atomic radius?' (2) 'If the nucleus is further from the outer shell, how does this affect the atom's ability to attract an incoming electron?' (3) 'How does this explain why chlorine reacted but iodine did NOT displace chloride in the final prediction?' Groups then write a group consensus explanation (3–4 sentences) on a mini-whiteboard. PART B — Contrast with Group I (5 min): Teacher displays a split comparison board: GROUP I (loses electrons — ionisation energy decreases down group → MORE reactive) vs GROUP VII (gains electrons — electron affinity decreases down group → LESS reactive). Class discusses: 'Why is the trend in Group VII the MIRROR IMAGE of the trend in Group I?' Learners add one sentence to their whiteboard explanation connecting both groups. PART C — Equations Practice (5 min): Learners individually write balanced equations for: (1) Cl₂(aq) + 2KBr(aq) → 2KCl(aq) + Br₂(aq); (2) Br₂(aq) + 2KI(aq) → 2KBr(aq) + I₂(aq); (3) </w:t>
             </w:r>
-            <w:del w:id="9148" w:author="Claude (AI) - proposed" w:date="2026-10-15T03:01:10Z">
+            <w:del w:id="9148" w:author="Claude (AI) - proposed" w:date="2026-10-18T00:26:51Z">
               <w:r>
                 <w:rPr>
                   <w:rFonts w:ascii="Arial" w:cs="Arial" w:eastAsia="Arial" w:hAnsi="Arial"/>
@@ -17660,7 +17660,7 @@
                 <w:delText xml:space="preserve">Fe</w:delText>
               </w:r>
             </w:del>
-            <w:ins w:id="9149" w:author="Claude (AI) - proposed" w:date="2026-10-15T03:01:10Z">
+            <w:ins w:id="9149" w:author="Claude (AI) - proposed" w:date="2026-10-18T00:26:51Z">
               <w:r>
                 <w:rPr>
                   <w:rFonts w:ascii="Arial" w:cs="Arial" w:eastAsia="Arial" w:hAnsi="Arial"/>
@@ -17688,7 +17688,7 @@
               </w:rPr>
               <w:t xml:space="preserve">(s) + </w:t>
             </w:r>
-            <w:del w:id="9150" w:author="Claude (AI) - proposed" w:date="2026-10-15T03:01:10Z">
+            <w:del w:id="9150" w:author="Claude (AI) - proposed" w:date="2026-10-18T00:26:51Z">
               <w:r>
                 <w:rPr>
                   <w:rFonts w:ascii="Arial" w:cs="Arial" w:eastAsia="Arial" w:hAnsi="Arial"/>
@@ -17703,7 +17703,7 @@
                 <w:delText xml:space="preserve">3/2</w:delText>
               </w:r>
             </w:del>
-            <w:ins w:id="9151" w:author="Claude (AI) - proposed" w:date="2026-10-15T03:01:10Z">
+            <w:ins w:id="9151" w:author="Claude (AI) - proposed" w:date="2026-10-18T00:26:51Z">
               <w:r>
                 <w:rPr>
                   <w:rFonts w:ascii="Arial" w:cs="Arial" w:eastAsia="Arial" w:hAnsi="Arial"/>
@@ -17731,7 +17731,7 @@
               </w:rPr>
               <w:t xml:space="preserve"> Cl₂(g) → </w:t>
             </w:r>
-            <w:del w:id="9152" w:author="Claude (AI) - proposed" w:date="2026-10-15T03:01:10Z">
+            <w:del w:id="9152" w:author="Claude (AI) - proposed" w:date="2026-10-18T00:26:51Z">
               <w:r>
                 <w:rPr>
                   <w:rFonts w:ascii="Arial" w:cs="Arial" w:eastAsia="Arial" w:hAnsi="Arial"/>
@@ -17746,7 +17746,7 @@
                 <w:delText xml:space="preserve">FeCl₃(s</w:delText>
               </w:r>
             </w:del>
-            <w:ins w:id="9153" w:author="Claude (AI) - proposed" w:date="2026-10-15T03:01:10Z">
+            <w:ins w:id="9153" w:author="Claude (AI) - proposed" w:date="2026-10-18T00:26:51Z">
               <w:r>
                 <w:rPr>
                   <w:rFonts w:ascii="Arial" w:cs="Arial" w:eastAsia="Arial" w:hAnsi="Arial"/>
@@ -17807,7 +17807,7 @@
               </w:rPr>
               <w:t xml:space="preserve">Distribute Electron Affinity Scaffold Cards. Say: 'You have 10 minutes in your groups — use your observation table AND this card. I want every person to write the group answer in their own notebook, not just one person.' Circulate; do NOT give answers — instead ask: 'What does a BIGGER atom mean for how tightly the nucleus can pull on an extra electron? Think about shielding.' WAIT 10 seconds after asking before offering a hint. After 10 minutes, cold-call 3 groups to read their whiteboard explanations (groups 1, 5, 8). After each: 'Does anyone want to add or challenge this explanation?' WAIT 10 seconds. Then display the split comparison board: 'Look at both groups side by side. In Group I we said MORE shells means EASIER to lose an electron. Now tell me — in Group VII, what does MORE shells mean for GAINING an electron? Pair — 60 seconds.' Cold-call 2 pairs. For equations: say 'Balanced means atoms AND charges balance. You have 5 minutes — this is individual, silent work.' Circulate; stamp correct work with a 'EVIDENCE ✓' stamp. For any student who writes an unbalanced equation, ask: 'Count the chlorine atoms on both sides — are they equal?' WAIT 10 seconds.</w:t>
             </w:r>
-            <w:ins w:id="9154" w:author="Claude (AI) - proposed" w:date="2026-10-15T03:01:10Z">
+            <w:ins w:id="9154" w:author="Claude (AI) - proposed" w:date="2026-10-18T00:26:51Z">
               <w:r>
                 <w:rPr>
                   <w:rFonts w:ascii="Arial" w:cs="Arial" w:eastAsia="Arial" w:hAnsi="Arial"/>
@@ -17944,7 +17944,7 @@
             <w:pPr>
               <w:spacing w:after="20" w:before="0"/>
             </w:pPr>
-            <w:hyperlink w:history="1" r:id="rIdxklgo0fbdcrwnkn7e2iur">
+            <w:hyperlink w:history="1" r:id="rIdsyrdyj0gagbqldmiznfdy">
               <w:r>
                 <w:rPr>
                   <w:rFonts w:ascii="Arial" w:cs="Arial" w:eastAsia="Arial" w:hAnsi="Arial"/>
@@ -17993,7 +17993,7 @@
               <w:spacing w:after="10" w:before="0"/>
               <w:ind w:left="120"/>
             </w:pPr>
-            <w:hyperlink w:history="1" r:id="rIdu9j7gmftrosya2xad1_bc">
+            <w:hyperlink w:history="1" r:id="rIdsrunxf7hwqt2ihslpbctx">
               <w:r>
                 <w:rPr>
                   <w:rFonts w:ascii="Arial" w:cs="Arial" w:eastAsia="Arial" w:hAnsi="Arial"/>
@@ -18038,7 +18038,7 @@
             <w:pPr>
               <w:spacing w:after="20" w:before="0"/>
             </w:pPr>
-            <w:hyperlink w:history="1" r:id="rId_fiswvm_e0kivmrqijygk">
+            <w:hyperlink w:history="1" r:id="rIdff1zc0nllfgemci2fifgk">
               <w:r>
                 <w:rPr>
                   <w:rFonts w:ascii="Arial" w:cs="Arial" w:eastAsia="Arial" w:hAnsi="Arial"/>
@@ -18071,7 +18071,7 @@
               <w:spacing w:after="10" w:before="0"/>
               <w:ind w:left="120"/>
             </w:pPr>
-            <w:hyperlink w:history="1" r:id="rIdl3jlqmf_5rbiukx9bnob6">
+            <w:hyperlink w:history="1" r:id="rId_nvz9cpow7dregrxfq4ru">
               <w:r>
                 <w:rPr>
                   <w:rFonts w:ascii="Arial" w:cs="Arial" w:eastAsia="Arial" w:hAnsi="Arial"/>
@@ -18116,7 +18116,7 @@
               </w:rPr>
               <w:t xml:space="preserve">Each learner writes two sticky notes: a GREEN note ('New evidence I can now add to our explanation of the Lake Victoria phenomenon') and an ORANGE note ('A new question this lesson has raised for me'). Learners post notes on the class DQB under the column 'Lesson 4 — Halogens'. The teacher reads 4–5 notes aloud (selecting one strong GREEN evidence note, one weak GREEN note, and two ORANGE question notes). The class votes on which ORANGE question is most important for the remaining lessons to answer. The teacher then explicitly bridges: 'We now know that the water officer uses CHLORINE — not bromine or iodine — because chlorine has the highest electron affinity </w:t>
             </w:r>
-            <w:del w:id="9155" w:author="Claude (AI) - proposed" w:date="2026-10-15T03:01:10Z">
+            <w:del w:id="9155" w:author="Claude (AI) - proposed" w:date="2026-10-18T00:26:51Z">
               <w:r>
                 <w:rPr>
                   <w:rFonts w:ascii="Arial" w:cs="Arial" w:eastAsia="Arial" w:hAnsi="Arial"/>
@@ -18131,7 +18131,7 @@
                 <w:delText xml:space="preserve">in the liquid/aqueous halogen range, making it</w:delText>
               </w:r>
             </w:del>
-            <w:ins w:id="9156" w:author="Claude (AI) - proposed" w:date="2026-10-15T03:01:10Z">
+            <w:ins w:id="9156" w:author="Claude (AI) - proposed" w:date="2026-10-18T00:26:51Z">
               <w:r>
                 <w:rPr>
                   <w:rFonts w:ascii="Arial" w:cs="Arial" w:eastAsia="Arial" w:hAnsi="Arial"/>
@@ -18159,7 +18159,7 @@
               </w:rPr>
               <w:t xml:space="preserve"> the strongest oxidising agent </w:t>
             </w:r>
-            <w:del w:id="9157" w:author="Claude (AI) - proposed" w:date="2026-10-15T03:01:10Z">
+            <w:del w:id="9157" w:author="Claude (AI) - proposed" w:date="2026-10-18T00:26:51Z">
               <w:r>
                 <w:rPr>
                   <w:rFonts w:ascii="Arial" w:cs="Arial" w:eastAsia="Arial" w:hAnsi="Arial"/>
@@ -18174,7 +18174,7 @@
                 <w:delText xml:space="preserve">and most effective disinfectant. This is directly</w:delText>
               </w:r>
             </w:del>
-            <w:ins w:id="9158" w:author="Claude (AI) - proposed" w:date="2026-10-15T03:01:10Z">
+            <w:ins w:id="9158" w:author="Claude (AI) - proposed" w:date="2026-10-18T00:26:51Z">
               <w:r>
                 <w:rPr>
                   <w:rFonts w:ascii="Arial" w:cs="Arial" w:eastAsia="Arial" w:hAnsi="Arial"/>
@@ -18202,7 +18202,7 @@
               </w:rPr>
               <w:t xml:space="preserve"> predicted by Group VII's position and electron configuration</w:t>
             </w:r>
-            <w:ins w:id="9159" w:author="Claude (AI) - proposed" w:date="2026-10-15T03:01:10Z">
+            <w:ins w:id="9159" w:author="Claude (AI) - proposed" w:date="2026-10-18T00:26:51Z">
               <w:r>
                 <w:rPr>
                   <w:rFonts w:ascii="Arial" w:cs="Arial" w:eastAsia="Arial" w:hAnsi="Arial"/>
@@ -18385,7 +18385,7 @@
             <w:pPr>
               <w:spacing w:after="20" w:before="0"/>
             </w:pPr>
-            <w:hyperlink w:history="1" r:id="rIdn2arooaualcf4wtffnufl">
+            <w:hyperlink w:history="1" r:id="rIdxzhrclrxdadqa_k3mnyod">
               <w:r>
                 <w:rPr>
                   <w:rFonts w:ascii="Arial" w:cs="Arial" w:eastAsia="Arial" w:hAnsi="Arial"/>
@@ -18434,7 +18434,7 @@
               <w:spacing w:after="10" w:before="0"/>
               <w:ind w:left="120"/>
             </w:pPr>
-            <w:hyperlink w:history="1" r:id="rIdt42y5hlf0mr0qhkoa9jg9">
+            <w:hyperlink w:history="1" r:id="rId2luqprj6n4k5pd_e0qns9">
               <w:r>
                 <w:rPr>
                   <w:rFonts w:ascii="Arial" w:cs="Arial" w:eastAsia="Arial" w:hAnsi="Arial"/>
@@ -18479,7 +18479,7 @@
             <w:pPr>
               <w:spacing w:after="20" w:before="0"/>
             </w:pPr>
-            <w:hyperlink w:history="1" r:id="rIdff8nrxpht_nblglagthhk">
+            <w:hyperlink w:history="1" r:id="rIdxpu4moqccqqhwhhbzovto">
               <w:r>
                 <w:rPr>
                   <w:rFonts w:ascii="Arial" w:cs="Arial" w:eastAsia="Arial" w:hAnsi="Arial"/>
@@ -18528,7 +18528,7 @@
               <w:spacing w:after="10" w:before="0"/>
               <w:ind w:left="120"/>
             </w:pPr>
-            <w:hyperlink w:history="1" r:id="rIdz0-wrfrij_jn8osx6ii6m">
+            <w:hyperlink w:history="1" r:id="rIdzzfaaavixvgitxjkk6gh-">
               <w:r>
                 <w:rPr>
                   <w:rFonts w:ascii="Arial" w:cs="Arial" w:eastAsia="Arial" w:hAnsi="Arial"/>
@@ -18573,7 +18573,7 @@
               </w:rPr>
               <w:t xml:space="preserve">Learners return to the class cumulative model poster (begun in Lesson 1) which currently shows: electron shell diagrams for Li, Na, K with annotations about ionisation energy and shielding explaining increasing reactivity down Group I. Each group now adds a Group VII panel to the poster using a supplied template showing blank electron shell diagrams for Cl, Br, I. Groups annotate: (1) the increasing atomic radius down the group; (2) arrows showing the direction of decreasing electron affinity; (3) a 'reactivity arrow' pointing UPWARD (most reactive at top = Cl) with the label 'Strongest oxidising agent.' Groups also add a small 'Mini Phenomenon Connection' box: 'This explains why the Kisumu water officer uses Cl₂ to treat Lake Victoria water — it is the </w:t>
             </w:r>
-            <w:del w:id="9160" w:author="Claude (AI) - proposed" w:date="2026-10-15T03:01:10Z">
+            <w:del w:id="9160" w:author="Claude (AI) - proposed" w:date="2026-10-18T00:26:51Z">
               <w:r>
                 <w:rPr>
                   <w:rFonts w:ascii="Arial" w:cs="Arial" w:eastAsia="Arial" w:hAnsi="Arial"/>
@@ -18601,7 +18601,7 @@
               </w:rPr>
               <w:t xml:space="preserve">strongest oxidising agent </w:t>
             </w:r>
-            <w:del w:id="9161" w:author="Claude (AI) - proposed" w:date="2026-10-15T03:01:10Z">
+            <w:del w:id="9161" w:author="Claude (AI) - proposed" w:date="2026-10-18T00:26:51Z">
               <w:r>
                 <w:rPr>
                   <w:rFonts w:ascii="Arial" w:cs="Arial" w:eastAsia="Arial" w:hAnsi="Arial"/>
@@ -18616,7 +18616,7 @@
                 <w:delText xml:space="preserve">available</w:delText>
               </w:r>
             </w:del>
-            <w:ins w:id="9162" w:author="Claude (AI) - proposed" w:date="2026-10-15T03:01:10Z">
+            <w:ins w:id="9162" w:author="Claude (AI) - proposed" w:date="2026-10-18T00:26:51Z">
               <w:r>
                 <w:rPr>
                   <w:rFonts w:ascii="Arial" w:cs="Arial" w:eastAsia="Arial" w:hAnsi="Arial"/>
@@ -19104,7 +19104,7 @@
               </w:rPr>
               <w:t xml:space="preserve">Learners explained that: (1) chlorine is the most reactive aqueous halogen because it has the smallest atomic radius and highest electron affinity among the three, allowing its nucleus to attract an incoming electron most strongly —</w:t>
             </w:r>
-            <w:ins w:id="9163" w:author="Claude (AI) - proposed" w:date="2026-10-15T03:01:10Z">
+            <w:ins w:id="9163" w:author="Claude (AI) - proposed" w:date="2026-10-18T00:26:51Z">
               <w:r>
                 <w:rPr>
                   <w:rFonts w:ascii="Arial" w:cs="Arial" w:eastAsia="Arial" w:hAnsi="Arial"/>
@@ -19132,7 +19132,7 @@
               </w:rPr>
               <w:t xml:space="preserve"> this is why the Kisumu water officer uses Cl₂, not Br₂ or I₂, to treat Lake Victoria water; (2) the Group VII trend is the MIRROR IMAGE of the Group I trend — in Group I, more electron shells make it easier to LOSE an outer electron (lower ionisation energy → more reactive); in Group VII, more electron shells make it harder to GAIN an electron (lower electron affinity → less reactive); (3) displacement reactions prove relative oxidising power: a more reactive halogen (stronger oxidising agent) will displace a less reactive halide ion from solution; (4) </w:t>
             </w:r>
-            <w:del w:id="9164" w:author="Claude (AI) - proposed" w:date="2026-10-15T03:01:10Z">
+            <w:del w:id="9164" w:author="Claude (AI) - proposed" w:date="2026-10-18T00:26:51Z">
               <w:r>
                 <w:rPr>
                   <w:rFonts w:ascii="Arial" w:cs="Arial" w:eastAsia="Arial" w:hAnsi="Arial"/>
@@ -19147,7 +19147,7 @@
                 <w:delText xml:space="preserve">the anchoring phenomenon's use of argon</w:delText>
               </w:r>
             </w:del>
-            <w:ins w:id="9165" w:author="Claude (AI) - proposed" w:date="2026-10-15T03:01:10Z">
+            <w:ins w:id="9165" w:author="Claude (AI) - proposed" w:date="2026-10-18T00:26:51Z">
               <w:r>
                 <w:rPr>
                   <w:rFonts w:ascii="Arial" w:cs="Arial" w:eastAsia="Arial" w:hAnsi="Arial"/>
@@ -19175,7 +19175,7 @@
               </w:rPr>
               <w:t xml:space="preserve"> as an inert shield</w:t>
             </w:r>
-            <w:del w:id="9166" w:author="Claude (AI) - proposed" w:date="2026-10-15T03:01:10Z">
+            <w:del w:id="9166" w:author="Claude (AI) - proposed" w:date="2026-10-18T00:26:51Z">
               <w:r>
                 <w:rPr>
                   <w:rFonts w:ascii="Arial" w:cs="Arial" w:eastAsia="Arial" w:hAnsi="Arial"/>
@@ -19190,7 +19190,7 @@
                 <w:delText xml:space="preserve"> (not yet fully explained) is now seen as the extreme end of a trend — as groups go right across the period, reactivity with electron gain becomes impossible for a full-shell noble gas, previewing the Lesson 5 across-period investigation</w:delText>
               </w:r>
             </w:del>
-            <w:ins w:id="9167" w:author="Claude (AI) - proposed" w:date="2026-10-15T03:01:10Z">
+            <w:ins w:id="9167" w:author="Claude (AI) - proposed" w:date="2026-10-18T00:26:51Z">
               <w:r>
                 <w:rPr>
                   <w:rFonts w:ascii="Arial" w:cs="Arial" w:eastAsia="Arial" w:hAnsi="Arial"/>
@@ -19238,7 +19238,7 @@
         </w:rPr>
         <w:t xml:space="preserve">© 2026 SeaVuria and ARES. Aligned with KICD objectives. Developed by SeaVuria; technical implementation by ARES (with AI assistance from Claude). Licensed under </w:t>
       </w:r>
-      <w:hyperlink w:history="1" r:id="rId63caom2r5zzwzabvlgb_n">
+      <w:hyperlink w:history="1" r:id="rIdvdxydpirbklxlpc9afbww">
         <w:r>
           <w:rPr>
             <w:rFonts w:ascii="Arial" w:cs="Arial" w:eastAsia="Arial" w:hAnsi="Arial"/>
@@ -19259,7 +19259,7 @@
         </w:rPr>
         <w:t xml:space="preserve"> (</w:t>
       </w:r>
-      <w:hyperlink w:history="1" r:id="rIdulpau5bqert_qdtjswyfn">
+      <w:hyperlink w:history="1" r:id="rIdigqgkxwq2i9tpuink963b">
         <w:r>
           <w:rPr>
             <w:rFonts w:ascii="Arial" w:cs="Arial" w:eastAsia="Arial" w:hAnsi="Arial"/>
@@ -20299,7 +20299,7 @@
             <w:pPr>
               <w:spacing w:after="20" w:before="0"/>
             </w:pPr>
-            <w:hyperlink w:history="1" r:id="rIdlewearibx8qdiqfpcggei">
+            <w:hyperlink w:history="1" r:id="rIduukwlnt3zq1q-bqni30fx">
               <w:r>
                 <w:rPr>
                   <w:rFonts w:ascii="Arial" w:cs="Arial" w:eastAsia="Arial" w:hAnsi="Arial"/>
@@ -20332,7 +20332,7 @@
               <w:spacing w:after="10" w:before="0"/>
               <w:ind w:left="120"/>
             </w:pPr>
-            <w:hyperlink w:history="1" r:id="rIdhcc7yfi0ubcjdj09ay9ke">
+            <w:hyperlink w:history="1" r:id="rIdtqedprsl8afuswygu74o0">
               <w:r>
                 <w:rPr>
                   <w:rFonts w:ascii="Arial" w:cs="Arial" w:eastAsia="Arial" w:hAnsi="Arial"/>
@@ -20377,7 +20377,7 @@
             <w:pPr>
               <w:spacing w:after="20" w:before="0"/>
             </w:pPr>
-            <w:hyperlink w:history="1" r:id="rIdbl4b2y19jcbayqcfx9xrj">
+            <w:hyperlink w:history="1" r:id="rId29ssrlbgu_ge1fbpretgy">
               <w:r>
                 <w:rPr>
                   <w:rFonts w:ascii="Arial" w:cs="Arial" w:eastAsia="Arial" w:hAnsi="Arial"/>
@@ -20410,7 +20410,7 @@
               <w:spacing w:after="10" w:before="0"/>
               <w:ind w:left="120"/>
             </w:pPr>
-            <w:hyperlink w:history="1" r:id="rIdhezeiwehpecgyebreogqu">
+            <w:hyperlink w:history="1" r:id="rIdcet5vfiwu1ukl1doebpiy">
               <w:r>
                 <w:rPr>
                   <w:rFonts w:ascii="Arial" w:cs="Arial" w:eastAsia="Arial" w:hAnsi="Arial"/>
@@ -20610,7 +20610,7 @@
             <w:pPr>
               <w:spacing w:after="20" w:before="0"/>
             </w:pPr>
-            <w:hyperlink w:history="1" r:id="rIdfbvocxzfcapwowuzw6w53">
+            <w:hyperlink w:history="1" r:id="rIdasfsohezawgze-q7f--yg">
               <w:r>
                 <w:rPr>
                   <w:rFonts w:ascii="Arial" w:cs="Arial" w:eastAsia="Arial" w:hAnsi="Arial"/>
@@ -20643,7 +20643,7 @@
               <w:spacing w:after="10" w:before="0"/>
               <w:ind w:left="120"/>
             </w:pPr>
-            <w:hyperlink w:history="1" r:id="rIdebvqpug1qa2lqud1ig-2v">
+            <w:hyperlink w:history="1" r:id="rIdth-ij-wrcafw4gjunb6jr">
               <w:r>
                 <w:rPr>
                   <w:rFonts w:ascii="Arial" w:cs="Arial" w:eastAsia="Arial" w:hAnsi="Arial"/>
@@ -20688,7 +20688,7 @@
             <w:pPr>
               <w:spacing w:after="20" w:before="0"/>
             </w:pPr>
-            <w:hyperlink w:history="1" r:id="rIdetp-xizrmjpnccvk5_gj_">
+            <w:hyperlink w:history="1" r:id="rIddedx4trloykndyno6zk-k">
               <w:r>
                 <w:rPr>
                   <w:rFonts w:ascii="Arial" w:cs="Arial" w:eastAsia="Arial" w:hAnsi="Arial"/>
@@ -20721,7 +20721,7 @@
               <w:spacing w:after="10" w:before="0"/>
               <w:ind w:left="120"/>
             </w:pPr>
-            <w:hyperlink w:history="1" r:id="rIdms51qflguqidj-4whgkcs">
+            <w:hyperlink w:history="1" r:id="rIdgpj2lr9kasqibuievfn0b">
               <w:r>
                 <w:rPr>
                   <w:rFonts w:ascii="Arial" w:cs="Arial" w:eastAsia="Arial" w:hAnsi="Arial"/>
@@ -20921,7 +20921,7 @@
             <w:pPr>
               <w:spacing w:after="20" w:before="0"/>
             </w:pPr>
-            <w:hyperlink w:history="1" r:id="rIdeijathwtazfzrvkc2e6eh">
+            <w:hyperlink w:history="1" r:id="rIdfqv1r2bzo7zqavvvb5znm">
               <w:r>
                 <w:rPr>
                   <w:rFonts w:ascii="Arial" w:cs="Arial" w:eastAsia="Arial" w:hAnsi="Arial"/>
@@ -20954,7 +20954,7 @@
               <w:spacing w:after="10" w:before="0"/>
               <w:ind w:left="120"/>
             </w:pPr>
-            <w:hyperlink w:history="1" r:id="rIdcfdyzda651gwpfttqmpqc">
+            <w:hyperlink w:history="1" r:id="rIdfba6dcsm7rio7pnylyoj0">
               <w:r>
                 <w:rPr>
                   <w:rFonts w:ascii="Arial" w:cs="Arial" w:eastAsia="Arial" w:hAnsi="Arial"/>
@@ -20999,7 +20999,7 @@
             <w:pPr>
               <w:spacing w:after="20" w:before="0"/>
             </w:pPr>
-            <w:hyperlink w:history="1" r:id="rIdvs-wmjwabyvs1ky43dot2">
+            <w:hyperlink w:history="1" r:id="rIdr__sxxf1cfz2tnl5k0lwk">
               <w:r>
                 <w:rPr>
                   <w:rFonts w:ascii="Arial" w:cs="Arial" w:eastAsia="Arial" w:hAnsi="Arial"/>
@@ -21032,7 +21032,7 @@
               <w:spacing w:after="10" w:before="0"/>
               <w:ind w:left="120"/>
             </w:pPr>
-            <w:hyperlink w:history="1" r:id="rId6wga-caabgzclkydvtpu5">
+            <w:hyperlink w:history="1" r:id="rIdd5v0uju3wyssdw2mpgmbf">
               <w:r>
                 <w:rPr>
                   <w:rFonts w:ascii="Arial" w:cs="Arial" w:eastAsia="Arial" w:hAnsi="Arial"/>
@@ -21232,7 +21232,7 @@
             <w:pPr>
               <w:spacing w:after="20" w:before="0"/>
             </w:pPr>
-            <w:hyperlink w:history="1" r:id="rIdogwz6f3-9juojidjhhmle">
+            <w:hyperlink w:history="1" r:id="rIdph17yrgzz-zeuip5dei9x">
               <w:r>
                 <w:rPr>
                   <w:rFonts w:ascii="Arial" w:cs="Arial" w:eastAsia="Arial" w:hAnsi="Arial"/>
@@ -21265,7 +21265,7 @@
               <w:spacing w:after="10" w:before="0"/>
               <w:ind w:left="120"/>
             </w:pPr>
-            <w:hyperlink w:history="1" r:id="rIdxlf9q6axjcpon0idlrj6q">
+            <w:hyperlink w:history="1" r:id="rId-fxffzuijnsv38cibrv9w">
               <w:r>
                 <w:rPr>
                   <w:rFonts w:ascii="Arial" w:cs="Arial" w:eastAsia="Arial" w:hAnsi="Arial"/>
@@ -21310,7 +21310,7 @@
             <w:pPr>
               <w:spacing w:after="20" w:before="0"/>
             </w:pPr>
-            <w:hyperlink w:history="1" r:id="rIdnkxjkvnracposkh7yuhqw">
+            <w:hyperlink w:history="1" r:id="rIds72sap65qruxrf_c-p9bc">
               <w:r>
                 <w:rPr>
                   <w:rFonts w:ascii="Arial" w:cs="Arial" w:eastAsia="Arial" w:hAnsi="Arial"/>
@@ -21343,7 +21343,7 @@
               <w:spacing w:after="10" w:before="0"/>
               <w:ind w:left="120"/>
             </w:pPr>
-            <w:hyperlink w:history="1" r:id="rIdb64afk5b5szrc2qp5zwww">
+            <w:hyperlink w:history="1" r:id="rIdgyxjnylolzijbgfebbc4r">
               <w:r>
                 <w:rPr>
                   <w:rFonts w:ascii="Arial" w:cs="Arial" w:eastAsia="Arial" w:hAnsi="Arial"/>
@@ -21543,7 +21543,7 @@
             <w:pPr>
               <w:spacing w:after="20" w:before="0"/>
             </w:pPr>
-            <w:hyperlink w:history="1" r:id="rIdcguvpcvrowkj0bepk7twi">
+            <w:hyperlink w:history="1" r:id="rId4byd89v1ag3ifvwv3m8ip">
               <w:r>
                 <w:rPr>
                   <w:rFonts w:ascii="Arial" w:cs="Arial" w:eastAsia="Arial" w:hAnsi="Arial"/>
@@ -21576,7 +21576,7 @@
               <w:spacing w:after="10" w:before="0"/>
               <w:ind w:left="120"/>
             </w:pPr>
-            <w:hyperlink w:history="1" r:id="rIdpck1dahakeek_7exb1ur5">
+            <w:hyperlink w:history="1" r:id="rIdkrkayrez7ndl87rjlci_i">
               <w:r>
                 <w:rPr>
                   <w:rFonts w:ascii="Arial" w:cs="Arial" w:eastAsia="Arial" w:hAnsi="Arial"/>
@@ -21621,7 +21621,7 @@
             <w:pPr>
               <w:spacing w:after="20" w:before="0"/>
             </w:pPr>
-            <w:hyperlink w:history="1" r:id="rIdlsdhvuvv3uuffai4rxzno">
+            <w:hyperlink w:history="1" r:id="rIdmxu10qkqypt37tidxpkxm">
               <w:r>
                 <w:rPr>
                   <w:rFonts w:ascii="Arial" w:cs="Arial" w:eastAsia="Arial" w:hAnsi="Arial"/>
@@ -21654,7 +21654,7 @@
               <w:spacing w:after="10" w:before="0"/>
               <w:ind w:left="120"/>
             </w:pPr>
-            <w:hyperlink w:history="1" r:id="rIdcpz1tkgh-9svbnfxd1ir7">
+            <w:hyperlink w:history="1" r:id="rIdfijlwg5dfkfuoeohyt4x7">
               <w:r>
                 <w:rPr>
                   <w:rFonts w:ascii="Arial" w:cs="Arial" w:eastAsia="Arial" w:hAnsi="Arial"/>
@@ -21699,7 +21699,7 @@
               </w:rPr>
               <w:t xml:space="preserve">Students open their cumulative atomic model (begun in Lesson 1 as a hand-drawn diagram of the Na atom reacting with water, refined in Lessons 2–4 to include electron shell diagrams, ionisation energy arrows and shielding annotations). Today they make two additions: (1) They draw a '</w:t>
             </w:r>
-            <w:del w:id="9168" w:author="Claude (AI) - proposed" w:date="2026-10-15T03:01:10Z">
+            <w:del w:id="9168" w:author="Claude (AI) - proposed" w:date="2026-10-18T00:26:51Z">
               <w:r>
                 <w:rPr>
                   <w:rFonts w:ascii="Arial" w:cs="Arial" w:eastAsia="Arial" w:hAnsi="Arial"/>
@@ -21714,7 +21714,7 @@
                 <w:delText xml:space="preserve">stability scale'</w:delText>
               </w:r>
             </w:del>
-            <w:ins w:id="9169" w:author="Claude (AI) - proposed" w:date="2026-10-15T03:01:10Z">
+            <w:ins w:id="9169" w:author="Claude (AI) - proposed" w:date="2026-10-18T00:26:51Z">
               <w:r>
                 <w:rPr>
                   <w:rFonts w:ascii="Arial" w:cs="Arial" w:eastAsia="Arial" w:hAnsi="Arial"/>
@@ -21742,7 +21742,7 @@
               </w:rPr>
               <w:t xml:space="preserve"> bar alongside their model — a horizontal bar from 'most reactive' (K/Cs at one end) to '</w:t>
             </w:r>
-            <w:del w:id="9170" w:author="Claude (AI) - proposed" w:date="2026-10-15T03:01:10Z">
+            <w:del w:id="9170" w:author="Claude (AI) - proposed" w:date="2026-10-18T00:26:51Z">
               <w:r>
                 <w:rPr>
                   <w:rFonts w:ascii="Arial" w:cs="Arial" w:eastAsia="Arial" w:hAnsi="Arial"/>
@@ -21757,7 +21757,7 @@
                 <w:delText xml:space="preserve">completely inert' (noble gases</w:delText>
               </w:r>
             </w:del>
-            <w:ins w:id="9171" w:author="Claude (AI) - proposed" w:date="2026-10-15T03:01:10Z">
+            <w:ins w:id="9171" w:author="Claude (AI) - proposed" w:date="2026-10-18T00:26:51Z">
               <w:r>
                 <w:rPr>
                   <w:rFonts w:ascii="Arial" w:cs="Arial" w:eastAsia="Arial" w:hAnsi="Arial"/>
@@ -21785,7 +21785,7 @@
               </w:rPr>
               <w:t xml:space="preserve"> at the other)</w:t>
             </w:r>
-            <w:del w:id="9172" w:author="Claude (AI) - proposed" w:date="2026-10-15T03:01:10Z">
+            <w:del w:id="9172" w:author="Claude (AI) - proposed" w:date="2026-10-18T00:26:51Z">
               <w:r>
                 <w:rPr>
                   <w:rFonts w:ascii="Arial" w:cs="Arial" w:eastAsia="Arial" w:hAnsi="Arial"/>
@@ -21800,7 +21800,7 @@
                 <w:delText xml:space="preserve">, and place </w:delText>
               </w:r>
             </w:del>
-            <w:ins w:id="9173" w:author="Claude (AI) - proposed" w:date="2026-10-15T03:01:10Z">
+            <w:ins w:id="9173" w:author="Claude (AI) - proposed" w:date="2026-10-18T00:26:51Z">
               <w:r>
                 <w:rPr>
                   <w:rFonts w:ascii="Arial" w:cs="Arial" w:eastAsia="Arial" w:hAnsi="Arial"/>
@@ -21828,7 +21828,7 @@
               </w:rPr>
               <w:t xml:space="preserve">Na, Mg</w:t>
             </w:r>
-            <w:del w:id="9174" w:author="Claude (AI) - proposed" w:date="2026-10-15T03:01:10Z">
+            <w:del w:id="9174" w:author="Claude (AI) - proposed" w:date="2026-10-18T00:26:51Z">
               <w:r>
                 <w:rPr>
                   <w:rFonts w:ascii="Arial" w:cs="Arial" w:eastAsia="Arial" w:hAnsi="Arial"/>
@@ -21843,7 +21843,7 @@
                 <w:delText xml:space="preserve">, Al, Si, Cl and Ar</w:delText>
               </w:r>
             </w:del>
-            <w:ins w:id="9175" w:author="Claude (AI) - proposed" w:date="2026-10-15T03:01:10Z">
+            <w:ins w:id="9175" w:author="Claude (AI) - proposed" w:date="2026-10-18T00:26:51Z">
               <w:r>
                 <w:rPr>
                   <w:rFonts w:ascii="Arial" w:cs="Arial" w:eastAsia="Arial" w:hAnsi="Arial"/>
@@ -21871,7 +21871,7 @@
               </w:rPr>
               <w:t xml:space="preserve"> on it using </w:t>
             </w:r>
-            <w:del w:id="9176" w:author="Claude (AI) - proposed" w:date="2026-10-15T03:01:10Z">
+            <w:del w:id="9176" w:author="Claude (AI) - proposed" w:date="2026-10-18T00:26:51Z">
               <w:r>
                 <w:rPr>
                   <w:rFonts w:ascii="Arial" w:cs="Arial" w:eastAsia="Arial" w:hAnsi="Arial"/>
@@ -21886,7 +21886,7 @@
                 <w:delText xml:space="preserve">today's ionisation energy data as justification</w:delText>
               </w:r>
             </w:del>
-            <w:ins w:id="9177" w:author="Claude (AI) - proposed" w:date="2026-10-15T03:01:10Z">
+            <w:ins w:id="9177" w:author="Claude (AI) - proposed" w:date="2026-10-18T00:26:51Z">
               <w:r>
                 <w:rPr>
                   <w:rFonts w:ascii="Arial" w:cs="Arial" w:eastAsia="Arial" w:hAnsi="Arial"/>
@@ -21947,7 +21947,7 @@
               </w:rPr>
               <w:t xml:space="preserve">Say: 'Every lesson we have added a new layer to our model of the periodic table. Today's layer is the PHYSICAL PROPERTY LANDSCAPE of Period 3, plus the full-shell stability of Group VIII. Open your model notebook and make two additions — I am going to draw mine on the board while you draw yours.' Sketch the stability scale live on the board, placing K at the reactive end and Ar at the inert end, and saying: 'I am placing these using ionisation energy as my ruler. </w:t>
             </w:r>
-            <w:del w:id="9178" w:author="Claude (AI) - proposed" w:date="2026-10-15T03:01:10Z">
+            <w:del w:id="9178" w:author="Claude (AI) - proposed" w:date="2026-10-18T00:26:51Z">
               <w:r>
                 <w:rPr>
                   <w:rFonts w:ascii="Arial" w:cs="Arial" w:eastAsia="Arial" w:hAnsi="Arial"/>
@@ -21962,7 +21962,7 @@
                 <w:delText xml:space="preserve">High</w:delText>
               </w:r>
             </w:del>
-            <w:ins w:id="9179" w:author="Claude (AI) - proposed" w:date="2026-10-15T03:01:10Z">
+            <w:ins w:id="9179" w:author="Claude (AI) - proposed" w:date="2026-10-18T00:26:51Z">
               <w:r>
                 <w:rPr>
                   <w:rFonts w:ascii="Arial" w:cs="Arial" w:eastAsia="Arial" w:hAnsi="Arial"/>
@@ -21990,7 +21990,7 @@
               </w:rPr>
               <w:t xml:space="preserve"> IE = hard to remove electrons = low reactivity</w:t>
             </w:r>
-            <w:del w:id="9180" w:author="Claude (AI) - proposed" w:date="2026-10-15T03:01:10Z">
+            <w:del w:id="9180" w:author="Claude (AI) - proposed" w:date="2026-10-18T00:26:51Z">
               <w:r>
                 <w:rPr>
                   <w:rFonts w:ascii="Arial" w:cs="Arial" w:eastAsia="Arial" w:hAnsi="Arial"/>
@@ -22005,7 +22005,7 @@
                 <w:delText xml:space="preserve">. Low</w:delText>
               </w:r>
             </w:del>
-            <w:ins w:id="9181" w:author="Claude (AI) - proposed" w:date="2026-10-15T03:01:10Z">
+            <w:ins w:id="9181" w:author="Claude (AI) - proposed" w:date="2026-10-18T00:26:51Z">
               <w:r>
                 <w:rPr>
                   <w:rFonts w:ascii="Arial" w:cs="Arial" w:eastAsia="Arial" w:hAnsi="Arial"/>
@@ -22033,7 +22033,7 @@
               </w:rPr>
               <w:t xml:space="preserve"> IE = easy to remove electrons = high reactivity</w:t>
             </w:r>
-            <w:ins w:id="9182" w:author="Claude (AI) - proposed" w:date="2026-10-15T03:01:10Z">
+            <w:ins w:id="9182" w:author="Claude (AI) - proposed" w:date="2026-10-18T00:26:51Z">
               <w:r>
                 <w:rPr>
                   <w:rFonts w:ascii="Arial" w:cs="Arial" w:eastAsia="Arial" w:hAnsi="Arial"/>
@@ -22094,7 +22094,7 @@
               </w:rPr>
               <w:t xml:space="preserve">Cumulative Model Revision (Layered Diagram Annotation): The cumulative model is the through-line of the entire 7-lesson sequence. Each revision session forces students to integrate new evidence with prior evidence — they cannot simply draw a new diagram; they must amend an existing one, which requires them to reconcile today's data with what they already believed. The 'stability scale' addition is particularly powerful because it creates a single visual object that unifies Group I reactivity (from Lesson 1), ionisation energy (Lesson </w:t>
             </w:r>
-            <w:del w:id="9183" w:author="Claude (AI) - proposed" w:date="2026-10-15T03:01:10Z">
+            <w:del w:id="9183" w:author="Claude (AI) - proposed" w:date="2026-10-18T00:26:51Z">
               <w:r>
                 <w:rPr>
                   <w:rFonts w:ascii="Arial" w:cs="Arial" w:eastAsia="Arial" w:hAnsi="Arial"/>
@@ -22109,7 +22109,7 @@
                 <w:delText xml:space="preserve">4</w:delText>
               </w:r>
             </w:del>
-            <w:ins w:id="9184" w:author="Claude (AI) - proposed" w:date="2026-10-15T03:01:10Z">
+            <w:ins w:id="9184" w:author="Claude (AI) - proposed" w:date="2026-10-18T00:26:51Z">
               <w:r>
                 <w:rPr>
                   <w:rFonts w:ascii="Arial" w:cs="Arial" w:eastAsia="Arial" w:hAnsi="Arial"/>
@@ -22345,7 +22345,7 @@
               </w:rPr>
               <w:t xml:space="preserve">2. ANOMALY REASONING: During the Explain phase, were students able to articulate WHY the Al dip occurs (3p electron vs 3s electron), or did they only describe it ('it goes down at Al')? Causal reasoning about sub-shells will be essential in Lesson 6 when explaining why Al</w:t>
             </w:r>
-            <w:del w:id="9185" w:author="Claude (AI) - proposed" w:date="2026-10-15T03:01:10Z">
+            <w:del w:id="9185" w:author="Claude (AI) - proposed" w:date="2026-10-18T00:26:51Z">
               <w:r>
                 <w:rPr>
                   <w:rFonts w:ascii="Arial" w:cs="Arial" w:eastAsia="Arial" w:hAnsi="Arial"/>
@@ -22360,7 +22360,7 @@
                 <w:delText xml:space="preserve"> does not react</w:delText>
               </w:r>
             </w:del>
-            <w:ins w:id="9186" w:author="Claude (AI) - proposed" w:date="2026-10-15T03:01:10Z">
+            <w:ins w:id="9186" w:author="Claude (AI) - proposed" w:date="2026-10-18T00:26:51Z">
               <w:r>
                 <w:rPr>
                   <w:rFonts w:ascii="Arial" w:cs="Arial" w:eastAsia="Arial" w:hAnsi="Arial"/>
@@ -22388,7 +22388,7 @@
               </w:rPr>
               <w:t xml:space="preserve"> with cold water </w:t>
             </w:r>
-            <w:del w:id="9187" w:author="Claude (AI) - proposed" w:date="2026-10-15T03:01:10Z">
+            <w:del w:id="9187" w:author="Claude (AI) - proposed" w:date="2026-10-18T00:26:51Z">
               <w:r>
                 <w:rPr>
                   <w:rFonts w:ascii="Arial" w:cs="Arial" w:eastAsia="Arial" w:hAnsi="Arial"/>
@@ -22403,7 +22403,7 @@
                 <w:delText xml:space="preserve">but does react with steam</w:delText>
               </w:r>
             </w:del>
-            <w:ins w:id="9188" w:author="Claude (AI) - proposed" w:date="2026-10-15T03:01:10Z">
+            <w:ins w:id="9188" w:author="Claude (AI) - proposed" w:date="2026-10-18T00:26:51Z">
               <w:r>
                 <w:rPr>
                   <w:rFonts w:ascii="Arial" w:cs="Arial" w:eastAsia="Arial" w:hAnsi="Arial"/>
@@ -22857,7 +22857,7 @@
               </w:rPr>
               <w:t xml:space="preserve">The water purification officer stored the reactive sodium in an argon atmosphere because argon's completely full outer shell (2,8,8) gives it a first ionisation energy of 1521 kJ/mol — more than three times that of sodium (496 kJ/mol) — meaning its electrons cannot be removed or shared under any ordinary chemical conditions, making argon perfectly inert and safe as a shielding gas; the </w:t>
             </w:r>
-            <w:del w:id="9189" w:author="Claude (AI) - proposed" w:date="2026-10-15T03:01:10Z">
+            <w:del w:id="9189" w:author="Claude (AI) - proposed" w:date="2026-10-18T00:26:51Z">
               <w:r>
                 <w:rPr>
                   <w:rFonts w:ascii="Arial" w:cs="Arial" w:eastAsia="Arial" w:hAnsi="Arial"/>
@@ -22885,7 +22885,7 @@
               </w:rPr>
               <w:t xml:space="preserve">difference between sodium and </w:t>
             </w:r>
-            <w:del w:id="9190" w:author="Claude (AI) - proposed" w:date="2026-10-15T03:01:10Z">
+            <w:del w:id="9190" w:author="Claude (AI) - proposed" w:date="2026-10-18T00:26:51Z">
               <w:r>
                 <w:rPr>
                   <w:rFonts w:ascii="Arial" w:cs="Arial" w:eastAsia="Arial" w:hAnsi="Arial"/>
@@ -22900,7 +22900,7 @@
                 <w:delText xml:space="preserve">its Period 3 neighbours (Mg, Al) that students observed</w:delText>
               </w:r>
             </w:del>
-            <w:ins w:id="9191" w:author="Claude (AI) - proposed" w:date="2026-10-15T03:01:10Z">
+            <w:ins w:id="9191" w:author="Claude (AI) - proposed" w:date="2026-10-18T00:26:51Z">
               <w:r>
                 <w:rPr>
                   <w:rFonts w:ascii="Arial" w:cs="Arial" w:eastAsia="Arial" w:hAnsi="Arial"/>
@@ -22928,7 +22928,7 @@
               </w:rPr>
               <w:t xml:space="preserve"> in the anchoring phenomenon can now be </w:t>
             </w:r>
-            <w:del w:id="9192" w:author="Claude (AI) - proposed" w:date="2026-10-15T03:01:10Z">
+            <w:del w:id="9192" w:author="Claude (AI) - proposed" w:date="2026-10-18T00:26:51Z">
               <w:r>
                 <w:rPr>
                   <w:rFonts w:ascii="Arial" w:cs="Arial" w:eastAsia="Arial" w:hAnsi="Arial"/>
@@ -22956,7 +22956,7 @@
               </w:rPr>
               <w:t xml:space="preserve">explained by the</w:t>
             </w:r>
-            <w:del w:id="9193" w:author="Claude (AI) - proposed" w:date="2026-10-15T03:01:10Z">
+            <w:del w:id="9193" w:author="Claude (AI) - proposed" w:date="2026-10-18T00:26:51Z">
               <w:r>
                 <w:rPr>
                   <w:rFonts w:ascii="Arial" w:cs="Arial" w:eastAsia="Arial" w:hAnsi="Arial"/>
@@ -22984,7 +22984,7 @@
               </w:rPr>
               <w:t xml:space="preserve"> rise in first ionisation energy from </w:t>
             </w:r>
-            <w:del w:id="9194" w:author="Claude (AI) - proposed" w:date="2026-10-15T03:01:10Z">
+            <w:del w:id="9194" w:author="Claude (AI) - proposed" w:date="2026-10-18T00:26:51Z">
               <w:r>
                 <w:rPr>
                   <w:rFonts w:ascii="Arial" w:cs="Arial" w:eastAsia="Arial" w:hAnsi="Arial"/>
@@ -22999,7 +22999,7 @@
                 <w:delText xml:space="preserve">left to right across the period — each additional</w:delText>
               </w:r>
             </w:del>
-            <w:ins w:id="9195" w:author="Claude (AI) - proposed" w:date="2026-10-15T03:01:10Z">
+            <w:ins w:id="9195" w:author="Claude (AI) - proposed" w:date="2026-10-18T00:26:51Z">
               <w:r>
                 <w:rPr>
                   <w:rFonts w:ascii="Arial" w:cs="Arial" w:eastAsia="Arial" w:hAnsi="Arial"/>
@@ -23027,7 +23027,7 @@
               </w:rPr>
               <w:t xml:space="preserve"> proton pulling the outer electrons more tightly — while the </w:t>
             </w:r>
-            <w:del w:id="9196" w:author="Claude (AI) - proposed" w:date="2026-10-15T03:01:10Z">
+            <w:del w:id="9196" w:author="Claude (AI) - proposed" w:date="2026-10-18T00:26:51Z">
               <w:r>
                 <w:rPr>
                   <w:rFonts w:ascii="Arial" w:cs="Arial" w:eastAsia="Arial" w:hAnsi="Arial"/>
@@ -23042,7 +23042,7 @@
                 <w:delText xml:space="preserve">anomalies in that trend reveal</w:delText>
               </w:r>
             </w:del>
-            <w:ins w:id="9197" w:author="Claude (AI) - proposed" w:date="2026-10-15T03:01:10Z">
+            <w:ins w:id="9197" w:author="Claude (AI) - proposed" w:date="2026-10-18T00:26:51Z">
               <w:r>
                 <w:rPr>
                   <w:rFonts w:ascii="Arial" w:cs="Arial" w:eastAsia="Arial" w:hAnsi="Arial"/>
@@ -23070,7 +23070,7 @@
               </w:rPr>
               <w:t xml:space="preserve"> the deeper sub-shell structure of the atom</w:t>
             </w:r>
-            <w:ins w:id="9198" w:author="Claude (AI) - proposed" w:date="2026-10-15T03:01:10Z">
+            <w:ins w:id="9198" w:author="Claude (AI) - proposed" w:date="2026-10-18T00:26:51Z">
               <w:r>
                 <w:rPr>
                   <w:rFonts w:ascii="Arial" w:cs="Arial" w:eastAsia="Arial" w:hAnsi="Arial"/>
@@ -23118,7 +23118,7 @@
         </w:rPr>
         <w:t xml:space="preserve">© 2026 SeaVuria and ARES. Aligned with KICD objectives. Developed by SeaVuria; technical implementation by ARES (with AI assistance from Claude). Licensed under </w:t>
       </w:r>
-      <w:hyperlink w:history="1" r:id="rIdw2msz-pxbq6nho7dw7vw1">
+      <w:hyperlink w:history="1" r:id="rIdxrzveding8h8fca_adx4u">
         <w:r>
           <w:rPr>
             <w:rFonts w:ascii="Arial" w:cs="Arial" w:eastAsia="Arial" w:hAnsi="Arial"/>
@@ -23139,7 +23139,7 @@
         </w:rPr>
         <w:t xml:space="preserve"> (</w:t>
       </w:r>
-      <w:hyperlink w:history="1" r:id="rIdrf8a06fikcn_1midxiy1r">
+      <w:hyperlink w:history="1" r:id="rId5ea7e4j5r9bgkro1ugieb">
         <w:r>
           <w:rPr>
             <w:rFonts w:ascii="Arial" w:cs="Arial" w:eastAsia="Arial" w:hAnsi="Arial"/>
@@ -23456,7 +23456,7 @@
               </w:rPr>
               <w:t xml:space="preserve">Learners will know: (1) period 3 metals (Na, Mg, Al) react with oxygen forming basic oxides; non-metals (S, P) form acidic oxides; Si forms a weakly acidic oxide; (2) reactivity with water decreases sharply from Na (violent) to Mg (slow) to Al (negligible with cold water) across period 3; (3) Mg</w:t>
             </w:r>
-            <w:del w:id="9199" w:author="Claude (AI) - proposed" w:date="2026-10-15T03:01:10Z">
+            <w:del w:id="9199" w:author="Claude (AI) - proposed" w:date="2026-10-18T00:26:51Z">
               <w:r>
                 <w:rPr>
                   <w:rFonts w:ascii="Arial" w:cs="Arial" w:eastAsia="Arial" w:hAnsi="Arial"/>
@@ -23471,7 +23471,7 @@
                 <w:delText xml:space="preserve">, Al and Si</w:delText>
               </w:r>
             </w:del>
-            <w:ins w:id="9200" w:author="Claude (AI) - proposed" w:date="2026-10-15T03:01:10Z">
+            <w:ins w:id="9200" w:author="Claude (AI) - proposed" w:date="2026-10-18T00:26:51Z">
               <w:r>
                 <w:rPr>
                   <w:rFonts w:ascii="Arial" w:cs="Arial" w:eastAsia="Arial" w:hAnsi="Arial"/>
@@ -23499,7 +23499,7 @@
               </w:rPr>
               <w:t xml:space="preserve"> react with dilute HCl at decreasing rates</w:t>
             </w:r>
-            <w:ins w:id="9201" w:author="Claude (AI) - proposed" w:date="2026-10-15T03:01:10Z">
+            <w:ins w:id="9201" w:author="Claude (AI) - proposed" w:date="2026-10-18T00:26:51Z">
               <w:r>
                 <w:rPr>
                   <w:rFonts w:ascii="Arial" w:cs="Arial" w:eastAsia="Arial" w:hAnsi="Arial"/>
@@ -23527,7 +23527,7 @@
               </w:rPr>
               <w:t xml:space="preserve">; Na is too reactive to use safely with dilute HCl; (4) </w:t>
             </w:r>
-            <w:del w:id="9202" w:author="Claude (AI) - proposed" w:date="2026-10-15T03:01:10Z">
+            <w:del w:id="9202" w:author="Claude (AI) - proposed" w:date="2026-10-18T00:26:51Z">
               <w:r>
                 <w:rPr>
                   <w:rFonts w:ascii="Arial" w:cs="Arial" w:eastAsia="Arial" w:hAnsi="Arial"/>
@@ -23542,7 +23542,7 @@
                 <w:delText xml:space="preserve">this trend</w:delText>
               </w:r>
             </w:del>
-            <w:ins w:id="9203" w:author="Claude (AI) - proposed" w:date="2026-10-15T03:01:10Z">
+            <w:ins w:id="9203" w:author="Claude (AI) - proposed" w:date="2026-10-18T00:26:51Z">
               <w:r>
                 <w:rPr>
                   <w:rFonts w:ascii="Arial" w:cs="Arial" w:eastAsia="Arial" w:hAnsi="Arial"/>
@@ -23570,7 +23570,7 @@
               </w:rPr>
               <w:t xml:space="preserve"> is explained by increasing nuclear charge with nearly constant shielding causing higher ionisation energy, making it harder to remove outer electrons and form ions as the period is crossed</w:t>
             </w:r>
-            <w:ins w:id="9204" w:author="Claude (AI) - proposed" w:date="2026-10-15T03:01:10Z">
+            <w:ins w:id="9204" w:author="Claude (AI) - proposed" w:date="2026-10-18T00:26:51Z">
               <w:r>
                 <w:rPr>
                   <w:rFonts w:ascii="Arial" w:cs="Arial" w:eastAsia="Arial" w:hAnsi="Arial"/>
@@ -24033,7 +24033,7 @@
               </w:rPr>
               <w:t xml:space="preserve">Learners begin by predicting which period 3 elements will react with water and dilute HCl using ionisation energy data from Lesson 5. The teacher then demonstrates sodium, magnesium and aluminium with water and dilute HCl while students observe and record. Sulfur and magnesium burning in oxygen are demonstrated. Learners write balanced equations, construct a reactivity summary table, and use electron configuration diagrams to explain the trend. The lesson closes with an explicit return to the anchoring phenomenon: students articulate a full causal explanation for why sodium explodes in Lake Victoria water while its period 3 neighbours do not, and update the Driving Question Board.</w:t>
             </w:r>
-            <w:ins w:id="9205" w:author="Claude (AI) - proposed" w:date="2026-10-15T03:01:10Z">
+            <w:ins w:id="9205" w:author="Claude (AI) - proposed" w:date="2026-10-18T00:26:51Z">
               <w:r>
                 <w:rPr>
                   <w:rFonts w:ascii="Arial" w:cs="Arial" w:eastAsia="Arial" w:hAnsi="Arial"/>
@@ -24336,7 +24336,7 @@
             <w:pPr>
               <w:spacing w:after="20" w:before="0"/>
             </w:pPr>
-            <w:hyperlink w:history="1" r:id="rId8ltlyqhhz5njto21k1ej-">
+            <w:hyperlink w:history="1" r:id="rId6xduloukejj5mk0__z8o7">
               <w:r>
                 <w:rPr>
                   <w:rFonts w:ascii="Arial" w:cs="Arial" w:eastAsia="Arial" w:hAnsi="Arial"/>
@@ -24369,7 +24369,7 @@
               <w:spacing w:after="10" w:before="0"/>
               <w:ind w:left="120"/>
             </w:pPr>
-            <w:hyperlink w:history="1" r:id="rId_jqcihppitnwcyzzy5vly">
+            <w:hyperlink w:history="1" r:id="rIdxsbunhvwyc_9su44vcckj">
               <w:r>
                 <w:rPr>
                   <w:rFonts w:ascii="Arial" w:cs="Arial" w:eastAsia="Arial" w:hAnsi="Arial"/>
@@ -24431,7 +24431,7 @@
               <w:spacing w:after="10" w:before="0"/>
               <w:ind w:left="120"/>
             </w:pPr>
-            <w:hyperlink w:history="1" r:id="rIdelqis2vk95loadhqitya-">
+            <w:hyperlink w:history="1" r:id="rIdxsupphl4vwuvsdnpn0tcb">
               <w:r>
                 <w:rPr>
                   <w:rFonts w:ascii="Arial" w:cs="Arial" w:eastAsia="Arial" w:hAnsi="Arial"/>
@@ -24524,7 +24524,7 @@
               </w:rPr>
               <w:t xml:space="preserve">Display the ionisation energy bar chart from Lesson 5 on the board. Say: 'Look at the ionisation energy values we plotted last lesson — Na is 496 kJ per mole, Mg is 738, Al is </w:t>
             </w:r>
-            <w:del w:id="9206" w:author="Claude (AI) - proposed" w:date="2026-10-15T03:01:10Z">
+            <w:del w:id="9206" w:author="Claude (AI) - proposed" w:date="2026-10-18T00:26:51Z">
               <w:r>
                 <w:rPr>
                   <w:rFonts w:ascii="Arial" w:cs="Arial" w:eastAsia="Arial" w:hAnsi="Arial"/>
@@ -24539,7 +24539,7 @@
                 <w:delText xml:space="preserve">577</w:delText>
               </w:r>
             </w:del>
-            <w:ins w:id="9207" w:author="Claude (AI) - proposed" w:date="2026-10-15T03:01:10Z">
+            <w:ins w:id="9207" w:author="Claude (AI) - proposed" w:date="2026-10-18T00:26:51Z">
               <w:r>
                 <w:rPr>
                   <w:rFonts w:ascii="Arial" w:cs="Arial" w:eastAsia="Arial" w:hAnsi="Arial"/>
@@ -24689,7 +24689,7 @@
             <w:pPr>
               <w:spacing w:after="20" w:before="0"/>
             </w:pPr>
-            <w:hyperlink w:history="1" r:id="rId6c3b-lfe98aekkdx2imcc">
+            <w:hyperlink w:history="1" r:id="rIdo7fhejwxw9m_ixmiba6sw">
               <w:r>
                 <w:rPr>
                   <w:rFonts w:ascii="Arial" w:cs="Arial" w:eastAsia="Arial" w:hAnsi="Arial"/>
@@ -24722,7 +24722,7 @@
               <w:spacing w:after="10" w:before="0"/>
               <w:ind w:left="120"/>
             </w:pPr>
-            <w:hyperlink w:history="1" r:id="rIdtgpkjfulnvekpiivugie-">
+            <w:hyperlink w:history="1" r:id="rIdscdhlrll2ltka-fbg_5ue">
               <w:r>
                 <w:rPr>
                   <w:rFonts w:ascii="Arial" w:cs="Arial" w:eastAsia="Arial" w:hAnsi="Arial"/>
@@ -24784,7 +24784,7 @@
               <w:spacing w:after="10" w:before="0"/>
               <w:ind w:left="120"/>
             </w:pPr>
-            <w:hyperlink w:history="1" r:id="rIdzm4qrvammhjyge3q5s_1y">
+            <w:hyperlink w:history="1" r:id="rIdqbfbjhy1gwkd7rsftzwna">
               <w:r>
                 <w:rPr>
                   <w:rFonts w:ascii="Arial" w:cs="Arial" w:eastAsia="Arial" w:hAnsi="Arial"/>
@@ -24844,7 +24844,7 @@
               </w:rPr>
               <w:t xml:space="preserve">Teacher carries out a structured demonstration sequence. Students complete the Observe column of their POE worksheet for each reaction, noting: what they see (colour change, gas, flame, vigour), what they hear (fizzing level), and what they can infer about products. </w:t>
             </w:r>
-            <w:del w:id="9208" w:author="Claude (AI) - proposed" w:date="2026-10-15T03:01:10Z">
+            <w:del w:id="9208" w:author="Claude (AI) - proposed" w:date="2026-10-18T00:26:51Z">
               <w:r>
                 <w:rPr>
                   <w:rFonts w:ascii="Arial" w:cs="Arial" w:eastAsia="Arial" w:hAnsi="Arial"/>
@@ -24859,7 +24859,7 @@
                 <w:delText xml:space="preserve">For the water reactions: Na (teacher demo, behind safety screen), Mg ribbon</w:delText>
               </w:r>
             </w:del>
-            <w:ins w:id="9209" w:author="Claude (AI) - proposed" w:date="2026-10-15T03:01:10Z">
+            <w:ins w:id="9209" w:author="Claude (AI) - proposed" w:date="2026-10-18T00:26:51Z">
               <w:r>
                 <w:rPr>
                   <w:rFonts w:ascii="Arial" w:cs="Arial" w:eastAsia="Arial" w:hAnsi="Arial"/>
@@ -24887,7 +24887,7 @@
               </w:rPr>
               <w:t xml:space="preserve"> in cold water</w:t>
             </w:r>
-            <w:del w:id="9210" w:author="Claude (AI) - proposed" w:date="2026-10-15T03:01:10Z">
+            <w:del w:id="9210" w:author="Claude (AI) - proposed" w:date="2026-10-18T00:26:51Z">
               <w:r>
                 <w:rPr>
                   <w:rFonts w:ascii="Arial" w:cs="Arial" w:eastAsia="Arial" w:hAnsi="Arial"/>
@@ -24902,7 +24902,7 @@
                 <w:delText xml:space="preserve"> (students can observe closely),</w:delText>
               </w:r>
             </w:del>
-            <w:ins w:id="9211" w:author="Claude (AI) - proposed" w:date="2026-10-15T03:01:10Z">
+            <w:ins w:id="9211" w:author="Claude (AI) - proposed" w:date="2026-10-18T00:26:51Z">
               <w:r>
                 <w:rPr>
                   <w:rFonts w:ascii="Arial" w:cs="Arial" w:eastAsia="Arial" w:hAnsi="Arial"/>
@@ -24930,7 +24930,7 @@
               </w:rPr>
               <w:t xml:space="preserve"> Al foil in cold water </w:t>
             </w:r>
-            <w:del w:id="9212" w:author="Claude (AI) - proposed" w:date="2026-10-15T03:01:10Z">
+            <w:del w:id="9212" w:author="Claude (AI) - proposed" w:date="2026-10-18T00:26:51Z">
               <w:r>
                 <w:rPr>
                   <w:rFonts w:ascii="Arial" w:cs="Arial" w:eastAsia="Arial" w:hAnsi="Arial"/>
@@ -24945,7 +24945,7 @@
                 <w:delText xml:space="preserve">(negative result — students record this carefully). For dilute HCl reactions: Mg ribbon (students test gas with a lighted splint for a squeaky pop), Al foil</w:delText>
               </w:r>
             </w:del>
-            <w:ins w:id="9213" w:author="Claude (AI) - proposed" w:date="2026-10-15T03:01:10Z">
+            <w:ins w:id="9213" w:author="Claude (AI) - proposed" w:date="2026-10-18T00:26:51Z">
               <w:r>
                 <w:rPr>
                   <w:rFonts w:ascii="Arial" w:cs="Arial" w:eastAsia="Arial" w:hAnsi="Arial"/>
@@ -24973,7 +24973,7 @@
               </w:rPr>
               <w:t xml:space="preserve"> (students observe </w:t>
             </w:r>
-            <w:del w:id="9214" w:author="Claude (AI) - proposed" w:date="2026-10-15T03:01:10Z">
+            <w:del w:id="9214" w:author="Claude (AI) - proposed" w:date="2026-10-18T00:26:51Z">
               <w:r>
                 <w:rPr>
                   <w:rFonts w:ascii="Arial" w:cs="Arial" w:eastAsia="Arial" w:hAnsi="Arial"/>
@@ -24988,7 +24988,7 @@
                 <w:delText xml:space="preserve">rate, compare to Mg). For</w:delText>
               </w:r>
             </w:del>
-            <w:ins w:id="9215" w:author="Claude (AI) - proposed" w:date="2026-10-15T03:01:10Z">
+            <w:ins w:id="9215" w:author="Claude (AI) - proposed" w:date="2026-10-18T00:26:51Z">
               <w:r>
                 <w:rPr>
                   <w:rFonts w:ascii="Arial" w:cs="Arial" w:eastAsia="Arial" w:hAnsi="Arial"/>
@@ -25016,7 +25016,7 @@
               </w:rPr>
               <w:t xml:space="preserve"> burning in oxygen</w:t>
             </w:r>
-            <w:del w:id="9216" w:author="Claude (AI) - proposed" w:date="2026-10-15T03:01:10Z">
+            <w:del w:id="9216" w:author="Claude (AI) - proposed" w:date="2026-10-18T00:26:51Z">
               <w:r>
                 <w:rPr>
                   <w:rFonts w:ascii="Arial" w:cs="Arial" w:eastAsia="Arial" w:hAnsi="Arial"/>
@@ -25044,7 +25044,7 @@
               </w:rPr>
               <w:t xml:space="preserve"> (fume cupboard, teacher only</w:t>
             </w:r>
-            <w:ins w:id="9217" w:author="Claude (AI) - proposed" w:date="2026-10-15T03:01:10Z">
+            <w:ins w:id="9217" w:author="Claude (AI) - proposed" w:date="2026-10-18T00:26:51Z">
               <w:r>
                 <w:rPr>
                   <w:rFonts w:ascii="Arial" w:cs="Arial" w:eastAsia="Arial" w:hAnsi="Arial"/>
@@ -25105,7 +25105,7 @@
               </w:rPr>
               <w:t xml:space="preserve">Begin with the anchoring phenomenon re-enactment: 'We are going back to Kisumu Water Plant. Watch this sodium — same sodium the water officer used.' Drop a 2 mm piece of sodium into a beaker of water behind the safety screen. After students react, say: 'Write exactly what you see in your Observe column — be precise. Is it more or less vigorous than Lesson 2?' [WAIT TIME: 30 seconds of silent writing.] Move through the sequence: Mg </w:t>
             </w:r>
-            <w:del w:id="9218" w:author="Claude (AI) - proposed" w:date="2026-10-15T03:01:10Z">
+            <w:del w:id="9218" w:author="Claude (AI) - proposed" w:date="2026-10-18T00:26:51Z">
               <w:r>
                 <w:rPr>
                   <w:rFonts w:ascii="Arial" w:cs="Arial" w:eastAsia="Arial" w:hAnsi="Arial"/>
@@ -25120,7 +25120,7 @@
                 <w:delText xml:space="preserve">in cold water</w:delText>
               </w:r>
             </w:del>
-            <w:ins w:id="9219" w:author="Claude (AI) - proposed" w:date="2026-10-15T03:01:10Z">
+            <w:ins w:id="9219" w:author="Claude (AI) - proposed" w:date="2026-10-18T00:26:51Z">
               <w:r>
                 <w:rPr>
                   <w:rFonts w:ascii="Arial" w:cs="Arial" w:eastAsia="Arial" w:hAnsi="Arial"/>
@@ -25148,7 +25148,7 @@
               </w:rPr>
               <w:t xml:space="preserve"> — 'Compare the vigour to sodium. </w:t>
             </w:r>
-            <w:del w:id="9220" w:author="Claude (AI) - proposed" w:date="2026-10-15T03:01:10Z">
+            <w:del w:id="9220" w:author="Claude (AI) - proposed" w:date="2026-10-18T00:26:51Z">
               <w:r>
                 <w:rPr>
                   <w:rFonts w:ascii="Arial" w:cs="Arial" w:eastAsia="Arial" w:hAnsi="Arial"/>
@@ -25163,7 +25163,7 @@
                 <w:delText xml:space="preserve">Write numbers if you can — count the bubbles per second</w:delText>
               </w:r>
             </w:del>
-            <w:ins w:id="9221" w:author="Claude (AI) - proposed" w:date="2026-10-15T03:01:10Z">
+            <w:ins w:id="9221" w:author="Claude (AI) - proposed" w:date="2026-10-18T00:26:51Z">
               <w:r>
                 <w:rPr>
                   <w:rFonts w:ascii="Arial" w:cs="Arial" w:eastAsia="Arial" w:hAnsi="Arial"/>
@@ -25191,7 +25191,7 @@
               </w:rPr>
               <w:t xml:space="preserve">.' Al in cold water</w:t>
             </w:r>
-            <w:ins w:id="9222" w:author="Claude (AI) - proposed" w:date="2026-10-15T03:01:10Z">
+            <w:ins w:id="9222" w:author="Claude (AI) - proposed" w:date="2026-10-18T00:26:51Z">
               <w:r>
                 <w:rPr>
                   <w:rFonts w:ascii="Arial" w:cs="Arial" w:eastAsia="Arial" w:hAnsi="Arial"/>
@@ -25219,7 +25219,7 @@
               </w:rPr>
               <w:t xml:space="preserve"> — 'Record what you see. Nothing is also a valid scientific observation.' </w:t>
             </w:r>
-            <w:del w:id="9223" w:author="Claude (AI) - proposed" w:date="2026-10-15T03:01:10Z">
+            <w:del w:id="9223" w:author="Claude (AI) - proposed" w:date="2026-10-18T00:26:51Z">
               <w:r>
                 <w:rPr>
                   <w:rFonts w:ascii="Arial" w:cs="Arial" w:eastAsia="Arial" w:hAnsi="Arial"/>
@@ -25234,7 +25234,7 @@
                 <w:delText xml:space="preserve">For HCl reactions, prompt: 'Collect the gas from the Mg reaction. What does the lighted splint tell you?' Before burning Mg, warn: 'Eyes protected — look away or use dark glass. I will count to three.</w:delText>
               </w:r>
             </w:del>
-            <w:ins w:id="9224" w:author="Claude (AI) - proposed" w:date="2026-10-15T03:01:10Z">
+            <w:ins w:id="9224" w:author="Claude (AI) - proposed" w:date="2026-10-18T00:26:51Z">
               <w:r>
                 <w:rPr>
                   <w:rFonts w:ascii="Arial" w:cs="Arial" w:eastAsia="Arial" w:hAnsi="Arial"/>
@@ -25384,7 +25384,7 @@
             <w:pPr>
               <w:spacing w:after="20" w:before="0"/>
             </w:pPr>
-            <w:hyperlink w:history="1" r:id="rId1kzenonyt8pywyrb1-pj_">
+            <w:hyperlink w:history="1" r:id="rIdwpmfitcawmat6ildai7ok">
               <w:r>
                 <w:rPr>
                   <w:rFonts w:ascii="Arial" w:cs="Arial" w:eastAsia="Arial" w:hAnsi="Arial"/>
@@ -25433,7 +25433,7 @@
               <w:spacing w:after="10" w:before="0"/>
               <w:ind w:left="120"/>
             </w:pPr>
-            <w:hyperlink w:history="1" r:id="rIdgtydaurdaqbddzrcgagzu">
+            <w:hyperlink w:history="1" r:id="rId60dunrmselu5tosp211iq">
               <w:r>
                 <w:rPr>
                   <w:rFonts w:ascii="Arial" w:cs="Arial" w:eastAsia="Arial" w:hAnsi="Arial"/>
@@ -25495,7 +25495,7 @@
               <w:spacing w:after="10" w:before="0"/>
               <w:ind w:left="120"/>
             </w:pPr>
-            <w:hyperlink w:history="1" r:id="rIdmgycusxlnanh28jc6kiad">
+            <w:hyperlink w:history="1" r:id="rId7t9u3j4qqmws3pqkhpapc">
               <w:r>
                 <w:rPr>
                   <w:rFonts w:ascii="Arial" w:cs="Arial" w:eastAsia="Arial" w:hAnsi="Arial"/>
@@ -25555,7 +25555,7 @@
               </w:rPr>
               <w:t xml:space="preserve">In groups of three, students complete the Explain column of their POE worksheet for each reaction, then tackle three constructed tasks: (A) Write balanced chemical equations with state symbols </w:t>
             </w:r>
-            <w:del w:id="9225" w:author="Claude (AI) - proposed" w:date="2026-10-15T03:01:10Z">
+            <w:del w:id="9225" w:author="Claude (AI) - proposed" w:date="2026-10-18T00:26:51Z">
               <w:r>
                 <w:rPr>
                   <w:rFonts w:ascii="Arial" w:cs="Arial" w:eastAsia="Arial" w:hAnsi="Arial"/>
@@ -25570,7 +25570,7 @@
                 <w:delText xml:space="preserve">for:</w:delText>
               </w:r>
             </w:del>
-            <w:ins w:id="9226" w:author="Claude (AI) - proposed" w:date="2026-10-15T03:01:10Z">
+            <w:ins w:id="9226" w:author="Claude (AI) - proposed" w:date="2026-10-18T00:26:51Z">
               <w:r>
                 <w:rPr>
                   <w:rFonts w:ascii="Arial" w:cs="Arial" w:eastAsia="Arial" w:hAnsi="Arial"/>
@@ -25598,7 +25598,7 @@
               </w:rPr>
               <w:t xml:space="preserve"> Na(s) + H2O(l)</w:t>
             </w:r>
-            <w:del w:id="9227" w:author="Claude (AI) - proposed" w:date="2026-10-15T03:01:10Z">
+            <w:del w:id="9227" w:author="Claude (AI) - proposed" w:date="2026-10-18T00:26:51Z">
               <w:r>
                 <w:rPr>
                   <w:rFonts w:ascii="Arial" w:cs="Arial" w:eastAsia="Arial" w:hAnsi="Arial"/>
@@ -25613,7 +25613,7 @@
                 <w:delText xml:space="preserve">,</w:delText>
               </w:r>
             </w:del>
-            <w:ins w:id="9228" w:author="Claude (AI) - proposed" w:date="2026-10-15T03:01:10Z">
+            <w:ins w:id="9228" w:author="Claude (AI) - proposed" w:date="2026-10-18T00:26:51Z">
               <w:r>
                 <w:rPr>
                   <w:rFonts w:ascii="Arial" w:cs="Arial" w:eastAsia="Arial" w:hAnsi="Arial"/>
@@ -25641,7 +25641,7 @@
               </w:rPr>
               <w:t xml:space="preserve"> Mg(s) + HCl(aq)</w:t>
             </w:r>
-            <w:del w:id="9229" w:author="Claude (AI) - proposed" w:date="2026-10-15T03:01:10Z">
+            <w:del w:id="9229" w:author="Claude (AI) - proposed" w:date="2026-10-18T00:26:51Z">
               <w:r>
                 <w:rPr>
                   <w:rFonts w:ascii="Arial" w:cs="Arial" w:eastAsia="Arial" w:hAnsi="Arial"/>
@@ -25656,7 +25656,7 @@
                 <w:delText xml:space="preserve">,</w:delText>
               </w:r>
             </w:del>
-            <w:ins w:id="9230" w:author="Claude (AI) - proposed" w:date="2026-10-15T03:01:10Z">
+            <w:ins w:id="9230" w:author="Claude (AI) - proposed" w:date="2026-10-18T00:26:51Z">
               <w:r>
                 <w:rPr>
                   <w:rFonts w:ascii="Arial" w:cs="Arial" w:eastAsia="Arial" w:hAnsi="Arial"/>
@@ -25684,7 +25684,7 @@
               </w:rPr>
               <w:t xml:space="preserve"> Al(s) + O2(g)</w:t>
             </w:r>
-            <w:del w:id="9231" w:author="Claude (AI) - proposed" w:date="2026-10-15T03:01:10Z">
+            <w:del w:id="9231" w:author="Claude (AI) - proposed" w:date="2026-10-18T00:26:51Z">
               <w:r>
                 <w:rPr>
                   <w:rFonts w:ascii="Arial" w:cs="Arial" w:eastAsia="Arial" w:hAnsi="Arial"/>
@@ -25699,7 +25699,7 @@
                 <w:delText xml:space="preserve">,</w:delText>
               </w:r>
             </w:del>
-            <w:ins w:id="9232" w:author="Claude (AI) - proposed" w:date="2026-10-15T03:01:10Z">
+            <w:ins w:id="9232" w:author="Claude (AI) - proposed" w:date="2026-10-18T00:26:51Z">
               <w:r>
                 <w:rPr>
                   <w:rFonts w:ascii="Arial" w:cs="Arial" w:eastAsia="Arial" w:hAnsi="Arial"/>
@@ -25727,7 +25727,7 @@
               </w:rPr>
               <w:t xml:space="preserve"> S(s) + O2(g)</w:t>
             </w:r>
-            <w:ins w:id="9233" w:author="Claude (AI) - proposed" w:date="2026-10-15T03:01:10Z">
+            <w:ins w:id="9233" w:author="Claude (AI) - proposed" w:date="2026-10-18T00:26:51Z">
               <w:r>
                 <w:rPr>
                   <w:rFonts w:ascii="Arial" w:cs="Arial" w:eastAsia="Arial" w:hAnsi="Arial"/>
@@ -25755,7 +25755,7 @@
               </w:rPr>
               <w:t xml:space="preserve">. (B) Draw electron configuration diagrams for Na, Mg, Al and Si side by side, annotating the number of outer electrons and the first ionisation energy for each, then write one sentence explaining the reactivity trend using the words nuclear charge, shielding and outer electrons. (C) Complete a reactivity summary table </w:t>
             </w:r>
-            <w:del w:id="9234" w:author="Claude (AI) - proposed" w:date="2026-10-15T03:01:10Z">
+            <w:del w:id="9234" w:author="Claude (AI) - proposed" w:date="2026-10-18T00:26:51Z">
               <w:r>
                 <w:rPr>
                   <w:rFonts w:ascii="Arial" w:cs="Arial" w:eastAsia="Arial" w:hAnsi="Arial"/>
@@ -25770,7 +25770,7 @@
                 <w:delText xml:space="preserve">ranking</w:delText>
               </w:r>
             </w:del>
-            <w:ins w:id="9235" w:author="Claude (AI) - proposed" w:date="2026-10-15T03:01:10Z">
+            <w:ins w:id="9235" w:author="Claude (AI) - proposed" w:date="2026-10-18T00:26:51Z">
               <w:r>
                 <w:rPr>
                   <w:rFonts w:ascii="Arial" w:cs="Arial" w:eastAsia="Arial" w:hAnsi="Arial"/>
@@ -25798,7 +25798,7 @@
               </w:rPr>
               <w:t xml:space="preserve"> Na, Mg, Al</w:t>
             </w:r>
-            <w:del w:id="9236" w:author="Claude (AI) - proposed" w:date="2026-10-15T03:01:10Z">
+            <w:del w:id="9236" w:author="Claude (AI) - proposed" w:date="2026-10-18T00:26:51Z">
               <w:r>
                 <w:rPr>
                   <w:rFonts w:ascii="Arial" w:cs="Arial" w:eastAsia="Arial" w:hAnsi="Arial"/>
@@ -25813,7 +25813,7 @@
                 <w:delText xml:space="preserve">,</w:delText>
               </w:r>
             </w:del>
-            <w:ins w:id="9237" w:author="Claude (AI) - proposed" w:date="2026-10-15T03:01:10Z">
+            <w:ins w:id="9237" w:author="Claude (AI) - proposed" w:date="2026-10-18T00:26:51Z">
               <w:r>
                 <w:rPr>
                   <w:rFonts w:ascii="Arial" w:cs="Arial" w:eastAsia="Arial" w:hAnsi="Arial"/>
@@ -25841,7 +25841,7 @@
               </w:rPr>
               <w:t xml:space="preserve"> Si, S, Cl</w:t>
             </w:r>
-            <w:del w:id="9238" w:author="Claude (AI) - proposed" w:date="2026-10-15T03:01:10Z">
+            <w:del w:id="9238" w:author="Claude (AI) - proposed" w:date="2026-10-18T00:26:51Z">
               <w:r>
                 <w:rPr>
                   <w:rFonts w:ascii="Arial" w:cs="Arial" w:eastAsia="Arial" w:hAnsi="Arial"/>
@@ -25856,7 +25856,7 @@
                 <w:delText xml:space="preserve">, Ar from most to least reactive in period 3 chemical reactions and justify the ranking</w:delText>
               </w:r>
             </w:del>
-            <w:ins w:id="9239" w:author="Claude (AI) - proposed" w:date="2026-10-15T03:01:10Z">
+            <w:ins w:id="9239" w:author="Claude (AI) - proposed" w:date="2026-10-18T00:26:51Z">
               <w:r>
                 <w:rPr>
                   <w:rFonts w:ascii="Arial" w:cs="Arial" w:eastAsia="Arial" w:hAnsi="Arial"/>
@@ -26039,7 +26039,7 @@
             <w:pPr>
               <w:spacing w:after="20" w:before="0"/>
             </w:pPr>
-            <w:hyperlink w:history="1" r:id="rIduaoyxrst_kliygq7x_t5r">
+            <w:hyperlink w:history="1" r:id="rIdmswnfhxm0-egibhdyzip1">
               <w:r>
                 <w:rPr>
                   <w:rFonts w:ascii="Arial" w:cs="Arial" w:eastAsia="Arial" w:hAnsi="Arial"/>
@@ -26088,7 +26088,7 @@
               <w:spacing w:after="10" w:before="0"/>
               <w:ind w:left="120"/>
             </w:pPr>
-            <w:hyperlink w:history="1" r:id="rId5r4fb8b5wwnuwkltfbb21">
+            <w:hyperlink w:history="1" r:id="rIdyvvtxtoc4svlteagbyqum">
               <w:r>
                 <w:rPr>
                   <w:rFonts w:ascii="Arial" w:cs="Arial" w:eastAsia="Arial" w:hAnsi="Arial"/>
@@ -26150,7 +26150,7 @@
               <w:spacing w:after="10" w:before="0"/>
               <w:ind w:left="120"/>
             </w:pPr>
-            <w:hyperlink w:history="1" r:id="rIdcfzvj1pbcewgubysnf0mv">
+            <w:hyperlink w:history="1" r:id="rIdq6cx5raenrle54drwypwr">
               <w:r>
                 <w:rPr>
                   <w:rFonts w:ascii="Arial" w:cs="Arial" w:eastAsia="Arial" w:hAnsi="Arial"/>
@@ -26365,7 +26365,7 @@
             <w:pPr>
               <w:spacing w:after="20" w:before="0"/>
             </w:pPr>
-            <w:hyperlink w:history="1" r:id="rIdc-zr00dtj11bupsouzvvd">
+            <w:hyperlink w:history="1" r:id="rIdot-itdgqt4hrx3hh82i-z">
               <w:r>
                 <w:rPr>
                   <w:rFonts w:ascii="Arial" w:cs="Arial" w:eastAsia="Arial" w:hAnsi="Arial"/>
@@ -26398,7 +26398,7 @@
               <w:spacing w:after="10" w:before="0"/>
               <w:ind w:left="120"/>
             </w:pPr>
-            <w:hyperlink w:history="1" r:id="rIddguoe9gxrwp1efk6z_y6n">
+            <w:hyperlink w:history="1" r:id="rIdt9nu695xuskyeziueq6aw">
               <w:r>
                 <w:rPr>
                   <w:rFonts w:ascii="Arial" w:cs="Arial" w:eastAsia="Arial" w:hAnsi="Arial"/>
@@ -26460,7 +26460,7 @@
               <w:spacing w:after="10" w:before="0"/>
               <w:ind w:left="120"/>
             </w:pPr>
-            <w:hyperlink w:history="1" r:id="rIdwtqzmejtyvlkowdrpcd0q">
+            <w:hyperlink w:history="1" r:id="rIdmxfxsls1kswpkiutctxiz">
               <w:r>
                 <w:rPr>
                   <w:rFonts w:ascii="Arial" w:cs="Arial" w:eastAsia="Arial" w:hAnsi="Arial"/>
@@ -26520,7 +26520,7 @@
               </w:rPr>
               <w:t xml:space="preserve">Each student opens their cumulative annotated periodic table model (started in Lesson 1 and updated each lesson). For the period 3 row, they add colour-coded reactivity annotations: (1) </w:t>
             </w:r>
-            <w:del w:id="9240" w:author="Claude (AI) - proposed" w:date="2026-10-15T03:01:10Z">
+            <w:del w:id="9240" w:author="Claude (AI) - proposed" w:date="2026-10-18T00:26:51Z">
               <w:r>
                 <w:rPr>
                   <w:rFonts w:ascii="Arial" w:cs="Arial" w:eastAsia="Arial" w:hAnsi="Arial"/>
@@ -26535,7 +26535,7 @@
                 <w:delText xml:space="preserve">highlight Na in</w:delText>
               </w:r>
             </w:del>
-            <w:ins w:id="9241" w:author="Claude (AI) - proposed" w:date="2026-10-15T03:01:10Z">
+            <w:ins w:id="9241" w:author="Claude (AI) - proposed" w:date="2026-10-18T00:26:51Z">
               <w:r>
                 <w:rPr>
                   <w:rFonts w:ascii="Arial" w:cs="Arial" w:eastAsia="Arial" w:hAnsi="Arial"/>
@@ -26563,7 +26563,7 @@
               </w:rPr>
               <w:t xml:space="preserve"> red, Mg </w:t>
             </w:r>
-            <w:del w:id="9242" w:author="Claude (AI) - proposed" w:date="2026-10-15T03:01:10Z">
+            <w:del w:id="9242" w:author="Claude (AI) - proposed" w:date="2026-10-18T00:26:51Z">
               <w:r>
                 <w:rPr>
                   <w:rFonts w:ascii="Arial" w:cs="Arial" w:eastAsia="Arial" w:hAnsi="Arial"/>
@@ -26591,7 +26591,7 @@
               </w:rPr>
               <w:t xml:space="preserve">orange, Al</w:t>
             </w:r>
-            <w:del w:id="9243" w:author="Claude (AI) - proposed" w:date="2026-10-15T03:01:10Z">
+            <w:del w:id="9243" w:author="Claude (AI) - proposed" w:date="2026-10-18T00:26:51Z">
               <w:r>
                 <w:rPr>
                   <w:rFonts w:ascii="Arial" w:cs="Arial" w:eastAsia="Arial" w:hAnsi="Arial"/>
@@ -26619,7 +26619,7 @@
               </w:rPr>
               <w:t xml:space="preserve"> yellow, Si </w:t>
             </w:r>
-            <w:del w:id="9244" w:author="Claude (AI) - proposed" w:date="2026-10-15T03:01:10Z">
+            <w:del w:id="9244" w:author="Claude (AI) - proposed" w:date="2026-10-18T00:26:51Z">
               <w:r>
                 <w:rPr>
                   <w:rFonts w:ascii="Arial" w:cs="Arial" w:eastAsia="Arial" w:hAnsi="Arial"/>
@@ -26647,7 +26647,7 @@
               </w:rPr>
               <w:t xml:space="preserve">green, S</w:t>
             </w:r>
-            <w:del w:id="9245" w:author="Claude (AI) - proposed" w:date="2026-10-15T03:01:10Z">
+            <w:del w:id="9245" w:author="Claude (AI) - proposed" w:date="2026-10-18T00:26:51Z">
               <w:r>
                 <w:rPr>
                   <w:rFonts w:ascii="Arial" w:cs="Arial" w:eastAsia="Arial" w:hAnsi="Arial"/>
@@ -26675,7 +26675,7 @@
               </w:rPr>
               <w:t xml:space="preserve"> blue, Cl </w:t>
             </w:r>
-            <w:del w:id="9246" w:author="Claude (AI) - proposed" w:date="2026-10-15T03:01:10Z">
+            <w:del w:id="9246" w:author="Claude (AI) - proposed" w:date="2026-10-18T00:26:51Z">
               <w:r>
                 <w:rPr>
                   <w:rFonts w:ascii="Arial" w:cs="Arial" w:eastAsia="Arial" w:hAnsi="Arial"/>
@@ -26703,7 +26703,7 @@
               </w:rPr>
               <w:t xml:space="preserve">violet, Ar </w:t>
             </w:r>
-            <w:del w:id="9247" w:author="Claude (AI) - proposed" w:date="2026-10-15T03:01:10Z">
+            <w:del w:id="9247" w:author="Claude (AI) - proposed" w:date="2026-10-18T00:26:51Z">
               <w:r>
                 <w:rPr>
                   <w:rFonts w:ascii="Arial" w:cs="Arial" w:eastAsia="Arial" w:hAnsi="Arial"/>
@@ -26718,7 +26718,7 @@
                 <w:delText xml:space="preserve">in grey, corresponding to their reactivity ranking</w:delText>
               </w:r>
             </w:del>
-            <w:ins w:id="9248" w:author="Claude (AI) - proposed" w:date="2026-10-15T03:01:10Z">
+            <w:ins w:id="9248" w:author="Claude (AI) - proposed" w:date="2026-10-18T00:26:51Z">
               <w:r>
                 <w:rPr>
                   <w:rFonts w:ascii="Arial" w:cs="Arial" w:eastAsia="Arial" w:hAnsi="Arial"/>
@@ -26746,7 +26746,7 @@
               </w:rPr>
               <w:t xml:space="preserve">; (2) annotate each element with its reaction outcome with water (one word: violent / slow / none) and with oxygen (burns / glows / none); (3) draw a trend arrow across the period labelled: ionisation energy generally increases (note the dip at Al), reactivity </w:t>
             </w:r>
-            <w:del w:id="9249" w:author="Claude (AI) - proposed" w:date="2026-10-15T03:01:10Z">
+            <w:del w:id="9249" w:author="Claude (AI) - proposed" w:date="2026-10-18T00:26:51Z">
               <w:r>
                 <w:rPr>
                   <w:rFonts w:ascii="Arial" w:cs="Arial" w:eastAsia="Arial" w:hAnsi="Arial"/>
@@ -26761,7 +26761,7 @@
                 <w:delText xml:space="preserve">with water and metals decreases</w:delText>
               </w:r>
             </w:del>
-            <w:ins w:id="9250" w:author="Claude (AI) - proposed" w:date="2026-10-15T03:01:10Z">
+            <w:ins w:id="9250" w:author="Claude (AI) - proposed" w:date="2026-10-18T00:26:51Z">
               <w:r>
                 <w:rPr>
                   <w:rFonts w:ascii="Arial" w:cs="Arial" w:eastAsia="Arial" w:hAnsi="Arial"/>
@@ -27113,7 +27113,7 @@
               </w:rPr>
               <w:t xml:space="preserve">Sodium reacted violently with cold water producing a colourless gas that burned with a pop, leaving an alkaline solution; magnesium reacted very slowly with cold water but vigorously with dilute HCl; aluminium showed no visible reaction with cold water; magnesium and sulfur burned brightly in oxygen; </w:t>
             </w:r>
-            <w:ins w:id="9251" w:author="Claude (AI) - proposed" w:date="2026-10-15T03:01:10Z">
+            <w:ins w:id="9251" w:author="Claude (AI) - proposed" w:date="2026-10-18T00:26:51Z">
               <w:r>
                 <w:rPr>
                   <w:rFonts w:ascii="Arial" w:cs="Arial" w:eastAsia="Arial" w:hAnsi="Arial"/>
@@ -27141,7 +27141,7 @@
               </w:rPr>
               <w:t xml:space="preserve">the vigour of reaction </w:t>
             </w:r>
-            <w:del w:id="9252" w:author="Claude (AI) - proposed" w:date="2026-10-15T03:01:10Z">
+            <w:del w:id="9252" w:author="Claude (AI) - proposed" w:date="2026-10-18T00:26:51Z">
               <w:r>
                 <w:rPr>
                   <w:rFonts w:ascii="Arial" w:cs="Arial" w:eastAsia="Arial" w:hAnsi="Arial"/>
@@ -27156,7 +27156,7 @@
                 <w:delText xml:space="preserve">decreased from left to right across period 3</w:delText>
               </w:r>
             </w:del>
-            <w:ins w:id="9253" w:author="Claude (AI) - proposed" w:date="2026-10-15T03:01:10Z">
+            <w:ins w:id="9253" w:author="Claude (AI) - proposed" w:date="2026-10-18T00:26:51Z">
               <w:r>
                 <w:rPr>
                   <w:rFonts w:ascii="Arial" w:cs="Arial" w:eastAsia="Arial" w:hAnsi="Arial"/>
@@ -27252,7 +27252,7 @@
               </w:rPr>
               <w:t xml:space="preserve">The reactivity of </w:t>
             </w:r>
-            <w:del w:id="9254" w:author="Claude (AI) - proposed" w:date="2026-10-15T03:01:10Z">
+            <w:del w:id="9254" w:author="Claude (AI) - proposed" w:date="2026-10-18T00:26:51Z">
               <w:r>
                 <w:rPr>
                   <w:rFonts w:ascii="Arial" w:cs="Arial" w:eastAsia="Arial" w:hAnsi="Arial"/>
@@ -27267,7 +27267,7 @@
                 <w:delText xml:space="preserve">period 3 elements</w:delText>
               </w:r>
             </w:del>
-            <w:ins w:id="9255" w:author="Claude (AI) - proposed" w:date="2026-10-15T03:01:10Z">
+            <w:ins w:id="9255" w:author="Claude (AI) - proposed" w:date="2026-10-18T00:26:51Z">
               <w:r>
                 <w:rPr>
                   <w:rFonts w:ascii="Arial" w:cs="Arial" w:eastAsia="Arial" w:hAnsi="Arial"/>
@@ -27295,7 +27295,7 @@
               </w:rPr>
               <w:t xml:space="preserve"> with water and acids decreases across the period because nuclear charge increases while shielding remains nearly constant, generally raising ionisation energy (Al first ionisation energy dips below Mg, but removing all three of its outer electrons costs far more energy) and making it harder to remove outer electrons</w:t>
             </w:r>
-            <w:ins w:id="9256" w:author="Claude (AI) - proposed" w:date="2026-10-15T03:01:10Z">
+            <w:ins w:id="9256" w:author="Claude (AI) - proposed" w:date="2026-10-18T00:26:51Z">
               <w:r>
                 <w:rPr>
                   <w:rFonts w:ascii="Arial" w:cs="Arial" w:eastAsia="Arial" w:hAnsi="Arial"/>
@@ -27391,7 +27391,7 @@
               </w:rPr>
               <w:t xml:space="preserve">Sodium reacts explosively with Lake Victoria water because it has only one outer electron held by 11 protons with 2 full inner shells providing moderate shielding — its ionisation energy is only 496 kJ per mole and the electron is given up almost instantaneously to water molecules; magnesium has 12 protons with the same inner shielding, so its two outer electrons experience stronger effective nuclear charge and are harder to remove — reactivity is far lower; aluminium </w:t>
             </w:r>
-            <w:del w:id="9257" w:author="Claude (AI) - proposed" w:date="2026-10-15T03:01:10Z">
+            <w:del w:id="9257" w:author="Claude (AI) - proposed" w:date="2026-10-18T00:26:51Z">
               <w:r>
                 <w:rPr>
                   <w:rFonts w:ascii="Arial" w:cs="Arial" w:eastAsia="Arial" w:hAnsi="Arial"/>
@@ -27406,7 +27406,7 @@
                 <w:delText xml:space="preserve">and silicon have</w:delText>
               </w:r>
             </w:del>
-            <w:ins w:id="9258" w:author="Claude (AI) - proposed" w:date="2026-10-15T03:01:10Z">
+            <w:ins w:id="9258" w:author="Claude (AI) - proposed" w:date="2026-10-18T00:26:51Z">
               <w:r>
                 <w:rPr>
                   <w:rFonts w:ascii="Arial" w:cs="Arial" w:eastAsia="Arial" w:hAnsi="Arial"/>
@@ -27434,7 +27434,7 @@
               </w:rPr>
               <w:t xml:space="preserve"> even higher effective nuclear </w:t>
             </w:r>
-            <w:del w:id="9259" w:author="Claude (AI) - proposed" w:date="2026-10-15T03:01:10Z">
+            <w:del w:id="9259" w:author="Claude (AI) - proposed" w:date="2026-10-18T00:26:51Z">
               <w:r>
                 <w:rPr>
                   <w:rFonts w:ascii="Arial" w:cs="Arial" w:eastAsia="Arial" w:hAnsi="Arial"/>
@@ -27449,7 +27449,7 @@
                 <w:delText xml:space="preserve">charges and more</w:delText>
               </w:r>
             </w:del>
-            <w:ins w:id="9260" w:author="Claude (AI) - proposed" w:date="2026-10-15T03:01:10Z">
+            <w:ins w:id="9260" w:author="Claude (AI) - proposed" w:date="2026-10-18T00:26:51Z">
               <w:r>
                 <w:rPr>
                   <w:rFonts w:ascii="Arial" w:cs="Arial" w:eastAsia="Arial" w:hAnsi="Arial"/>
@@ -27477,7 +27477,7 @@
               </w:rPr>
               <w:t xml:space="preserve"> outer electrons to remove (</w:t>
             </w:r>
-            <w:del w:id="9261" w:author="Claude (AI) - proposed" w:date="2026-10-15T03:01:10Z">
+            <w:del w:id="9261" w:author="Claude (AI) - proposed" w:date="2026-10-18T00:26:51Z">
               <w:r>
                 <w:rPr>
                   <w:rFonts w:ascii="Arial" w:cs="Arial" w:eastAsia="Arial" w:hAnsi="Arial"/>
@@ -27492,7 +27492,7 @@
                 <w:delText xml:space="preserve">Al</w:delText>
               </w:r>
             </w:del>
-            <w:ins w:id="9262" w:author="Claude (AI) - proposed" w:date="2026-10-15T03:01:10Z">
+            <w:ins w:id="9262" w:author="Claude (AI) - proposed" w:date="2026-10-18T00:26:51Z">
               <w:r>
                 <w:rPr>
                   <w:rFonts w:ascii="Arial" w:cs="Arial" w:eastAsia="Arial" w:hAnsi="Arial"/>
@@ -27520,7 +27520,7 @@
               </w:rPr>
               <w:t xml:space="preserve"> first ionisation energy, </w:t>
             </w:r>
-            <w:del w:id="9263" w:author="Claude (AI) - proposed" w:date="2026-10-15T03:01:10Z">
+            <w:del w:id="9263" w:author="Claude (AI) - proposed" w:date="2026-10-18T00:26:51Z">
               <w:r>
                 <w:rPr>
                   <w:rFonts w:ascii="Arial" w:cs="Arial" w:eastAsia="Arial" w:hAnsi="Arial"/>
@@ -27535,7 +27535,7 @@
                 <w:delText xml:space="preserve">577</w:delText>
               </w:r>
             </w:del>
-            <w:ins w:id="9264" w:author="Claude (AI) - proposed" w:date="2026-10-15T03:01:10Z">
+            <w:ins w:id="9264" w:author="Claude (AI) - proposed" w:date="2026-10-18T00:26:51Z">
               <w:r>
                 <w:rPr>
                   <w:rFonts w:ascii="Arial" w:cs="Arial" w:eastAsia="Arial" w:hAnsi="Arial"/>
@@ -27563,7 +27563,7 @@
               </w:rPr>
               <w:t xml:space="preserve"> kJ per mole, dips below Mg at 738 because its single 3p electron is easier to remove, but the total energy to remove all three outer electrons</w:t>
             </w:r>
-            <w:del w:id="9265" w:author="Claude (AI) - proposed" w:date="2026-10-15T03:01:10Z">
+            <w:del w:id="9265" w:author="Claude (AI) - proposed" w:date="2026-10-18T00:26:51Z">
               <w:r>
                 <w:rPr>
                   <w:rFonts w:ascii="Arial" w:cs="Arial" w:eastAsia="Arial" w:hAnsi="Arial"/>
@@ -27578,7 +27578,7 @@
                 <w:delText xml:space="preserve"> is much higher, and Al is also protected by its oxide layer), so they do not react</w:delText>
               </w:r>
             </w:del>
-            <w:ins w:id="9266" w:author="Claude (AI) - proposed" w:date="2026-10-15T03:01:10Z">
+            <w:ins w:id="9266" w:author="Claude (AI) - proposed" w:date="2026-10-18T00:26:51Z">
               <w:r>
                 <w:rPr>
                   <w:rFonts w:ascii="Arial" w:cs="Arial" w:eastAsia="Arial" w:hAnsi="Arial"/>
@@ -27606,7 +27606,7 @@
               </w:rPr>
               <w:t xml:space="preserve"> with cold water</w:t>
             </w:r>
-            <w:del w:id="9267" w:author="Claude (AI) - proposed" w:date="2026-10-15T03:01:10Z">
+            <w:del w:id="9267" w:author="Claude (AI) - proposed" w:date="2026-10-18T00:26:51Z">
               <w:r>
                 <w:rPr>
                   <w:rFonts w:ascii="Arial" w:cs="Arial" w:eastAsia="Arial" w:hAnsi="Arial"/>
@@ -27621,7 +27621,7 @@
                 <w:delText xml:space="preserve"> at all</w:delText>
               </w:r>
             </w:del>
-            <w:ins w:id="9268" w:author="Claude (AI) - proposed" w:date="2026-10-15T03:01:10Z">
+            <w:ins w:id="9268" w:author="Claude (AI) - proposed" w:date="2026-10-18T00:26:51Z">
               <w:r>
                 <w:rPr>
                   <w:rFonts w:ascii="Arial" w:cs="Arial" w:eastAsia="Arial" w:hAnsi="Arial"/>
@@ -27649,7 +27649,7 @@
               </w:rPr>
               <w:t xml:space="preserve">; the anchoring phenomenon is now </w:t>
             </w:r>
-            <w:del w:id="9269" w:author="Claude (AI) - proposed" w:date="2026-10-15T03:01:10Z">
+            <w:del w:id="9269" w:author="Claude (AI) - proposed" w:date="2026-10-18T00:26:51Z">
               <w:r>
                 <w:rPr>
                   <w:rFonts w:ascii="Arial" w:cs="Arial" w:eastAsia="Arial" w:hAnsi="Arial"/>
@@ -27664,7 +27664,7 @@
                 <w:delText xml:space="preserve">fully explained</w:delText>
               </w:r>
             </w:del>
-            <w:ins w:id="9270" w:author="Claude (AI) - proposed" w:date="2026-10-15T03:01:10Z">
+            <w:ins w:id="9270" w:author="Claude (AI) - proposed" w:date="2026-10-18T00:26:51Z">
               <w:r>
                 <w:rPr>
                   <w:rFonts w:ascii="Arial" w:cs="Arial" w:eastAsia="Arial" w:hAnsi="Arial"/>
@@ -27692,7 +27692,7 @@
               </w:rPr>
               <w:t xml:space="preserve"> by the left-to-right increase in effective nuclear charge across period 3</w:t>
             </w:r>
-            <w:ins w:id="9271" w:author="Claude (AI) - proposed" w:date="2026-10-15T03:01:10Z">
+            <w:ins w:id="9271" w:author="Claude (AI) - proposed" w:date="2026-10-18T00:26:51Z">
               <w:r>
                 <w:rPr>
                   <w:rFonts w:ascii="Arial" w:cs="Arial" w:eastAsia="Arial" w:hAnsi="Arial"/>
@@ -27740,7 +27740,7 @@
         </w:rPr>
         <w:t xml:space="preserve">© 2026 SeaVuria and ARES. Aligned with KICD objectives. Developed by SeaVuria; technical implementation by ARES (with AI assistance from Claude). Licensed under </w:t>
       </w:r>
-      <w:hyperlink w:history="1" r:id="rIdvtj3mcthf8_x69zevmttl">
+      <w:hyperlink w:history="1" r:id="rIdrgmtw6kjiu8fket4iy8uj">
         <w:r>
           <w:rPr>
             <w:rFonts w:ascii="Arial" w:cs="Arial" w:eastAsia="Arial" w:hAnsi="Arial"/>
@@ -27761,7 +27761,7 @@
         </w:rPr>
         <w:t xml:space="preserve"> (</w:t>
       </w:r>
-      <w:hyperlink w:history="1" r:id="rId5--mb7ygxjdemxwehf3ng">
+      <w:hyperlink w:history="1" r:id="rIdjaobgusx4fvfmqzziry0m">
         <w:r>
           <w:rPr>
             <w:rFonts w:ascii="Arial" w:cs="Arial" w:eastAsia="Arial" w:hAnsi="Arial"/>
@@ -28513,7 +28513,7 @@
               </w:rPr>
               <w:t xml:space="preserve">Lesson 7 is the Final Explanation lesson that closes the seven-lesson periodicity storyline. Students begin by briefly revisiting their Lesson 1 initial models of the sodium-water explosion phenomenon to activate prior learning. They then work in expert groups to research Kenyan applications of elements from Groups I, II, VII and VIII using digital devices or print resources, preparing short presentations that explicitly link each use to an underlying periodic property (e.g., chlorine's high electronegativity and oxidising power make it effective for disinfecting Lake Victoria water at the Kisumu Water and Sanitation plant). Groups present to the class, and the teacher facilitates a whole-class synthesis that weaves every application back to electron configuration. The class then conducts a structured DQB Closure session, systematically reading and answering each question posted in Lesson 1, citing specific evidence from Lessons 1–7. Finally, each student individually revises their annotated periodic-table model, annotating electron configurations, trends, and applications in an integrated diagram, and writes a written Final Explanation answering the driving question. The lesson ends with a class reading of the driving question and a collective affirmation of their answer — a moment of intellectual closure connecting back to the Kisumu demonstration that started the unit.</w:t>
             </w:r>
-            <w:ins w:id="9272" w:author="Claude (AI) - proposed" w:date="2026-10-15T03:01:10Z">
+            <w:ins w:id="9272" w:author="Claude (AI) - proposed" w:date="2026-10-18T00:26:51Z">
               <w:r>
                 <w:rPr>
                   <w:rFonts w:ascii="Arial" w:cs="Arial" w:eastAsia="Arial" w:hAnsi="Arial"/>
@@ -28816,7 +28816,7 @@
             <w:pPr>
               <w:spacing w:after="20" w:before="0"/>
             </w:pPr>
-            <w:hyperlink w:history="1" r:id="rId79snmalgjyzmw3lhz6qrz">
+            <w:hyperlink w:history="1" r:id="rIdvi-xzeigbsnab-bdf51v5">
               <w:r>
                 <w:rPr>
                   <w:rFonts w:ascii="Arial" w:cs="Arial" w:eastAsia="Arial" w:hAnsi="Arial"/>
@@ -28849,7 +28849,7 @@
               <w:spacing w:after="10" w:before="0"/>
               <w:ind w:left="120"/>
             </w:pPr>
-            <w:hyperlink w:history="1" r:id="rIdkqqmdvvckxrwmznfbjovy">
+            <w:hyperlink w:history="1" r:id="rIdbbe_bjpysoc2ke3weqzlm">
               <w:r>
                 <w:rPr>
                   <w:rFonts w:ascii="Arial" w:cs="Arial" w:eastAsia="Arial" w:hAnsi="Arial"/>
@@ -28894,7 +28894,7 @@
             <w:pPr>
               <w:spacing w:after="20" w:before="0"/>
             </w:pPr>
-            <w:hyperlink w:history="1" r:id="rIdfx5jrpzdeirgugymd2kr7">
+            <w:hyperlink w:history="1" r:id="rIdfadhskd0otgie-vtrp2l3">
               <w:r>
                 <w:rPr>
                   <w:rFonts w:ascii="Arial" w:cs="Arial" w:eastAsia="Arial" w:hAnsi="Arial"/>
@@ -28927,7 +28927,7 @@
               <w:spacing w:after="10" w:before="0"/>
               <w:ind w:left="120"/>
             </w:pPr>
-            <w:hyperlink w:history="1" r:id="rIdatoshyhoq9dpgm5dlvirw">
+            <w:hyperlink w:history="1" r:id="rId3pk4ngxrxmhzjbl_sendh">
               <w:r>
                 <w:rPr>
                   <w:rFonts w:ascii="Arial" w:cs="Arial" w:eastAsia="Arial" w:hAnsi="Arial"/>
@@ -29127,7 +29127,7 @@
             <w:pPr>
               <w:spacing w:after="20" w:before="0"/>
             </w:pPr>
-            <w:hyperlink w:history="1" r:id="rIdpjbendzvpq2beyxl-kvt3">
+            <w:hyperlink w:history="1" r:id="rIdtrrpfwotmedzv-icv-6zx">
               <w:r>
                 <w:rPr>
                   <w:rFonts w:ascii="Arial" w:cs="Arial" w:eastAsia="Arial" w:hAnsi="Arial"/>
@@ -29160,7 +29160,7 @@
               <w:spacing w:after="10" w:before="0"/>
               <w:ind w:left="120"/>
             </w:pPr>
-            <w:hyperlink w:history="1" r:id="rId5m1gbgiglydgtkhn3cgym">
+            <w:hyperlink w:history="1" r:id="rIdnhpjcnxysvqmxnxg2_wlp">
               <w:r>
                 <w:rPr>
                   <w:rFonts w:ascii="Arial" w:cs="Arial" w:eastAsia="Arial" w:hAnsi="Arial"/>
@@ -29205,7 +29205,7 @@
             <w:pPr>
               <w:spacing w:after="20" w:before="0"/>
             </w:pPr>
-            <w:hyperlink w:history="1" r:id="rId-rhmkarxq3rh6nkfdwoj_">
+            <w:hyperlink w:history="1" r:id="rIdccakty4jf3fanfjavpfd9">
               <w:r>
                 <w:rPr>
                   <w:rFonts w:ascii="Arial" w:cs="Arial" w:eastAsia="Arial" w:hAnsi="Arial"/>
@@ -29238,7 +29238,7 @@
               <w:spacing w:after="10" w:before="0"/>
               <w:ind w:left="120"/>
             </w:pPr>
-            <w:hyperlink w:history="1" r:id="rIdcyuxlmjwacgjityojdlhn">
+            <w:hyperlink w:history="1" r:id="rId9-3pxlqmsu5ijhgxqm3hk">
               <w:r>
                 <w:rPr>
                   <w:rFonts w:ascii="Arial" w:cs="Arial" w:eastAsia="Arial" w:hAnsi="Arial"/>
@@ -29316,7 +29316,7 @@
               </w:rPr>
               <w:t xml:space="preserve">Assign groups and post the three-heading framework on the board. Say: 'You have exactly 10 minutes to become the class experts on your group's elements. Your presentation must answer three questions — what is it used for in Kenya, what property makes it useful, and how does electron configuration explain that property. Every single application must connect back to our periodic table model.' [WAIT 12 seconds for groups to orient]. Circulate actively during research — spend approximately 2 minutes with each group. Prompt Group A: 'Why does sodium emit orange-yellow light? Think about energy levels.' Prompt Group B: 'Why is calcium important in cement — what chemical property links to its two valence electrons?' </w:t>
             </w:r>
-            <w:ins w:id="9273" w:author="Claude (AI) - proposed" w:date="2026-10-15T03:01:10Z">
+            <w:ins w:id="9273" w:author="Claude (AI) - proposed" w:date="2026-10-18T00:26:51Z">
               <w:r>
                 <w:rPr>
                   <w:rFonts w:ascii="Arial" w:cs="Arial" w:eastAsia="Arial" w:hAnsi="Arial"/>
@@ -29466,7 +29466,7 @@
             <w:pPr>
               <w:spacing w:after="20" w:before="0"/>
             </w:pPr>
-            <w:hyperlink w:history="1" r:id="rId74byou54fgishjnzuwouy">
+            <w:hyperlink w:history="1" r:id="rId1suw8hlz50q-lsimoot-h">
               <w:r>
                 <w:rPr>
                   <w:rFonts w:ascii="Arial" w:cs="Arial" w:eastAsia="Arial" w:hAnsi="Arial"/>
@@ -29515,7 +29515,7 @@
               <w:spacing w:after="10" w:before="0"/>
               <w:ind w:left="120"/>
             </w:pPr>
-            <w:hyperlink w:history="1" r:id="rIdnqwvgq7a4wfyuetmdmrlc">
+            <w:hyperlink w:history="1" r:id="rIdckrsjqbzgruirco-u722v">
               <w:r>
                 <w:rPr>
                   <w:rFonts w:ascii="Arial" w:cs="Arial" w:eastAsia="Arial" w:hAnsi="Arial"/>
@@ -29560,7 +29560,7 @@
             <w:pPr>
               <w:spacing w:after="20" w:before="0"/>
             </w:pPr>
-            <w:hyperlink w:history="1" r:id="rIdokqx5shifalcdo1qx944f">
+            <w:hyperlink w:history="1" r:id="rIdz574y_ypsqzzzx6dlardw">
               <w:r>
                 <w:rPr>
                   <w:rFonts w:ascii="Arial" w:cs="Arial" w:eastAsia="Arial" w:hAnsi="Arial"/>
@@ -29609,7 +29609,7 @@
               <w:spacing w:after="10" w:before="0"/>
               <w:ind w:left="120"/>
             </w:pPr>
-            <w:hyperlink w:history="1" r:id="rIdoujmiazdxrwunaui2rjah">
+            <w:hyperlink w:history="1" r:id="rIdtgo9rm2nfgqv9gbzpg4lv">
               <w:r>
                 <w:rPr>
                   <w:rFonts w:ascii="Arial" w:cs="Arial" w:eastAsia="Arial" w:hAnsi="Arial"/>
@@ -29809,7 +29809,7 @@
             <w:pPr>
               <w:spacing w:after="20" w:before="0"/>
             </w:pPr>
-            <w:hyperlink w:history="1" r:id="rIdsr3zjjkxzovvbbqbn1spm">
+            <w:hyperlink w:history="1" r:id="rIdbqgsvg8kudikt-hivxroa">
               <w:r>
                 <w:rPr>
                   <w:rFonts w:ascii="Arial" w:cs="Arial" w:eastAsia="Arial" w:hAnsi="Arial"/>
@@ -29858,7 +29858,7 @@
               <w:spacing w:after="10" w:before="0"/>
               <w:ind w:left="120"/>
             </w:pPr>
-            <w:hyperlink w:history="1" r:id="rIdtom6lxnn59lu5duzcohxo">
+            <w:hyperlink w:history="1" r:id="rIdhz8jbm4y8srp-vgy72wb-">
               <w:r>
                 <w:rPr>
                   <w:rFonts w:ascii="Arial" w:cs="Arial" w:eastAsia="Arial" w:hAnsi="Arial"/>
@@ -29903,7 +29903,7 @@
             <w:pPr>
               <w:spacing w:after="20" w:before="0"/>
             </w:pPr>
-            <w:hyperlink w:history="1" r:id="rIdyf42kiybum6qxl7tmlmln">
+            <w:hyperlink w:history="1" r:id="rIdcgofjvj1qxttd-e_gxwjt">
               <w:r>
                 <w:rPr>
                   <w:rFonts w:ascii="Arial" w:cs="Arial" w:eastAsia="Arial" w:hAnsi="Arial"/>
@@ -29952,7 +29952,7 @@
               <w:spacing w:after="10" w:before="0"/>
               <w:ind w:left="120"/>
             </w:pPr>
-            <w:hyperlink w:history="1" r:id="rId9zab7-eauga2n3d3wh9zg">
+            <w:hyperlink w:history="1" r:id="rIdicrgfdrsej3vkfwdjto4y">
               <w:r>
                 <w:rPr>
                   <w:rFonts w:ascii="Arial" w:cs="Arial" w:eastAsia="Arial" w:hAnsi="Arial"/>
@@ -30096,7 +30096,7 @@
               </w:rPr>
               <w:t xml:space="preserve">Observable indicator: Every pair produces written answers that cite at least one specific lesson by number as evidence (e.g., 'In Lesson </w:t>
             </w:r>
-            <w:del w:id="9274" w:author="Claude (AI) - proposed" w:date="2026-10-15T03:01:10Z">
+            <w:del w:id="9274" w:author="Claude (AI) - proposed" w:date="2026-10-18T00:26:51Z">
               <w:r>
                 <w:rPr>
                   <w:rFonts w:ascii="Arial" w:cs="Arial" w:eastAsia="Arial" w:hAnsi="Arial"/>
@@ -30111,7 +30111,7 @@
                 <w:delText xml:space="preserve">4</w:delText>
               </w:r>
             </w:del>
-            <w:ins w:id="9275" w:author="Claude (AI) - proposed" w:date="2026-10-15T03:01:10Z">
+            <w:ins w:id="9275" w:author="Claude (AI) - proposed" w:date="2026-10-18T00:26:51Z">
               <w:r>
                 <w:rPr>
                   <w:rFonts w:ascii="Arial" w:cs="Arial" w:eastAsia="Arial" w:hAnsi="Arial"/>
@@ -30195,7 +30195,7 @@
             <w:pPr>
               <w:spacing w:after="20" w:before="0"/>
             </w:pPr>
-            <w:hyperlink w:history="1" r:id="rIdowzzuo3htvwf2w4hje9pn">
+            <w:hyperlink w:history="1" r:id="rIdlxl2q8ndbvkrcyzpmknhx">
               <w:r>
                 <w:rPr>
                   <w:rFonts w:ascii="Arial" w:cs="Arial" w:eastAsia="Arial" w:hAnsi="Arial"/>
@@ -30244,7 +30244,7 @@
               <w:spacing w:after="10" w:before="0"/>
               <w:ind w:left="120"/>
             </w:pPr>
-            <w:hyperlink w:history="1" r:id="rIdq6kvaec002xv6veuxfvye">
+            <w:hyperlink w:history="1" r:id="rId4mc4w3w4fal6n5haijqxc">
               <w:r>
                 <w:rPr>
                   <w:rFonts w:ascii="Arial" w:cs="Arial" w:eastAsia="Arial" w:hAnsi="Arial"/>
@@ -30289,7 +30289,7 @@
             <w:pPr>
               <w:spacing w:after="20" w:before="0"/>
             </w:pPr>
-            <w:hyperlink w:history="1" r:id="rId_lu4ovcdfu2ylmuqoywvu">
+            <w:hyperlink w:history="1" r:id="rIdtosxcgtg2pxpx6o13ju5i">
               <w:r>
                 <w:rPr>
                   <w:rFonts w:ascii="Arial" w:cs="Arial" w:eastAsia="Arial" w:hAnsi="Arial"/>
@@ -30338,7 +30338,7 @@
               <w:spacing w:after="10" w:before="0"/>
               <w:ind w:left="120"/>
             </w:pPr>
-            <w:hyperlink w:history="1" r:id="rIdcmr6ls_anpeexmzhvqfmg">
+            <w:hyperlink w:history="1" r:id="rIdxn3em8bue82d96sw_c8td">
               <w:r>
                 <w:rPr>
                   <w:rFonts w:ascii="Arial" w:cs="Arial" w:eastAsia="Arial" w:hAnsi="Arial"/>
@@ -30416,7 +30416,7 @@
               </w:rPr>
               <w:t xml:space="preserve">Distribute printed partial periodic tables and say: 'This is your final model — the model that explains everything we have seen from Lesson 1 to today. It must have all four layers of annotation I am posting on the board.' Post the four annotation requirements visibly. Say: 'You have </w:t>
             </w:r>
-            <w:del w:id="9276" w:author="Claude (AI) - proposed" w:date="2026-10-15T03:01:10Z">
+            <w:del w:id="9276" w:author="Claude (AI) - proposed" w:date="2026-10-18T00:26:51Z">
               <w:r>
                 <w:rPr>
                   <w:rFonts w:ascii="Arial" w:cs="Arial" w:eastAsia="Arial" w:hAnsi="Arial"/>
@@ -30431,7 +30431,7 @@
                 <w:delText xml:space="preserve">15</w:delText>
               </w:r>
             </w:del>
-            <w:ins w:id="9277" w:author="Claude (AI) - proposed" w:date="2026-10-15T03:01:10Z">
+            <w:ins w:id="9277" w:author="Claude (AI) - proposed" w:date="2026-10-18T00:26:51Z">
               <w:r>
                 <w:rPr>
                   <w:rFonts w:ascii="Arial" w:cs="Arial" w:eastAsia="Arial" w:hAnsi="Arial"/>
@@ -30459,7 +30459,7 @@
               </w:rPr>
               <w:t xml:space="preserve"> minutes. Work in silence — this is your individual scientific record.' Circulate continuously, checking for: correct electron configurations (prompt: 'Sodium is in Period 3, Group I — how many electrons in each shell?'), correctly oriented trend arrows (prompt: 'Is ionisation energy going up or down as you go left to right across Period 3? Why — think nuclear charge'), and Kenyan application labels (prompt: 'Which Kenyan use did your expert group present? Add it here'). After </w:t>
             </w:r>
-            <w:del w:id="9278" w:author="Claude (AI) - proposed" w:date="2026-10-15T03:01:10Z">
+            <w:del w:id="9278" w:author="Claude (AI) - proposed" w:date="2026-10-18T00:26:51Z">
               <w:r>
                 <w:rPr>
                   <w:rFonts w:ascii="Arial" w:cs="Arial" w:eastAsia="Arial" w:hAnsi="Arial"/>
@@ -30474,7 +30474,7 @@
                 <w:delText xml:space="preserve">15</w:delText>
               </w:r>
             </w:del>
-            <w:ins w:id="9279" w:author="Claude (AI) - proposed" w:date="2026-10-15T03:01:10Z">
+            <w:ins w:id="9279" w:author="Claude (AI) - proposed" w:date="2026-10-18T00:26:51Z">
               <w:r>
                 <w:rPr>
                   <w:rFonts w:ascii="Arial" w:cs="Arial" w:eastAsia="Arial" w:hAnsi="Arial"/>
@@ -31073,7 +31073,7 @@
               </w:rPr>
               <w:t xml:space="preserve">Students observed (across the unit): sodium metal exploding violently in Lake Victoria water, skimming and igniting with an orange flame; magnesium barely fizzing in cold water; aluminium showing no reaction with cold water; and argon being completely inert. They observed </w:t>
             </w:r>
-            <w:del w:id="9280" w:author="Claude (AI) - proposed" w:date="2026-10-15T03:01:10Z">
+            <w:del w:id="9280" w:author="Claude (AI) - proposed" w:date="2026-10-18T00:26:51Z">
               <w:r>
                 <w:rPr>
                   <w:rFonts w:ascii="Arial" w:cs="Arial" w:eastAsia="Arial" w:hAnsi="Arial"/>
@@ -31088,7 +31088,7 @@
                 <w:delText xml:space="preserve">a clear left-to-right decrease in reactivity</w:delText>
               </w:r>
             </w:del>
-            <w:ins w:id="9281" w:author="Claude (AI) - proposed" w:date="2026-10-15T03:01:10Z">
+            <w:ins w:id="9281" w:author="Claude (AI) - proposed" w:date="2026-10-18T00:26:51Z">
               <w:r>
                 <w:rPr>
                   <w:rFonts w:ascii="Arial" w:cs="Arial" w:eastAsia="Arial" w:hAnsi="Arial"/>
@@ -31272,7 +31272,7 @@
         </w:rPr>
         <w:t xml:space="preserve">© 2026 SeaVuria and ARES. Aligned with KICD objectives. Developed by SeaVuria; technical implementation by ARES (with AI assistance from Claude). Licensed under </w:t>
       </w:r>
-      <w:hyperlink w:history="1" r:id="rId602wd0tf7ixi2pn7xtro7">
+      <w:hyperlink w:history="1" r:id="rIduey8wawdmxxhyczokckeh">
         <w:r>
           <w:rPr>
             <w:rFonts w:ascii="Arial" w:cs="Arial" w:eastAsia="Arial" w:hAnsi="Arial"/>
@@ -31293,7 +31293,7 @@
         </w:rPr>
         <w:t xml:space="preserve"> (</w:t>
       </w:r>
-      <w:hyperlink w:history="1" r:id="rIdzk_rizicvwzh0tdayqbx5">
+      <w:hyperlink w:history="1" r:id="rIdcoqa6p5-nd4mudpzi2t6j">
         <w:r>
           <w:rPr>
             <w:rFonts w:ascii="Arial" w:cs="Arial" w:eastAsia="Arial" w:hAnsi="Arial"/>
